--- a/05-数字电路/03-单片机及嵌入式接口/矩阵键盘电路/矩阵键盘电路.docx
+++ b/05-数字电路/03-单片机及嵌入式接口/矩阵键盘电路/矩阵键盘电路.docx
@@ -2435,6 +2435,20 @@
     </w:p>
     <w:bookmarkEnd w:id="26"/>
     <w:bookmarkEnd w:id="27"/>
+    <w:p>
+      <w:pPr>
+        <w:spacing w:before="360"/>
+        <w:jc w:val="center"/>
+      </w:pPr>
+      <w:r>
+        <w:rPr>
+          <w:rFonts w:ascii="Times New Roman" w:hAnsi="Times New Roman"/>
+          <w:color w:val="555555"/>
+          <w:sz w:val="21"/>
+        </w:rPr>
+        <w:t>材料收集者：杜文杰</w:t>
+      </w:r>
+    </w:p>
     <w:sectPr>
       <w:headerReference r:id="rId9" w:type="default"/>
       <w:footerReference r:id="rId10" w:type="default"/>

--- a/05-数字电路/03-单片机及嵌入式接口/矩阵键盘电路/矩阵键盘电路.docx
+++ b/05-数字电路/03-单片机及嵌入式接口/矩阵键盘电路/矩阵键盘电路.docx
@@ -1,6 +1,6 @@
 
 <file path=word/document.xml><?xml version="1.0" encoding="utf-8"?>
-<w:document xmlns:w="http://schemas.openxmlformats.org/wordprocessingml/2006/main" xmlns:m="http://schemas.openxmlformats.org/officeDocument/2006/math" xmlns:r="http://schemas.openxmlformats.org/officeDocument/2006/relationships" xmlns:o="urn:schemas-microsoft-com:office:office" xmlns:v="urn:schemas-microsoft-com:vml" xmlns:w10="urn:schemas-microsoft-com:office:word" xmlns:a="http://schemas.openxmlformats.org/drawingml/2006/main" xmlns:pic="http://schemas.openxmlformats.org/drawingml/2006/picture" xmlns:wp="http://schemas.openxmlformats.org/drawingml/2006/wordprocessingDrawing">
+<w:document xmlns:m="http://schemas.openxmlformats.org/officeDocument/2006/math" xmlns:r="http://schemas.openxmlformats.org/officeDocument/2006/relationships" xmlns:w="http://schemas.openxmlformats.org/wordprocessingml/2006/main" xmlns:o="urn:schemas-microsoft-com:office:office" xmlns:v="urn:schemas-microsoft-com:vml" xmlns:w10="urn:schemas-microsoft-com:office:word" xmlns:a="http://schemas.openxmlformats.org/drawingml/2006/main" xmlns:pic="http://schemas.openxmlformats.org/drawingml/2006/picture" xmlns:wp="http://schemas.openxmlformats.org/drawingml/2006/wordprocessingDrawing">
   <w:body>
     <w:bookmarkStart w:id="27" w:name="矩阵键盘电路"/>
     <w:p>
@@ -9,7 +9,7 @@
       </w:pPr>
       <w:r>
         <w:rPr>
-          <w:rFonts w:hint="eastAsia"/>
+          <w:rFonts w:hint="eastAsia" w:eastAsia="黑体"/>
         </w:rPr>
         <w:t xml:space="preserve">矩阵键盘电路</w:t>
       </w:r>
@@ -21,7 +21,7 @@
       </w:pPr>
       <w:r>
         <w:rPr>
-          <w:rFonts w:hint="eastAsia"/>
+          <w:rFonts w:hint="eastAsia" w:eastAsia="黑体"/>
         </w:rPr>
         <w:t xml:space="preserve">拓扑描述</w:t>
       </w:r>
@@ -32,15 +32,19 @@
       </w:pPr>
       <w:r>
         <w:rPr>
-          <w:rFonts w:hint="eastAsia"/>
+          <w:rFonts w:hint="eastAsia" w:eastAsia="黑体"/>
         </w:rPr>
         <w:t xml:space="preserve">由</w:t>
       </w:r>
       <w:r>
+        <w:rPr>
+          <w:rFonts w:eastAsia="黑体"/>
+        </w:rPr>
         <w:t xml:space="preserve"> </w:t>
       </w:r>
       <w:r>
         <w:rPr>
+          <w:rFonts w:eastAsia="黑体"/>
           <w:b/>
           <w:bCs/>
         </w:rPr>
@@ -48,7 +52,7 @@
       </w:r>
       <w:r>
         <w:rPr>
-          <w:rFonts w:hint="eastAsia"/>
+          <w:rFonts w:hint="eastAsia" w:eastAsia="黑体"/>
           <w:b/>
           <w:bCs/>
         </w:rPr>
@@ -56,6 +60,7 @@
       </w:r>
       <w:r>
         <w:rPr>
+          <w:rFonts w:eastAsia="黑体"/>
           <w:b/>
           <w:bCs/>
         </w:rPr>
@@ -63,27 +68,33 @@
       </w:r>
       <w:r>
         <w:rPr>
-          <w:rFonts w:hint="eastAsia"/>
+          <w:rFonts w:hint="eastAsia" w:eastAsia="黑体"/>
           <w:b/>
           <w:bCs/>
         </w:rPr>
         <w:t xml:space="preserve">列的按键阵列</w:t>
       </w:r>
       <w:r>
+        <w:rPr>
+          <w:rFonts w:eastAsia="黑体"/>
+        </w:rPr>
         <w:t xml:space="preserve"> </w:t>
       </w:r>
       <w:r>
         <w:rPr>
-          <w:rFonts w:hint="eastAsia"/>
+          <w:rFonts w:hint="eastAsia" w:eastAsia="黑体"/>
         </w:rPr>
         <w:t xml:space="preserve">组成，每根行线与每根列线的交叉处接一个</w:t>
       </w:r>
       <w:r>
+        <w:rPr>
+          <w:rFonts w:eastAsia="黑体"/>
+        </w:rPr>
         <w:t xml:space="preserve"> </w:t>
       </w:r>
       <w:r>
         <w:rPr>
-          <w:rFonts w:hint="eastAsia"/>
+          <w:rFonts w:hint="eastAsia" w:eastAsia="黑体"/>
           <w:b/>
           <w:bCs/>
         </w:rPr>
@@ -91,6 +102,7 @@
       </w:r>
       <w:r>
         <w:rPr>
+          <w:rFonts w:eastAsia="黑体"/>
           <w:b/>
           <w:bCs/>
         </w:rPr>
@@ -115,34 +127,43 @@
       </m:oMath>
       <w:r>
         <w:rPr>
-          <w:rFonts w:hint="eastAsia"/>
+          <w:rFonts w:hint="eastAsia" w:eastAsia="黑体"/>
         </w:rPr>
         <w:t xml:space="preserve">，行线与列线分别接到</w:t>
       </w:r>
       <w:r>
+        <w:rPr>
+          <w:rFonts w:eastAsia="黑体"/>
+        </w:rPr>
         <w:t xml:space="preserve"> MCU </w:t>
       </w:r>
       <w:r>
         <w:rPr>
-          <w:rFonts w:hint="eastAsia"/>
+          <w:rFonts w:hint="eastAsia" w:eastAsia="黑体"/>
         </w:rPr>
         <w:t xml:space="preserve">的若干</w:t>
       </w:r>
       <w:r>
+        <w:rPr>
+          <w:rFonts w:eastAsia="黑体"/>
+        </w:rPr>
         <w:t xml:space="preserve"> GPIO </w:t>
       </w:r>
       <w:r>
         <w:rPr>
-          <w:rFonts w:hint="eastAsia"/>
+          <w:rFonts w:hint="eastAsia" w:eastAsia="黑体"/>
         </w:rPr>
         <w:t xml:space="preserve">口，行线通常接</w:t>
       </w:r>
       <w:r>
+        <w:rPr>
+          <w:rFonts w:eastAsia="黑体"/>
+        </w:rPr>
         <w:t xml:space="preserve"> </w:t>
       </w:r>
       <w:r>
         <w:rPr>
-          <w:rFonts w:hint="eastAsia"/>
+          <w:rFonts w:hint="eastAsia" w:eastAsia="黑体"/>
           <w:b/>
           <w:bCs/>
         </w:rPr>
@@ -150,11 +171,14 @@
       </w:r>
       <w:r>
         <w:rPr>
-          <w:rFonts w:hint="eastAsia"/>
+          <w:rFonts w:hint="eastAsia" w:eastAsia="黑体"/>
         </w:rPr>
         <w:t xml:space="preserve">。电路共有</w:t>
       </w:r>
       <w:r>
+        <w:rPr>
+          <w:rFonts w:eastAsia="黑体"/>
+        </w:rPr>
         <w:t xml:space="preserve"> </w:t>
       </w:r>
       <m:oMath>
@@ -172,17 +196,20 @@
         </m:r>
       </m:oMath>
       <w:r>
+        <w:rPr>
+          <w:rFonts w:eastAsia="黑体"/>
+        </w:rPr>
         <w:t xml:space="preserve"> </w:t>
       </w:r>
       <w:r>
         <w:rPr>
-          <w:rFonts w:hint="eastAsia"/>
+          <w:rFonts w:hint="eastAsia" w:eastAsia="黑体"/>
         </w:rPr>
         <w:t xml:space="preserve">个关键节点：</w:t>
       </w:r>
       <w:r>
         <w:rPr>
-          <w:rFonts w:hint="eastAsia"/>
+          <w:rFonts w:hint="eastAsia" w:eastAsia="黑体"/>
           <w:b/>
           <w:bCs/>
         </w:rPr>
@@ -190,6 +217,7 @@
       </w:r>
       <w:r>
         <w:rPr>
+          <w:rFonts w:eastAsia="黑体"/>
           <w:b/>
           <w:bCs/>
         </w:rPr>
@@ -223,6 +251,7 @@
       </m:oMath>
       <w:r>
         <w:rPr>
+          <w:rFonts w:eastAsia="黑体"/>
           <w:b/>
           <w:bCs/>
         </w:rPr>
@@ -244,40 +273,49 @@
       </m:oMath>
       <w:r>
         <w:rPr>
-          <w:rFonts w:hint="eastAsia"/>
+          <w:rFonts w:hint="eastAsia" w:eastAsia="黑体"/>
         </w:rPr>
         <w:t xml:space="preserve">（MCU</w:t>
       </w:r>
       <w:r>
+        <w:rPr>
+          <w:rFonts w:eastAsia="黑体"/>
+        </w:rPr>
         <w:t xml:space="preserve"> </w:t>
       </w:r>
       <w:r>
         <w:rPr>
-          <w:rFonts w:hint="eastAsia"/>
+          <w:rFonts w:hint="eastAsia" w:eastAsia="黑体"/>
         </w:rPr>
         <w:t xml:space="preserve">的</w:t>
       </w:r>
       <w:r>
+        <w:rPr>
+          <w:rFonts w:eastAsia="黑体"/>
+        </w:rPr>
         <w:t xml:space="preserve"> m </w:t>
       </w:r>
       <w:r>
         <w:rPr>
-          <w:rFonts w:hint="eastAsia"/>
+          <w:rFonts w:hint="eastAsia" w:eastAsia="黑体"/>
         </w:rPr>
         <w:t xml:space="preserve">个</w:t>
       </w:r>
       <w:r>
+        <w:rPr>
+          <w:rFonts w:eastAsia="黑体"/>
+        </w:rPr>
         <w:t xml:space="preserve"> GPIO </w:t>
       </w:r>
       <w:r>
         <w:rPr>
-          <w:rFonts w:hint="eastAsia"/>
+          <w:rFonts w:hint="eastAsia" w:eastAsia="黑体"/>
         </w:rPr>
         <w:t xml:space="preserve">口与各按键一端）；</w:t>
       </w:r>
       <w:r>
         <w:rPr>
-          <w:rFonts w:hint="eastAsia"/>
+          <w:rFonts w:hint="eastAsia" w:eastAsia="黑体"/>
           <w:b/>
           <w:bCs/>
         </w:rPr>
@@ -285,6 +323,7 @@
       </w:r>
       <w:r>
         <w:rPr>
+          <w:rFonts w:eastAsia="黑体"/>
           <w:b/>
           <w:bCs/>
         </w:rPr>
@@ -318,6 +357,7 @@
       </m:oMath>
       <w:r>
         <w:rPr>
+          <w:rFonts w:eastAsia="黑体"/>
           <w:b/>
           <w:bCs/>
         </w:rPr>
@@ -339,38 +379,50 @@
       </m:oMath>
       <w:r>
         <w:rPr>
-          <w:rFonts w:hint="eastAsia"/>
+          <w:rFonts w:hint="eastAsia" w:eastAsia="黑体"/>
         </w:rPr>
         <w:t xml:space="preserve">（MCU</w:t>
       </w:r>
       <w:r>
+        <w:rPr>
+          <w:rFonts w:eastAsia="黑体"/>
+        </w:rPr>
         <w:t xml:space="preserve"> </w:t>
       </w:r>
       <w:r>
         <w:rPr>
-          <w:rFonts w:hint="eastAsia"/>
+          <w:rFonts w:hint="eastAsia" w:eastAsia="黑体"/>
         </w:rPr>
         <w:t xml:space="preserve">的</w:t>
       </w:r>
       <w:r>
+        <w:rPr>
+          <w:rFonts w:eastAsia="黑体"/>
+        </w:rPr>
         <w:t xml:space="preserve"> n </w:t>
       </w:r>
       <w:r>
         <w:rPr>
-          <w:rFonts w:hint="eastAsia"/>
+          <w:rFonts w:hint="eastAsia" w:eastAsia="黑体"/>
         </w:rPr>
         <w:t xml:space="preserve">个</w:t>
       </w:r>
       <w:r>
+        <w:rPr>
+          <w:rFonts w:eastAsia="黑体"/>
+        </w:rPr>
         <w:t xml:space="preserve"> GPIO </w:t>
       </w:r>
       <w:r>
         <w:rPr>
-          <w:rFonts w:hint="eastAsia"/>
+          <w:rFonts w:hint="eastAsia" w:eastAsia="黑体"/>
         </w:rPr>
         <w:t xml:space="preserve">口与各按键另一端）；每个按键</w:t>
       </w:r>
       <w:r>
+        <w:rPr>
+          <w:rFonts w:eastAsia="黑体"/>
+        </w:rPr>
         <w:t xml:space="preserve"> S</w:t>
       </w:r>
       <m:oMath>
@@ -391,15 +443,21 @@
         </m:sSub>
       </m:oMath>
       <w:r>
+        <w:rPr>
+          <w:rFonts w:eastAsia="黑体"/>
+        </w:rPr>
         <w:t xml:space="preserve"> </w:t>
       </w:r>
       <w:r>
         <w:rPr>
-          <w:rFonts w:hint="eastAsia"/>
+          <w:rFonts w:hint="eastAsia" w:eastAsia="黑体"/>
         </w:rPr>
         <w:t xml:space="preserve">跨接在行线</w:t>
       </w:r>
       <w:r>
+        <w:rPr>
+          <w:rFonts w:eastAsia="黑体"/>
+        </w:rPr>
         <w:t xml:space="preserve"> ROW</w:t>
       </w:r>
       <m:oMath>
@@ -417,15 +475,21 @@
         </m:sSub>
       </m:oMath>
       <w:r>
+        <w:rPr>
+          <w:rFonts w:eastAsia="黑体"/>
+        </w:rPr>
         <w:t xml:space="preserve"> </w:t>
       </w:r>
       <w:r>
         <w:rPr>
-          <w:rFonts w:hint="eastAsia"/>
+          <w:rFonts w:hint="eastAsia" w:eastAsia="黑体"/>
         </w:rPr>
         <w:t xml:space="preserve">与列线</w:t>
       </w:r>
       <w:r>
+        <w:rPr>
+          <w:rFonts w:eastAsia="黑体"/>
+        </w:rPr>
         <w:t xml:space="preserve"> COL</w:t>
       </w:r>
       <m:oMath>
@@ -443,11 +507,14 @@
         </m:sSub>
       </m:oMath>
       <w:r>
+        <w:rPr>
+          <w:rFonts w:eastAsia="黑体"/>
+        </w:rPr>
         <w:t xml:space="preserve"> </w:t>
       </w:r>
       <w:r>
         <w:rPr>
-          <w:rFonts w:hint="eastAsia"/>
+          <w:rFonts w:hint="eastAsia" w:eastAsia="黑体"/>
         </w:rPr>
         <w:t xml:space="preserve">之间。</w:t>
       </w:r>
@@ -456,13 +523,13 @@
       <w:pPr/>
       <w:r>
         <w:rPr>
-          <w:rFonts w:hint="eastAsia"/>
+          <w:rFonts w:hint="eastAsia" w:eastAsia="黑体"/>
         </w:rPr>
         <w:t xml:space="preserve">各元件管脚连接：</w:t>
       </w:r>
       <w:r>
         <w:rPr>
-          <w:rFonts w:hint="eastAsia"/>
+          <w:rFonts w:hint="eastAsia" w:eastAsia="黑体"/>
           <w:b/>
           <w:bCs/>
         </w:rPr>
@@ -470,6 +537,7 @@
       </w:r>
       <w:r>
         <w:rPr>
+          <w:rFonts w:eastAsia="黑体"/>
           <w:b/>
           <w:bCs/>
         </w:rPr>
@@ -493,15 +561,21 @@
         </m:sSub>
       </m:oMath>
       <w:r>
+        <w:rPr>
+          <w:rFonts w:eastAsia="黑体"/>
+        </w:rPr>
         <w:t xml:space="preserve"> </w:t>
       </w:r>
       <w:r>
         <w:rPr>
-          <w:rFonts w:hint="eastAsia"/>
+          <w:rFonts w:hint="eastAsia" w:eastAsia="黑体"/>
         </w:rPr>
         <w:t xml:space="preserve">一脚接行线</w:t>
       </w:r>
       <w:r>
+        <w:rPr>
+          <w:rFonts w:eastAsia="黑体"/>
+        </w:rPr>
         <w:t xml:space="preserve"> ROW</w:t>
       </w:r>
       <m:oMath>
@@ -520,11 +594,14 @@
       </m:oMath>
       <w:r>
         <w:rPr>
-          <w:rFonts w:hint="eastAsia"/>
+          <w:rFonts w:hint="eastAsia" w:eastAsia="黑体"/>
         </w:rPr>
         <w:t xml:space="preserve">、另一脚接列线</w:t>
       </w:r>
       <w:r>
+        <w:rPr>
+          <w:rFonts w:eastAsia="黑体"/>
+        </w:rPr>
         <w:t xml:space="preserve"> COL</w:t>
       </w:r>
       <m:oMath>
@@ -543,45 +620,58 @@
       </m:oMath>
       <w:r>
         <w:rPr>
-          <w:rFonts w:hint="eastAsia"/>
+          <w:rFonts w:hint="eastAsia" w:eastAsia="黑体"/>
         </w:rPr>
         <w:t xml:space="preserve">；</w:t>
       </w:r>
       <w:r>
         <w:rPr>
+          <w:rFonts w:eastAsia="黑体"/>
           <w:b/>
           <w:bCs/>
         </w:rPr>
         <w:t xml:space="preserve">MCU</w:t>
       </w:r>
       <w:r>
+        <w:rPr>
+          <w:rFonts w:eastAsia="黑体"/>
+        </w:rPr>
         <w:t xml:space="preserve"> </w:t>
       </w:r>
       <w:r>
         <w:rPr>
-          <w:rFonts w:hint="eastAsia"/>
+          <w:rFonts w:hint="eastAsia" w:eastAsia="黑体"/>
         </w:rPr>
         <w:t xml:space="preserve">用</w:t>
       </w:r>
       <w:r>
+        <w:rPr>
+          <w:rFonts w:eastAsia="黑体"/>
+        </w:rPr>
         <w:t xml:space="preserve"> m </w:t>
       </w:r>
       <w:r>
         <w:rPr>
-          <w:rFonts w:hint="eastAsia"/>
+          <w:rFonts w:hint="eastAsia" w:eastAsia="黑体"/>
         </w:rPr>
         <w:t xml:space="preserve">个</w:t>
       </w:r>
       <w:r>
+        <w:rPr>
+          <w:rFonts w:eastAsia="黑体"/>
+        </w:rPr>
         <w:t xml:space="preserve"> GPIO </w:t>
       </w:r>
       <w:r>
         <w:rPr>
-          <w:rFonts w:hint="eastAsia"/>
+          <w:rFonts w:hint="eastAsia" w:eastAsia="黑体"/>
         </w:rPr>
         <w:t xml:space="preserve">分别接行线</w:t>
       </w:r>
       <w:r>
+        <w:rPr>
+          <w:rFonts w:eastAsia="黑体"/>
+        </w:rPr>
         <w:t xml:space="preserve"> ROW</w:t>
       </w:r>
       <m:oMath>
@@ -611,6 +701,9 @@
         </m:r>
       </m:oMath>
       <w:r>
+        <w:rPr>
+          <w:rFonts w:eastAsia="黑体"/>
+        </w:rPr>
         <w:t xml:space="preserve">ROW</w:t>
       </w:r>
       <m:oMath>
@@ -629,29 +722,38 @@
       </m:oMath>
       <w:r>
         <w:rPr>
-          <w:rFonts w:hint="eastAsia"/>
+          <w:rFonts w:hint="eastAsia" w:eastAsia="黑体"/>
         </w:rPr>
         <w:t xml:space="preserve">、用</w:t>
       </w:r>
       <w:r>
+        <w:rPr>
+          <w:rFonts w:eastAsia="黑体"/>
+        </w:rPr>
         <w:t xml:space="preserve"> n </w:t>
       </w:r>
       <w:r>
         <w:rPr>
-          <w:rFonts w:hint="eastAsia"/>
+          <w:rFonts w:hint="eastAsia" w:eastAsia="黑体"/>
         </w:rPr>
         <w:t xml:space="preserve">个</w:t>
       </w:r>
       <w:r>
+        <w:rPr>
+          <w:rFonts w:eastAsia="黑体"/>
+        </w:rPr>
         <w:t xml:space="preserve"> GPIO </w:t>
       </w:r>
       <w:r>
         <w:rPr>
-          <w:rFonts w:hint="eastAsia"/>
+          <w:rFonts w:hint="eastAsia" w:eastAsia="黑体"/>
         </w:rPr>
         <w:t xml:space="preserve">分别接列线</w:t>
       </w:r>
       <w:r>
+        <w:rPr>
+          <w:rFonts w:eastAsia="黑体"/>
+        </w:rPr>
         <w:t xml:space="preserve"> COL</w:t>
       </w:r>
       <m:oMath>
@@ -681,6 +783,9 @@
         </m:r>
       </m:oMath>
       <w:r>
+        <w:rPr>
+          <w:rFonts w:eastAsia="黑体"/>
+        </w:rPr>
         <w:t xml:space="preserve">COL</w:t>
       </w:r>
       <m:oMath>
@@ -699,20 +804,26 @@
       </m:oMath>
       <w:r>
         <w:rPr>
-          <w:rFonts w:hint="eastAsia"/>
+          <w:rFonts w:hint="eastAsia" w:eastAsia="黑体"/>
         </w:rPr>
         <w:t xml:space="preserve">，电源脚</w:t>
       </w:r>
       <w:r>
+        <w:rPr>
+          <w:rFonts w:eastAsia="黑体"/>
+        </w:rPr>
         <w:t xml:space="preserve"> VDD </w:t>
       </w:r>
       <w:r>
         <w:rPr>
-          <w:rFonts w:hint="eastAsia"/>
+          <w:rFonts w:hint="eastAsia" w:eastAsia="黑体"/>
         </w:rPr>
         <w:t xml:space="preserve">接</w:t>
       </w:r>
       <w:r>
+        <w:rPr>
+          <w:rFonts w:eastAsia="黑体"/>
+        </w:rPr>
         <w:t xml:space="preserve"> </w:t>
       </w:r>
       <m:oMath>
@@ -740,31 +851,37 @@
       </m:oMath>
       <w:r>
         <w:rPr>
-          <w:rFonts w:hint="eastAsia"/>
+          <w:rFonts w:hint="eastAsia" w:eastAsia="黑体"/>
         </w:rPr>
         <w:t xml:space="preserve">、地脚</w:t>
       </w:r>
       <w:r>
+        <w:rPr>
+          <w:rFonts w:eastAsia="黑体"/>
+        </w:rPr>
         <w:t xml:space="preserve"> GND </w:t>
       </w:r>
       <w:r>
         <w:rPr>
-          <w:rFonts w:hint="eastAsia"/>
+          <w:rFonts w:hint="eastAsia" w:eastAsia="黑体"/>
         </w:rPr>
         <w:t xml:space="preserve">接</w:t>
       </w:r>
       <w:r>
+        <w:rPr>
+          <w:rFonts w:eastAsia="黑体"/>
+        </w:rPr>
         <w:t xml:space="preserve"> </w:t>
       </w:r>
       <w:r>
         <w:rPr>
-          <w:rFonts w:hint="eastAsia"/>
+          <w:rFonts w:hint="eastAsia" w:eastAsia="黑体"/>
         </w:rPr>
         <w:t xml:space="preserve">GND；</w:t>
       </w:r>
       <w:r>
         <w:rPr>
-          <w:rFonts w:hint="eastAsia"/>
+          <w:rFonts w:hint="eastAsia" w:eastAsia="黑体"/>
           <w:b/>
           <w:bCs/>
         </w:rPr>
@@ -772,20 +889,26 @@
       </w:r>
       <w:r>
         <w:rPr>
-          <w:rFonts w:hint="eastAsia"/>
+          <w:rFonts w:hint="eastAsia" w:eastAsia="黑体"/>
         </w:rPr>
         <w:t xml:space="preserve">（每行一支，也可用</w:t>
       </w:r>
       <w:r>
+        <w:rPr>
+          <w:rFonts w:eastAsia="黑体"/>
+        </w:rPr>
         <w:t xml:space="preserve"> MCU </w:t>
       </w:r>
       <w:r>
         <w:rPr>
-          <w:rFonts w:hint="eastAsia"/>
+          <w:rFonts w:hint="eastAsia" w:eastAsia="黑体"/>
         </w:rPr>
         <w:t xml:space="preserve">内部上拉）一端接</w:t>
       </w:r>
       <w:r>
+        <w:rPr>
+          <w:rFonts w:eastAsia="黑体"/>
+        </w:rPr>
         <w:t xml:space="preserve"> </w:t>
       </w:r>
       <m:oMath>
@@ -813,11 +936,14 @@
       </m:oMath>
       <w:r>
         <w:rPr>
-          <w:rFonts w:hint="eastAsia"/>
+          <w:rFonts w:hint="eastAsia" w:eastAsia="黑体"/>
         </w:rPr>
         <w:t xml:space="preserve">、另一端接各自的行线</w:t>
       </w:r>
       <w:r>
+        <w:rPr>
+          <w:rFonts w:eastAsia="黑体"/>
+        </w:rPr>
         <w:t xml:space="preserve"> ROW</w:t>
       </w:r>
       <m:oMath>
@@ -836,16 +962,19 @@
       </m:oMath>
       <w:r>
         <w:rPr>
-          <w:rFonts w:hint="eastAsia"/>
+          <w:rFonts w:hint="eastAsia" w:eastAsia="黑体"/>
         </w:rPr>
         <w:t xml:space="preserve">，把行线拉高。扫描时</w:t>
       </w:r>
       <w:r>
+        <w:rPr>
+          <w:rFonts w:eastAsia="黑体"/>
+        </w:rPr>
         <w:t xml:space="preserve"> MCU </w:t>
       </w:r>
       <w:r>
         <w:rPr>
-          <w:rFonts w:hint="eastAsia"/>
+          <w:rFonts w:hint="eastAsia" w:eastAsia="黑体"/>
         </w:rPr>
         <w:t xml:space="preserve">依次把某一行置低、其余行保持为高，再读取所有列电平，若某列读到低即判定该行列交叉处的按键被按下，配合消抖解析出唯一键值。</w:t>
       </w:r>
@@ -854,38 +983,50 @@
       <w:pPr/>
       <w:r>
         <w:rPr>
-          <w:rFonts w:hint="eastAsia"/>
+          <w:rFonts w:hint="eastAsia" w:eastAsia="黑体"/>
         </w:rPr>
         <w:t xml:space="preserve">由此构成”m</w:t>
       </w:r>
       <w:r>
+        <w:rPr>
+          <w:rFonts w:eastAsia="黑体"/>
+        </w:rPr>
         <w:t xml:space="preserve"> </w:t>
       </w:r>
       <w:r>
         <w:rPr>
-          <w:rFonts w:hint="eastAsia"/>
+          <w:rFonts w:hint="eastAsia" w:eastAsia="黑体"/>
         </w:rPr>
         <w:t xml:space="preserve">行</w:t>
       </w:r>
       <w:r>
+        <w:rPr>
+          <w:rFonts w:eastAsia="黑体"/>
+        </w:rPr>
         <w:t xml:space="preserve"> n </w:t>
       </w:r>
       <w:r>
         <w:rPr>
-          <w:rFonts w:hint="eastAsia"/>
+          <w:rFonts w:hint="eastAsia" w:eastAsia="黑体"/>
         </w:rPr>
         <w:t xml:space="preserve">列按键交叉阵列、行/列线分接</w:t>
       </w:r>
       <w:r>
+        <w:rPr>
+          <w:rFonts w:eastAsia="黑体"/>
+        </w:rPr>
         <w:t xml:space="preserve"> </w:t>
       </w:r>
       <w:r>
         <w:rPr>
-          <w:rFonts w:hint="eastAsia"/>
+          <w:rFonts w:hint="eastAsia" w:eastAsia="黑体"/>
         </w:rPr>
         <w:t xml:space="preserve">GPIO、行加上拉、逐行扫描+消抖读键”的矩阵键盘组态，用</w:t>
       </w:r>
       <w:r>
+        <w:rPr>
+          <w:rFonts w:eastAsia="黑体"/>
+        </w:rPr>
         <w:t xml:space="preserve"> </w:t>
       </w:r>
       <m:oMath>
@@ -903,24 +1044,33 @@
         </m:r>
       </m:oMath>
       <w:r>
+        <w:rPr>
+          <w:rFonts w:eastAsia="黑体"/>
+        </w:rPr>
         <w:t xml:space="preserve"> </w:t>
       </w:r>
       <w:r>
         <w:rPr>
-          <w:rFonts w:hint="eastAsia"/>
+          <w:rFonts w:hint="eastAsia" w:eastAsia="黑体"/>
         </w:rPr>
         <w:t xml:space="preserve">个</w:t>
       </w:r>
       <w:r>
+        <w:rPr>
+          <w:rFonts w:eastAsia="黑体"/>
+        </w:rPr>
         <w:t xml:space="preserve"> I/O </w:t>
       </w:r>
       <w:r>
         <w:rPr>
-          <w:rFonts w:hint="eastAsia"/>
+          <w:rFonts w:hint="eastAsia" w:eastAsia="黑体"/>
         </w:rPr>
         <w:t xml:space="preserve">支持</w:t>
       </w:r>
       <w:r>
+        <w:rPr>
+          <w:rFonts w:eastAsia="黑体"/>
+        </w:rPr>
         <w:t xml:space="preserve"> </w:t>
       </w:r>
       <m:oMath>
@@ -938,11 +1088,14 @@
         </m:r>
       </m:oMath>
       <w:r>
+        <w:rPr>
+          <w:rFonts w:eastAsia="黑体"/>
+        </w:rPr>
         <w:t xml:space="preserve"> </w:t>
       </w:r>
       <w:r>
         <w:rPr>
-          <w:rFonts w:hint="eastAsia"/>
+          <w:rFonts w:hint="eastAsia" w:eastAsia="黑体"/>
         </w:rPr>
         <w:t xml:space="preserve">个按键，相比独立按键大幅节省引脚。</w:t>
       </w:r>
@@ -955,7 +1108,7 @@
       </w:pPr>
       <w:r>
         <w:rPr>
-          <w:rFonts w:hint="eastAsia"/>
+          <w:rFonts w:hint="eastAsia" w:eastAsia="黑体"/>
         </w:rPr>
         <w:t xml:space="preserve">工作原理</w:t>
       </w:r>
@@ -966,16 +1119,19 @@
       </w:pPr>
       <w:r>
         <w:rPr>
-          <w:rFonts w:hint="eastAsia"/>
+          <w:rFonts w:hint="eastAsia" w:eastAsia="黑体"/>
         </w:rPr>
         <w:t xml:space="preserve">采用逐行（或逐列）扫描：MCU</w:t>
       </w:r>
       <w:r>
+        <w:rPr>
+          <w:rFonts w:eastAsia="黑体"/>
+        </w:rPr>
         <w:t xml:space="preserve"> </w:t>
       </w:r>
       <w:r>
         <w:rPr>
-          <w:rFonts w:hint="eastAsia"/>
+          <w:rFonts w:hint="eastAsia" w:eastAsia="黑体"/>
         </w:rPr>
         <w:t xml:space="preserve">依次把某一行置为低电平、其余行保持高电平，然后读取所有列的电平，若某列读到低电平即表示该行列交叉处的按键被按下，配合消抖后解析出唯一键值。</w:t>
       </w:r>
@@ -988,7 +1144,7 @@
       </w:pPr>
       <w:r>
         <w:rPr>
-          <w:rFonts w:hint="eastAsia"/>
+          <w:rFonts w:hint="eastAsia" w:eastAsia="黑体"/>
         </w:rPr>
         <w:t xml:space="preserve">关键计算公式</w:t>
       </w:r>
@@ -1002,16 +1158,19 @@
       </w:pPr>
       <w:r>
         <w:rPr>
-          <w:rFonts w:hint="eastAsia"/>
+          <w:rFonts w:hint="eastAsia" w:eastAsia="黑体"/>
         </w:rPr>
         <w:t xml:space="preserve">所需</w:t>
       </w:r>
       <w:r>
+        <w:rPr>
+          <w:rFonts w:eastAsia="黑体"/>
+        </w:rPr>
         <w:t xml:space="preserve"> I/O </w:t>
       </w:r>
       <w:r>
         <w:rPr>
-          <w:rFonts w:hint="eastAsia"/>
+          <w:rFonts w:hint="eastAsia" w:eastAsia="黑体"/>
         </w:rPr>
         <w:t xml:space="preserve">数量与可支持按键数：</w:t>
       </w:r>
@@ -1115,7 +1274,7 @@
       </w:pPr>
       <w:r>
         <w:rPr>
-          <w:rFonts w:hint="eastAsia"/>
+          <w:rFonts w:hint="eastAsia" w:eastAsia="黑体"/>
         </w:rPr>
         <w:t xml:space="preserve">扫描一轮所需时间（</w:t>
       </w:r>
@@ -1140,11 +1299,14 @@
         </m:sSub>
       </m:oMath>
       <w:r>
+        <w:rPr>
+          <w:rFonts w:eastAsia="黑体"/>
+        </w:rPr>
         <w:t xml:space="preserve"> </w:t>
       </w:r>
       <w:r>
         <w:rPr>
-          <w:rFonts w:hint="eastAsia"/>
+          <w:rFonts w:hint="eastAsia" w:eastAsia="黑体"/>
         </w:rPr>
         <w:t xml:space="preserve">为单行检测耗时）：</w:t>
       </w:r>
@@ -1225,7 +1387,7 @@
       </w:pPr>
       <w:r>
         <w:rPr>
-          <w:rFonts w:hint="eastAsia"/>
+          <w:rFonts w:hint="eastAsia" w:eastAsia="黑体"/>
         </w:rPr>
         <w:t xml:space="preserve">行上拉电阻静态电流：</w:t>
       </w:r>
@@ -1328,7 +1490,7 @@
             </w:pPr>
             <w:r>
               <w:rPr>
-                <w:rFonts w:hint="eastAsia"/>
+                <w:rFonts w:hint="eastAsia" w:eastAsia="黑体"/>
               </w:rPr>
               <w:t xml:space="preserve">符号</w:t>
             </w:r>
@@ -1342,7 +1504,7 @@
             </w:pPr>
             <w:r>
               <w:rPr>
-                <w:rFonts w:hint="eastAsia"/>
+                <w:rFonts w:hint="eastAsia" w:eastAsia="黑体"/>
               </w:rPr>
               <w:t xml:space="preserve">含义</w:t>
             </w:r>
@@ -1356,7 +1518,7 @@
             </w:pPr>
             <w:r>
               <w:rPr>
-                <w:rFonts w:hint="eastAsia"/>
+                <w:rFonts w:hint="eastAsia" w:eastAsia="黑体"/>
               </w:rPr>
               <w:t xml:space="preserve">单位</w:t>
             </w:r>
@@ -1376,6 +1538,9 @@
               </m:r>
             </m:oMath>
             <w:r>
+              <w:rPr>
+                <w:rFonts w:eastAsia="黑体"/>
+              </w:rPr>
               <w:t xml:space="preserve">​</w:t>
             </w:r>
           </w:p>
@@ -1388,7 +1553,7 @@
             </w:pPr>
             <w:r>
               <w:rPr>
-                <w:rFonts w:hint="eastAsia"/>
+                <w:rFonts w:hint="eastAsia" w:eastAsia="黑体"/>
               </w:rPr>
               <w:t xml:space="preserve">行数</w:t>
             </w:r>
@@ -1401,6 +1566,9 @@
               <w:pStyle w:val="Compact"/>
             </w:pPr>
             <w:r>
+              <w:rPr>
+                <w:rFonts w:eastAsia="黑体"/>
+              </w:rPr>
               <w:t xml:space="preserve">—</w:t>
             </w:r>
           </w:p>
@@ -1419,6 +1587,9 @@
               </m:r>
             </m:oMath>
             <w:r>
+              <w:rPr>
+                <w:rFonts w:eastAsia="黑体"/>
+              </w:rPr>
               <w:t xml:space="preserve">​</w:t>
             </w:r>
           </w:p>
@@ -1431,7 +1602,7 @@
             </w:pPr>
             <w:r>
               <w:rPr>
-                <w:rFonts w:hint="eastAsia"/>
+                <w:rFonts w:hint="eastAsia" w:eastAsia="黑体"/>
               </w:rPr>
               <w:t xml:space="preserve">列数</w:t>
             </w:r>
@@ -1444,6 +1615,9 @@
               <w:pStyle w:val="Compact"/>
             </w:pPr>
             <w:r>
+              <w:rPr>
+                <w:rFonts w:eastAsia="黑体"/>
+              </w:rPr>
               <w:t xml:space="preserve">—</w:t>
             </w:r>
           </w:p>
@@ -1477,6 +1651,9 @@
               </m:sSub>
             </m:oMath>
             <w:r>
+              <w:rPr>
+                <w:rFonts w:eastAsia="黑体"/>
+              </w:rPr>
               <w:t xml:space="preserve">​</w:t>
             </w:r>
           </w:p>
@@ -1489,7 +1666,7 @@
             </w:pPr>
             <w:r>
               <w:rPr>
-                <w:rFonts w:hint="eastAsia"/>
+                <w:rFonts w:hint="eastAsia" w:eastAsia="黑体"/>
               </w:rPr>
               <w:t xml:space="preserve">按键总数</w:t>
             </w:r>
@@ -1502,6 +1679,9 @@
               <w:pStyle w:val="Compact"/>
             </w:pPr>
             <w:r>
+              <w:rPr>
+                <w:rFonts w:eastAsia="黑体"/>
+              </w:rPr>
               <w:t xml:space="preserve">—</w:t>
             </w:r>
           </w:p>
@@ -1538,6 +1718,9 @@
               </m:sSub>
             </m:oMath>
             <w:r>
+              <w:rPr>
+                <w:rFonts w:eastAsia="黑体"/>
+              </w:rPr>
               <w:t xml:space="preserve">​</w:t>
             </w:r>
           </w:p>
@@ -1550,7 +1733,7 @@
             </w:pPr>
             <w:r>
               <w:rPr>
-                <w:rFonts w:hint="eastAsia"/>
+                <w:rFonts w:hint="eastAsia" w:eastAsia="黑体"/>
               </w:rPr>
               <w:t xml:space="preserve">扫描一轮时间</w:t>
             </w:r>
@@ -1563,6 +1746,9 @@
               <w:pStyle w:val="Compact"/>
             </w:pPr>
             <w:r>
+              <w:rPr>
+                <w:rFonts w:eastAsia="黑体"/>
+              </w:rPr>
               <w:t xml:space="preserve">s</w:t>
             </w:r>
           </w:p>
@@ -1596,6 +1782,9 @@
               </m:sSub>
             </m:oMath>
             <w:r>
+              <w:rPr>
+                <w:rFonts w:eastAsia="黑体"/>
+              </w:rPr>
               <w:t xml:space="preserve">​</w:t>
             </w:r>
           </w:p>
@@ -1608,7 +1797,7 @@
             </w:pPr>
             <w:r>
               <w:rPr>
-                <w:rFonts w:hint="eastAsia"/>
+                <w:rFonts w:hint="eastAsia" w:eastAsia="黑体"/>
               </w:rPr>
               <w:t xml:space="preserve">单行检测时间</w:t>
             </w:r>
@@ -1621,6 +1810,9 @@
               <w:pStyle w:val="Compact"/>
             </w:pPr>
             <w:r>
+              <w:rPr>
+                <w:rFonts w:eastAsia="黑体"/>
+              </w:rPr>
               <w:t xml:space="preserve">s</w:t>
             </w:r>
           </w:p>
@@ -1657,6 +1849,9 @@
               </m:sSub>
             </m:oMath>
             <w:r>
+              <w:rPr>
+                <w:rFonts w:eastAsia="黑体"/>
+              </w:rPr>
               <w:t xml:space="preserve">​</w:t>
             </w:r>
           </w:p>
@@ -1669,7 +1864,7 @@
             </w:pPr>
             <w:r>
               <w:rPr>
-                <w:rFonts w:hint="eastAsia"/>
+                <w:rFonts w:hint="eastAsia" w:eastAsia="黑体"/>
               </w:rPr>
               <w:t xml:space="preserve">行上拉电阻</w:t>
             </w:r>
@@ -1682,6 +1877,9 @@
               <w:pStyle w:val="Compact"/>
             </w:pPr>
             <w:r>
+              <w:rPr>
+                <w:rFonts w:eastAsia="黑体"/>
+              </w:rPr>
               <w:t xml:space="preserve">Ω</w:t>
             </w:r>
           </w:p>
@@ -1712,6 +1910,9 @@
               </m:sSub>
             </m:oMath>
             <w:r>
+              <w:rPr>
+                <w:rFonts w:eastAsia="黑体"/>
+              </w:rPr>
               <w:t xml:space="preserve">​</w:t>
             </w:r>
           </w:p>
@@ -1724,7 +1925,7 @@
             </w:pPr>
             <w:r>
               <w:rPr>
-                <w:rFonts w:hint="eastAsia"/>
+                <w:rFonts w:hint="eastAsia" w:eastAsia="黑体"/>
               </w:rPr>
               <w:t xml:space="preserve">电源电压</w:t>
             </w:r>
@@ -1737,6 +1938,9 @@
               <w:pStyle w:val="Compact"/>
             </w:pPr>
             <w:r>
+              <w:rPr>
+                <w:rFonts w:eastAsia="黑体"/>
+              </w:rPr>
               <w:t xml:space="preserve">V</w:t>
             </w:r>
           </w:p>
@@ -1755,6 +1959,9 @@
               </m:r>
             </m:oMath>
             <w:r>
+              <w:rPr>
+                <w:rFonts w:eastAsia="黑体"/>
+              </w:rPr>
               <w:t xml:space="preserve">​</w:t>
             </w:r>
           </w:p>
@@ -1767,7 +1974,7 @@
             </w:pPr>
             <w:r>
               <w:rPr>
-                <w:rFonts w:hint="eastAsia"/>
+                <w:rFonts w:hint="eastAsia" w:eastAsia="黑体"/>
               </w:rPr>
               <w:t xml:space="preserve">静态电流</w:t>
             </w:r>
@@ -1780,6 +1987,9 @@
               <w:pStyle w:val="Compact"/>
             </w:pPr>
             <w:r>
+              <w:rPr>
+                <w:rFonts w:eastAsia="黑体"/>
+              </w:rPr>
               <w:t xml:space="preserve">A</w:t>
             </w:r>
           </w:p>
@@ -1794,7 +2004,7 @@
       </w:pPr>
       <w:r>
         <w:rPr>
-          <w:rFonts w:hint="eastAsia"/>
+          <w:rFonts w:hint="eastAsia" w:eastAsia="黑体"/>
         </w:rPr>
         <w:t xml:space="preserve">元件调整影响</w:t>
       </w:r>
@@ -1809,7 +2019,7 @@
       </w:pPr>
       <w:r>
         <w:rPr>
-          <w:rFonts w:hint="eastAsia"/>
+          <w:rFonts w:hint="eastAsia" w:eastAsia="黑体"/>
           <w:b/>
           <w:bCs/>
         </w:rPr>
@@ -1817,6 +2027,7 @@
       </w:r>
       <w:r>
         <w:rPr>
+          <w:rFonts w:eastAsia="黑体"/>
           <w:b/>
           <w:bCs/>
         </w:rPr>
@@ -1824,21 +2035,27 @@
       </w:r>
       <w:r>
         <w:rPr>
-          <w:rFonts w:hint="eastAsia"/>
+          <w:rFonts w:hint="eastAsia" w:eastAsia="黑体"/>
           <w:b/>
           <w:bCs/>
         </w:rPr>
         <w:t xml:space="preserve">增大</w:t>
       </w:r>
       <w:r>
+        <w:rPr>
+          <w:rFonts w:eastAsia="黑体"/>
+        </w:rPr>
         <w:t xml:space="preserve"> </w:t>
       </w:r>
       <w:r>
+        <w:rPr>
+          <w:rFonts w:eastAsia="黑体"/>
+        </w:rPr>
         <w:t xml:space="preserve">→ </w:t>
       </w:r>
       <w:r>
         <w:rPr>
-          <w:rFonts w:hint="eastAsia"/>
+          <w:rFonts w:hint="eastAsia" w:eastAsia="黑体"/>
         </w:rPr>
         <w:t xml:space="preserve">可支持更多按键，但扫描周期变长、软件开销增大。</w:t>
       </w:r>
@@ -1853,21 +2070,27 @@
       </w:pPr>
       <w:r>
         <w:rPr>
-          <w:rFonts w:hint="eastAsia"/>
+          <w:rFonts w:hint="eastAsia" w:eastAsia="黑体"/>
           <w:b/>
           <w:bCs/>
         </w:rPr>
         <w:t xml:space="preserve">扫描频率提高</w:t>
       </w:r>
       <w:r>
+        <w:rPr>
+          <w:rFonts w:eastAsia="黑体"/>
+        </w:rPr>
         <w:t xml:space="preserve"> </w:t>
       </w:r>
       <w:r>
+        <w:rPr>
+          <w:rFonts w:eastAsia="黑体"/>
+        </w:rPr>
         <w:t xml:space="preserve">→ </w:t>
       </w:r>
       <w:r>
         <w:rPr>
-          <w:rFonts w:hint="eastAsia"/>
+          <w:rFonts w:hint="eastAsia" w:eastAsia="黑体"/>
         </w:rPr>
         <w:t xml:space="preserve">按键响应更及时，但易误触发，需配合合理消抖。</w:t>
       </w:r>
@@ -1882,7 +2105,7 @@
       </w:pPr>
       <w:r>
         <w:rPr>
-          <w:rFonts w:hint="eastAsia"/>
+          <w:rFonts w:hint="eastAsia" w:eastAsia="黑体"/>
           <w:b/>
           <w:bCs/>
         </w:rPr>
@@ -1890,20 +2113,27 @@
       </w:r>
       <w:r>
         <w:rPr>
+          <w:rFonts w:eastAsia="黑体"/>
           <w:b/>
           <w:bCs/>
         </w:rPr>
         <w:t xml:space="preserve"> R↑</w:t>
       </w:r>
       <w:r>
+        <w:rPr>
+          <w:rFonts w:eastAsia="黑体"/>
+        </w:rPr>
         <w:t xml:space="preserve"> </w:t>
       </w:r>
       <w:r>
+        <w:rPr>
+          <w:rFonts w:eastAsia="黑体"/>
+        </w:rPr>
         <w:t xml:space="preserve">→ </w:t>
       </w:r>
       <w:r>
         <w:rPr>
-          <w:rFonts w:hint="eastAsia"/>
+          <w:rFonts w:hint="eastAsia" w:eastAsia="黑体"/>
         </w:rPr>
         <w:t xml:space="preserve">省电，但边沿变缓、抗干扰变弱。</w:t>
       </w:r>
@@ -1918,21 +2148,27 @@
       </w:pPr>
       <w:r>
         <w:rPr>
-          <w:rFonts w:hint="eastAsia"/>
+          <w:rFonts w:hint="eastAsia" w:eastAsia="黑体"/>
           <w:b/>
           <w:bCs/>
         </w:rPr>
         <w:t xml:space="preserve">无二极管时多键同按</w:t>
       </w:r>
       <w:r>
+        <w:rPr>
+          <w:rFonts w:eastAsia="黑体"/>
+        </w:rPr>
         <w:t xml:space="preserve"> </w:t>
       </w:r>
       <w:r>
+        <w:rPr>
+          <w:rFonts w:eastAsia="黑体"/>
+        </w:rPr>
         <w:t xml:space="preserve">→ </w:t>
       </w:r>
       <w:r>
         <w:rPr>
-          <w:rFonts w:hint="eastAsia"/>
+          <w:rFonts w:hint="eastAsia" w:eastAsia="黑体"/>
         </w:rPr>
         <w:t xml:space="preserve">可能产生“鬼键”串扰，需软件防护或加二极管。</w:t>
       </w:r>
@@ -1945,7 +2181,7 @@
       </w:pPr>
       <w:r>
         <w:rPr>
-          <w:rFonts w:hint="eastAsia"/>
+          <w:rFonts w:hint="eastAsia" w:eastAsia="黑体"/>
         </w:rPr>
         <w:t xml:space="preserve">典型参数示例</w:t>
       </w:r>
@@ -1959,11 +2195,14 @@
         </w:numPr>
       </w:pPr>
       <w:r>
+        <w:rPr>
+          <w:rFonts w:eastAsia="黑体"/>
+        </w:rPr>
         <w:t xml:space="preserve">4×4 </w:t>
       </w:r>
       <w:r>
         <w:rPr>
-          <w:rFonts w:hint="eastAsia"/>
+          <w:rFonts w:hint="eastAsia" w:eastAsia="黑体"/>
         </w:rPr>
         <w:t xml:space="preserve">矩阵：</w:t>
       </w:r>
@@ -2015,15 +2254,21 @@
         </m:r>
       </m:oMath>
       <w:r>
+        <w:rPr>
+          <w:rFonts w:eastAsia="黑体"/>
+        </w:rPr>
         <w:t xml:space="preserve"> </w:t>
       </w:r>
       <w:r>
         <w:rPr>
-          <w:rFonts w:hint="eastAsia"/>
+          <w:rFonts w:hint="eastAsia" w:eastAsia="黑体"/>
         </w:rPr>
         <w:t xml:space="preserve">个按键，仅占用</w:t>
       </w:r>
       <w:r>
+        <w:rPr>
+          <w:rFonts w:eastAsia="黑体"/>
+        </w:rPr>
         <w:t xml:space="preserve"> </w:t>
       </w:r>
       <m:oMath>
@@ -2050,15 +2295,21 @@
         </m:r>
       </m:oMath>
       <w:r>
+        <w:rPr>
+          <w:rFonts w:eastAsia="黑体"/>
+        </w:rPr>
         <w:t xml:space="preserve"> </w:t>
       </w:r>
       <w:r>
         <w:rPr>
-          <w:rFonts w:hint="eastAsia"/>
+          <w:rFonts w:hint="eastAsia" w:eastAsia="黑体"/>
         </w:rPr>
         <w:t xml:space="preserve">个</w:t>
       </w:r>
       <w:r>
+        <w:rPr>
+          <w:rFonts w:eastAsia="黑体"/>
+        </w:rPr>
         <w:t xml:space="preserve"> I/O。</w:t>
       </w:r>
     </w:p>
@@ -2072,11 +2323,14 @@
       </w:pPr>
       <w:r>
         <w:rPr>
-          <w:rFonts w:hint="eastAsia"/>
+          <w:rFonts w:hint="eastAsia" w:eastAsia="黑体"/>
         </w:rPr>
         <w:t xml:space="preserve">单行检测</w:t>
       </w:r>
       <w:r>
+        <w:rPr>
+          <w:rFonts w:eastAsia="黑体"/>
+        </w:rPr>
         <w:t xml:space="preserve"> </w:t>
       </w:r>
       <m:oMath>
@@ -2119,6 +2373,9 @@
         </m:r>
       </m:oMath>
       <w:r>
+        <w:rPr>
+          <w:rFonts w:eastAsia="黑体"/>
+        </w:rPr>
         <w:t xml:space="preserve">、</w:t>
       </w:r>
       <m:oMath>
@@ -2137,7 +2394,7 @@
       </m:oMath>
       <w:r>
         <w:rPr>
-          <w:rFonts w:hint="eastAsia"/>
+          <w:rFonts w:hint="eastAsia" w:eastAsia="黑体"/>
         </w:rPr>
         <w:t xml:space="preserve">：</w:t>
       </w:r>
@@ -2202,6 +2459,9 @@
         </m:r>
       </m:oMath>
       <w:r>
+        <w:rPr>
+          <w:rFonts w:eastAsia="黑体"/>
+        </w:rPr>
         <w:t xml:space="preserve">。</w:t>
       </w:r>
     </w:p>
@@ -2213,7 +2473,7 @@
       </w:pPr>
       <w:r>
         <w:rPr>
-          <w:rFonts w:hint="eastAsia"/>
+          <w:rFonts w:hint="eastAsia" w:eastAsia="黑体"/>
         </w:rPr>
         <w:t xml:space="preserve">常见器件型号</w:t>
       </w:r>
@@ -2228,16 +2488,19 @@
       </w:pPr>
       <w:r>
         <w:rPr>
-          <w:rFonts w:hint="eastAsia"/>
+          <w:rFonts w:hint="eastAsia" w:eastAsia="黑体"/>
         </w:rPr>
         <w:t xml:space="preserve">按键：6×6</w:t>
       </w:r>
       <w:r>
+        <w:rPr>
+          <w:rFonts w:eastAsia="黑体"/>
+        </w:rPr>
         <w:t xml:space="preserve"> </w:t>
       </w:r>
       <w:r>
         <w:rPr>
-          <w:rFonts w:hint="eastAsia"/>
+          <w:rFonts w:hint="eastAsia" w:eastAsia="黑体"/>
         </w:rPr>
         <w:t xml:space="preserve">轻触开关、机械按键。</w:t>
       </w:r>
@@ -2252,7 +2515,7 @@
       </w:pPr>
       <w:r>
         <w:rPr>
-          <w:rFonts w:hint="eastAsia"/>
+          <w:rFonts w:hint="eastAsia" w:eastAsia="黑体"/>
         </w:rPr>
         <w:t xml:space="preserve">隔离二极管（防鬼键）：1N4148。</w:t>
       </w:r>
@@ -2267,20 +2530,26 @@
       </w:pPr>
       <w:r>
         <w:rPr>
-          <w:rFonts w:hint="eastAsia"/>
+          <w:rFonts w:hint="eastAsia" w:eastAsia="黑体"/>
         </w:rPr>
         <w:t xml:space="preserve">MCU：STM32F1、STC89C52</w:t>
       </w:r>
       <w:r>
+        <w:rPr>
+          <w:rFonts w:eastAsia="黑体"/>
+        </w:rPr>
         <w:t xml:space="preserve"> </w:t>
       </w:r>
       <w:r>
         <w:rPr>
-          <w:rFonts w:hint="eastAsia"/>
+          <w:rFonts w:hint="eastAsia" w:eastAsia="黑体"/>
         </w:rPr>
         <w:t xml:space="preserve">等</w:t>
       </w:r>
       <w:r>
+        <w:rPr>
+          <w:rFonts w:eastAsia="黑体"/>
+        </w:rPr>
         <w:t xml:space="preserve"> GPIO。</w:t>
       </w:r>
     </w:p>
@@ -2292,7 +2561,7 @@
       </w:pPr>
       <w:r>
         <w:rPr>
-          <w:rFonts w:hint="eastAsia"/>
+          <w:rFonts w:hint="eastAsia" w:eastAsia="黑体"/>
         </w:rPr>
         <w:t xml:space="preserve">注意事项</w:t>
       </w:r>
@@ -2307,7 +2576,7 @@
       </w:pPr>
       <w:r>
         <w:rPr>
-          <w:rFonts w:hint="eastAsia"/>
+          <w:rFonts w:hint="eastAsia" w:eastAsia="黑体"/>
         </w:rPr>
         <w:t xml:space="preserve">扫描与消抖要结合，通常连续两次/多次采样一致才确认按键。</w:t>
       </w:r>
@@ -2322,7 +2591,7 @@
       </w:pPr>
       <w:r>
         <w:rPr>
-          <w:rFonts w:hint="eastAsia"/>
+          <w:rFonts w:hint="eastAsia" w:eastAsia="黑体"/>
         </w:rPr>
         <w:t xml:space="preserve">多键同时按下会产生“鬼键”，需在按键串接二极管或软件屏蔽。</w:t>
       </w:r>
@@ -2337,16 +2606,19 @@
       </w:pPr>
       <w:r>
         <w:rPr>
-          <w:rFonts w:hint="eastAsia"/>
+          <w:rFonts w:hint="eastAsia" w:eastAsia="黑体"/>
         </w:rPr>
         <w:t xml:space="preserve">行线接上拉电阻；若</w:t>
       </w:r>
       <w:r>
+        <w:rPr>
+          <w:rFonts w:eastAsia="黑体"/>
+        </w:rPr>
         <w:t xml:space="preserve"> MCU </w:t>
       </w:r>
       <w:r>
         <w:rPr>
-          <w:rFonts w:hint="eastAsia"/>
+          <w:rFonts w:hint="eastAsia" w:eastAsia="黑体"/>
         </w:rPr>
         <w:t xml:space="preserve">支持内部上拉可省去外部电阻。</w:t>
       </w:r>
@@ -2361,7 +2633,7 @@
       </w:pPr>
       <w:r>
         <w:rPr>
-          <w:rFonts w:hint="eastAsia"/>
+          <w:rFonts w:hint="eastAsia" w:eastAsia="黑体"/>
         </w:rPr>
         <w:t xml:space="preserve">注意扫描时引脚方向的切换，防止多个输出同时占线造成电平冲突。</w:t>
       </w:r>
@@ -2374,7 +2646,7 @@
       </w:pPr>
       <w:r>
         <w:rPr>
-          <w:rFonts w:hint="eastAsia"/>
+          <w:rFonts w:hint="eastAsia" w:eastAsia="黑体"/>
         </w:rPr>
         <w:t xml:space="preserve">参考资料</w:t>
       </w:r>
@@ -2388,6 +2660,9 @@
         </w:numPr>
       </w:pPr>
       <w:r>
+        <w:rPr>
+          <w:rFonts w:eastAsia="黑体"/>
+        </w:rPr>
         <w:t xml:space="preserve">Wikipedia: Keyboard matrix circuit。</w:t>
       </w:r>
     </w:p>
@@ -2401,7 +2676,7 @@
       </w:pPr>
       <w:r>
         <w:rPr>
-          <w:rFonts w:hint="eastAsia"/>
+          <w:rFonts w:hint="eastAsia" w:eastAsia="黑体"/>
         </w:rPr>
         <w:t xml:space="preserve">《嵌入式系统接口技术》相关章节。</w:t>
       </w:r>
@@ -2415,20 +2690,26 @@
         </w:numPr>
       </w:pPr>
       <w:r>
+        <w:rPr>
+          <w:rFonts w:eastAsia="黑体"/>
+        </w:rPr>
         <w:t xml:space="preserve">STM32 </w:t>
       </w:r>
       <w:r>
         <w:rPr>
-          <w:rFonts w:hint="eastAsia"/>
+          <w:rFonts w:hint="eastAsia" w:eastAsia="黑体"/>
         </w:rPr>
         <w:t xml:space="preserve">参考手册（GPIO</w:t>
       </w:r>
       <w:r>
+        <w:rPr>
+          <w:rFonts w:eastAsia="黑体"/>
+        </w:rPr>
         <w:t xml:space="preserve"> </w:t>
       </w:r>
       <w:r>
         <w:rPr>
-          <w:rFonts w:hint="eastAsia"/>
+          <w:rFonts w:hint="eastAsia" w:eastAsia="黑体"/>
         </w:rPr>
         <w:t xml:space="preserve">章节）。</w:t>
       </w:r>
@@ -2442,11 +2723,11 @@
       </w:pPr>
       <w:r>
         <w:rPr>
-          <w:rFonts w:ascii="Times New Roman" w:hAnsi="Times New Roman"/>
+          <w:rFonts w:ascii="Times New Roman" w:hAnsi="Times New Roman" w:eastAsia="黑体"/>
           <w:color w:val="555555"/>
           <w:sz w:val="21"/>
         </w:rPr>
-        <w:t>材料收集者：杜文杰</w:t>
+        <w:t>材料收集者：杜文杰，WX手机：19519196569，QQ:3478827729</w:t>
       </w:r>
     </w:p>
     <w:sectPr>
@@ -2466,7 +2747,7 @@
 </file>
 
 <file path=word/footer1.xml><?xml version="1.0" encoding="utf-8"?>
-<w:ftr xmlns:m="http://schemas.openxmlformats.org/officeDocument/2006/math" xmlns:mc="http://schemas.openxmlformats.org/markup-compatibility/2006" xmlns:mo="http://schemas.microsoft.com/office/mac/office/2008/main" xmlns:mv="urn:schemas-microsoft-com:mac:vml" xmlns:o="urn:schemas-microsoft-com:office:office" xmlns:r="http://schemas.openxmlformats.org/officeDocument/2006/relationships" xmlns:v="urn:schemas-microsoft-com:vml" xmlns:w10="urn:schemas-microsoft-com:office:word" xmlns:w14="http://schemas.microsoft.com/office/word/2010/wordml" xmlns:w="http://schemas.openxmlformats.org/wordprocessingml/2006/main" xmlns:wne="http://schemas.microsoft.com/office/word/2006/wordml" xmlns:wp14="http://schemas.microsoft.com/office/word/2010/wordprocessingDrawing" xmlns:wp="http://schemas.openxmlformats.org/drawingml/2006/wordprocessingDrawing" xmlns:wpc="http://schemas.microsoft.com/office/word/2010/wordprocessingCanvas" xmlns:wpg="http://schemas.microsoft.com/office/word/2010/wordprocessingGroup" xmlns:wpi="http://schemas.microsoft.com/office/word/2010/wordprocessingInk" xmlns:wps="http://schemas.microsoft.com/office/word/2010/wordprocessingShape" mc:Ignorable="w14 wp14">
+<w:ftr xmlns:mc="http://schemas.openxmlformats.org/markup-compatibility/2006" xmlns:w="http://schemas.openxmlformats.org/wordprocessingml/2006/main" xmlns:m="http://schemas.openxmlformats.org/officeDocument/2006/math" xmlns:mo="http://schemas.microsoft.com/office/mac/office/2008/main" xmlns:mv="urn:schemas-microsoft-com:mac:vml" xmlns:o="urn:schemas-microsoft-com:office:office" xmlns:r="http://schemas.openxmlformats.org/officeDocument/2006/relationships" xmlns:v="urn:schemas-microsoft-com:vml" xmlns:w10="urn:schemas-microsoft-com:office:word" xmlns:w14="http://schemas.microsoft.com/office/word/2010/wordml" xmlns:wne="http://schemas.microsoft.com/office/word/2006/wordml" xmlns:wp14="http://schemas.microsoft.com/office/word/2010/wordprocessingDrawing" xmlns:wp="http://schemas.openxmlformats.org/drawingml/2006/wordprocessingDrawing" xmlns:wpc="http://schemas.microsoft.com/office/word/2010/wordprocessingCanvas" xmlns:wpg="http://schemas.microsoft.com/office/word/2010/wordprocessingGroup" xmlns:wpi="http://schemas.microsoft.com/office/word/2010/wordprocessingInk" xmlns:wps="http://schemas.microsoft.com/office/word/2010/wordprocessingShape" mc:Ignorable="w14 wp14">
   <w:p>
     <w:pPr>
       <w:pStyle w:val="Footer"/>
@@ -2474,12 +2755,14 @@
     </w:pPr>
     <w:r>
       <w:rPr>
+        <w:rFonts w:eastAsia="黑体"/>
         <w:sz w:val="18"/>
       </w:rPr>
       <w:t xml:space="preserve">第 </w:t>
     </w:r>
     <w:r>
       <w:rPr>
+        <w:rFonts w:eastAsia="黑体"/>
         <w:sz w:val="18"/>
       </w:rPr>
       <w:fldChar w:fldCharType="begin"/>
@@ -2488,6 +2771,7 @@
     </w:r>
     <w:r>
       <w:rPr>
+        <w:rFonts w:eastAsia="黑体"/>
         <w:sz w:val="18"/>
       </w:rPr>
       <w:t xml:space="preserve"> 页</w:t>
@@ -2501,6 +2785,9 @@
   <w:footnote w:type="continuationSeparator" w:id="0">
     <w:p>
       <w:r>
+        <w:rPr>
+          <w:rFonts w:eastAsia="黑体"/>
+        </w:rPr>
         <w:continuationSeparator/>
       </w:r>
     </w:p>
@@ -2508,6 +2795,9 @@
   <w:footnote w:type="separator" w:id="-1">
     <w:p>
       <w:r>
+        <w:rPr>
+          <w:rFonts w:eastAsia="黑体"/>
+        </w:rPr>
         <w:separator/>
       </w:r>
     </w:p>
@@ -2516,7 +2806,7 @@
 </file>
 
 <file path=word/header1.xml><?xml version="1.0" encoding="utf-8"?>
-<w:hdr xmlns:m="http://schemas.openxmlformats.org/officeDocument/2006/math" xmlns:mc="http://schemas.openxmlformats.org/markup-compatibility/2006" xmlns:mo="http://schemas.microsoft.com/office/mac/office/2008/main" xmlns:mv="urn:schemas-microsoft-com:mac:vml" xmlns:o="urn:schemas-microsoft-com:office:office" xmlns:r="http://schemas.openxmlformats.org/officeDocument/2006/relationships" xmlns:v="urn:schemas-microsoft-com:vml" xmlns:w10="urn:schemas-microsoft-com:office:word" xmlns:w14="http://schemas.microsoft.com/office/word/2010/wordml" xmlns:w="http://schemas.openxmlformats.org/wordprocessingml/2006/main" xmlns:wne="http://schemas.microsoft.com/office/word/2006/wordml" xmlns:wp14="http://schemas.microsoft.com/office/word/2010/wordprocessingDrawing" xmlns:wp="http://schemas.openxmlformats.org/drawingml/2006/wordprocessingDrawing" xmlns:wpc="http://schemas.microsoft.com/office/word/2010/wordprocessingCanvas" xmlns:wpg="http://schemas.microsoft.com/office/word/2010/wordprocessingGroup" xmlns:wpi="http://schemas.microsoft.com/office/word/2010/wordprocessingInk" xmlns:wps="http://schemas.microsoft.com/office/word/2010/wordprocessingShape" mc:Ignorable="w14 wp14">
+<w:hdr xmlns:mc="http://schemas.openxmlformats.org/markup-compatibility/2006" xmlns:w="http://schemas.openxmlformats.org/wordprocessingml/2006/main" xmlns:m="http://schemas.openxmlformats.org/officeDocument/2006/math" xmlns:mo="http://schemas.microsoft.com/office/mac/office/2008/main" xmlns:mv="urn:schemas-microsoft-com:mac:vml" xmlns:o="urn:schemas-microsoft-com:office:office" xmlns:r="http://schemas.openxmlformats.org/officeDocument/2006/relationships" xmlns:v="urn:schemas-microsoft-com:vml" xmlns:w10="urn:schemas-microsoft-com:office:word" xmlns:w14="http://schemas.microsoft.com/office/word/2010/wordml" xmlns:wne="http://schemas.microsoft.com/office/word/2006/wordml" xmlns:wp14="http://schemas.microsoft.com/office/word/2010/wordprocessingDrawing" xmlns:wp="http://schemas.openxmlformats.org/drawingml/2006/wordprocessingDrawing" xmlns:wpc="http://schemas.microsoft.com/office/word/2010/wordprocessingCanvas" xmlns:wpg="http://schemas.microsoft.com/office/word/2010/wordprocessingGroup" xmlns:wpi="http://schemas.microsoft.com/office/word/2010/wordprocessingInk" xmlns:wps="http://schemas.microsoft.com/office/word/2010/wordprocessingShape" mc:Ignorable="w14 wp14">
   <w:p>
     <w:pPr>
       <w:pStyle w:val="Header"/>
@@ -2524,7 +2814,7 @@
     </w:pPr>
     <w:r>
       <w:rPr>
-        <w:rFonts w:ascii="Times New Roman" w:hAnsi="Times New Roman"/>
+        <w:rFonts w:ascii="Times New Roman" w:hAnsi="Times New Roman" w:eastAsia="黑体"/>
         <w:sz w:val="18"/>
         <w:rFonts w:eastAsia="黑体"/>
         <w:rFonts w:eastAsia="黑体"/>
@@ -2536,7 +2826,7 @@
 </file>
 
 <file path=word/numbering.xml><?xml version="1.0" encoding="utf-8"?>
-<w:numbering xmlns:m="http://schemas.openxmlformats.org/officeDocument/2006/math" xmlns:mc="http://schemas.openxmlformats.org/markup-compatibility/2006" xmlns:mo="http://schemas.microsoft.com/office/mac/office/2008/main" xmlns:mv="urn:schemas-microsoft-com:mac:vml" xmlns:o="urn:schemas-microsoft-com:office:office" xmlns:r="http://schemas.openxmlformats.org/officeDocument/2006/relationships" xmlns:v="urn:schemas-microsoft-com:vml" xmlns:w="http://schemas.openxmlformats.org/wordprocessingml/2006/main" xmlns:w10="urn:schemas-microsoft-com:office:word" xmlns:w14="http://schemas.microsoft.com/office/word/2010/wordml" xmlns:wne="http://schemas.microsoft.com/office/word/2006/wordml" xmlns:wp="http://schemas.openxmlformats.org/drawingml/2006/wordprocessingDrawing" xmlns:wp14="http://schemas.microsoft.com/office/word/2010/wordprocessingDrawing" xmlns:wpc="http://schemas.microsoft.com/office/word/2010/wordprocessingCanvas" xmlns:wpg="http://schemas.microsoft.com/office/word/2010/wordprocessingGroup" xmlns:wpi="http://schemas.microsoft.com/office/word/2010/wordprocessingInk" xmlns:wps="http://schemas.microsoft.com/office/word/2010/wordprocessingShape" mc:Ignorable="w14 wp14">
+<w:numbering xmlns:mc="http://schemas.openxmlformats.org/markup-compatibility/2006" xmlns:w="http://schemas.openxmlformats.org/wordprocessingml/2006/main" xmlns:m="http://schemas.openxmlformats.org/officeDocument/2006/math" xmlns:mo="http://schemas.microsoft.com/office/mac/office/2008/main" xmlns:mv="urn:schemas-microsoft-com:mac:vml" xmlns:o="urn:schemas-microsoft-com:office:office" xmlns:r="http://schemas.openxmlformats.org/officeDocument/2006/relationships" xmlns:v="urn:schemas-microsoft-com:vml" xmlns:w10="urn:schemas-microsoft-com:office:word" xmlns:w14="http://schemas.microsoft.com/office/word/2010/wordml" xmlns:wne="http://schemas.microsoft.com/office/word/2006/wordml" xmlns:wp="http://schemas.openxmlformats.org/drawingml/2006/wordprocessingDrawing" xmlns:wp14="http://schemas.microsoft.com/office/word/2010/wordprocessingDrawing" xmlns:wpc="http://schemas.microsoft.com/office/word/2010/wordprocessingCanvas" xmlns:wpg="http://schemas.microsoft.com/office/word/2010/wordprocessingGroup" xmlns:wpi="http://schemas.microsoft.com/office/word/2010/wordprocessingInk" xmlns:wps="http://schemas.microsoft.com/office/word/2010/wordprocessingShape" mc:Ignorable="w14 wp14">
   <w:abstractNum w:abstractNumId="0">
     <w:nsid w:val="FFFFFF7C"/>
     <w:multiLevelType w:val="singleLevel"/>
@@ -2623,7 +2913,7 @@
         <w:ind w:hanging="360" w:left="1440"/>
       </w:pPr>
       <w:rPr>
-        <w:rFonts w:ascii="Symbol" w:hAnsi="Symbol" w:hint="default"/>
+        <w:rFonts w:ascii="Symbol" w:hAnsi="Symbol" w:hint="default" w:eastAsia="黑体"/>
       </w:rPr>
     </w:lvl>
   </w:abstractNum>
@@ -2644,7 +2934,7 @@
         <w:ind w:hanging="360" w:left="1080"/>
       </w:pPr>
       <w:rPr>
-        <w:rFonts w:ascii="Symbol" w:hAnsi="Symbol" w:hint="default"/>
+        <w:rFonts w:ascii="Symbol" w:hAnsi="Symbol" w:hint="default" w:eastAsia="黑体"/>
       </w:rPr>
     </w:lvl>
   </w:abstractNum>
@@ -2665,7 +2955,7 @@
         <w:ind w:hanging="360" w:left="720"/>
       </w:pPr>
       <w:rPr>
-        <w:rFonts w:ascii="Symbol" w:hAnsi="Symbol" w:hint="default"/>
+        <w:rFonts w:ascii="Symbol" w:hAnsi="Symbol" w:hint="default" w:eastAsia="黑体"/>
       </w:rPr>
     </w:lvl>
   </w:abstractNum>
@@ -2704,7 +2994,7 @@
         <w:ind w:hanging="360" w:left="360"/>
       </w:pPr>
       <w:rPr>
-        <w:rFonts w:ascii="Symbol" w:hAnsi="Symbol" w:hint="default"/>
+        <w:rFonts w:ascii="Symbol" w:hAnsi="Symbol" w:hint="default" w:eastAsia="黑体"/>
       </w:rPr>
     </w:lvl>
   </w:abstractNum>
@@ -2795,7 +3085,7 @@
         <w:ind w:left="720" w:hanging="360"/>
       </w:pPr>
       <w:rPr>
-        <w:rFonts w:ascii="Symbol" w:hAnsi="Symbol" w:cs="Symbol" w:hint="default"/>
+        <w:rFonts w:ascii="Symbol" w:hAnsi="Symbol" w:cs="Symbol" w:hint="default" w:eastAsia="黑体"/>
       </w:rPr>
     </w:lvl>
     <w:lvl w:ilvl="1">
@@ -2806,7 +3096,7 @@
         <w:ind w:left="1440" w:hanging="360"/>
       </w:pPr>
       <w:rPr>
-        <w:rFonts w:ascii="Courier New" w:hAnsi="Courier New" w:cs="Courier New" w:hint="default"/>
+        <w:rFonts w:ascii="Courier New" w:hAnsi="Courier New" w:cs="Courier New" w:hint="default" w:eastAsia="黑体"/>
       </w:rPr>
     </w:lvl>
     <w:lvl w:ilvl="2">
@@ -2817,7 +3107,7 @@
         <w:ind w:left="2160" w:hanging="360"/>
       </w:pPr>
       <w:rPr>
-        <w:rFonts w:ascii="Wingdings" w:hAnsi="Wingdings" w:cs="Wingdings" w:hint="default"/>
+        <w:rFonts w:ascii="Wingdings" w:hAnsi="Wingdings" w:cs="Wingdings" w:hint="default" w:eastAsia="黑体"/>
       </w:rPr>
     </w:lvl>
     <w:lvl w:ilvl="3">
@@ -2828,7 +3118,7 @@
         <w:ind w:left="2880" w:hanging="360"/>
       </w:pPr>
       <w:rPr>
-        <w:rFonts w:ascii="Symbol" w:hAnsi="Symbol" w:cs="Symbol" w:hint="default"/>
+        <w:rFonts w:ascii="Symbol" w:hAnsi="Symbol" w:cs="Symbol" w:hint="default" w:eastAsia="黑体"/>
       </w:rPr>
     </w:lvl>
     <w:lvl w:ilvl="4">
@@ -2839,7 +3129,7 @@
         <w:ind w:left="3600" w:hanging="360"/>
       </w:pPr>
       <w:rPr>
-        <w:rFonts w:ascii="Courier New" w:hAnsi="Courier New" w:cs="Courier New" w:hint="default"/>
+        <w:rFonts w:ascii="Courier New" w:hAnsi="Courier New" w:cs="Courier New" w:hint="default" w:eastAsia="黑体"/>
       </w:rPr>
     </w:lvl>
     <w:lvl w:ilvl="5">
@@ -2850,7 +3140,7 @@
         <w:ind w:left="4320" w:hanging="360"/>
       </w:pPr>
       <w:rPr>
-        <w:rFonts w:ascii="Wingdings" w:hAnsi="Wingdings" w:cs="Wingdings" w:hint="default"/>
+        <w:rFonts w:ascii="Wingdings" w:hAnsi="Wingdings" w:cs="Wingdings" w:hint="default" w:eastAsia="黑体"/>
       </w:rPr>
     </w:lvl>
     <w:lvl w:ilvl="6">
@@ -2861,7 +3151,7 @@
         <w:ind w:left="5040" w:hanging="360"/>
       </w:pPr>
       <w:rPr>
-        <w:rFonts w:ascii="Symbol" w:hAnsi="Symbol" w:cs="Symbol" w:hint="default"/>
+        <w:rFonts w:ascii="Symbol" w:hAnsi="Symbol" w:cs="Symbol" w:hint="default" w:eastAsia="黑体"/>
       </w:rPr>
     </w:lvl>
     <w:lvl w:ilvl="7">
@@ -2872,7 +3162,7 @@
         <w:ind w:left="5760" w:hanging="360"/>
       </w:pPr>
       <w:rPr>
-        <w:rFonts w:ascii="Courier New" w:hAnsi="Courier New" w:cs="Courier New" w:hint="default"/>
+        <w:rFonts w:ascii="Courier New" w:hAnsi="Courier New" w:cs="Courier New" w:hint="default" w:eastAsia="黑体"/>
       </w:rPr>
     </w:lvl>
     <w:lvl w:ilvl="8">
@@ -2883,7 +3173,7 @@
         <w:ind w:left="6480" w:hanging="360"/>
       </w:pPr>
       <w:rPr>
-        <w:rFonts w:ascii="Wingdings" w:hAnsi="Wingdings" w:cs="Wingdings" w:hint="default"/>
+        <w:rFonts w:ascii="Wingdings" w:hAnsi="Wingdings" w:cs="Wingdings" w:hint="default" w:eastAsia="黑体"/>
       </w:rPr>
     </w:lvl>
   </w:abstractNum>
@@ -2939,11 +3229,11 @@
 </file>
 
 <file path=word/styles.xml><?xml version="1.0" encoding="utf-8"?>
-<w:styles xmlns:mc="http://schemas.openxmlformats.org/markup-compatibility/2006" xmlns:r="http://schemas.openxmlformats.org/officeDocument/2006/relationships" xmlns:w="http://schemas.openxmlformats.org/wordprocessingml/2006/main" xmlns:w14="http://schemas.microsoft.com/office/word/2010/wordml" mc:Ignorable="w14">
+<w:styles xmlns:mc="http://schemas.openxmlformats.org/markup-compatibility/2006" xmlns:w="http://schemas.openxmlformats.org/wordprocessingml/2006/main" xmlns:r="http://schemas.openxmlformats.org/officeDocument/2006/relationships" xmlns:w14="http://schemas.microsoft.com/office/word/2010/wordml" mc:Ignorable="w14">
   <w:docDefaults>
     <w:rPrDefault>
       <w:rPr>
-        <w:rFonts w:asciiTheme="minorHAnsi" w:cstheme="minorBidi" w:eastAsiaTheme="minorEastAsia" w:hAnsiTheme="minorHAnsi"/>
+        <w:rFonts w:asciiTheme="minorHAnsi" w:cstheme="minorBidi" w:hAnsiTheme="minorHAnsi" w:eastAsia="黑体"/>
         <w:sz w:val="22"/>
         <w:szCs w:val="22"/>
         <w:lang w:bidi="ar-SA" w:eastAsia="en-US" w:val="en-US"/>
@@ -3165,7 +3455,7 @@
       <w:outlineLvl w:val="0"/>
     </w:pPr>
     <w:rPr>
-      <w:rFonts w:ascii="Times New Roman" w:asciiTheme="majorHAnsi" w:cstheme="majorBidi" w:eastAsia="黑体" w:eastAsiaTheme="majorEastAsia" w:hAnsi="Times New Roman" w:hAnsiTheme="majorHAnsi"/>
+      <w:rFonts w:ascii="Times New Roman" w:asciiTheme="majorHAnsi" w:cstheme="majorBidi" w:eastAsia="黑体" w:hAnsi="Times New Roman" w:hAnsiTheme="majorHAnsi"/>
       <w:b/>
       <w:bCs/>
       <w:color w:val="1F3864"/>
@@ -3189,7 +3479,7 @@
       <w:outlineLvl w:val="1"/>
     </w:pPr>
     <w:rPr>
-      <w:rFonts w:ascii="Times New Roman" w:asciiTheme="majorHAnsi" w:cstheme="majorBidi" w:eastAsia="黑体" w:eastAsiaTheme="majorEastAsia" w:hAnsi="Times New Roman" w:hAnsiTheme="majorHAnsi"/>
+      <w:rFonts w:ascii="Times New Roman" w:asciiTheme="majorHAnsi" w:cstheme="majorBidi" w:eastAsia="黑体" w:hAnsi="Times New Roman" w:hAnsiTheme="majorHAnsi"/>
       <w:b/>
       <w:bCs/>
       <w:color w:val="2E4E7E"/>
@@ -3213,7 +3503,7 @@
       <w:outlineLvl w:val="2"/>
     </w:pPr>
     <w:rPr>
-      <w:rFonts w:ascii="Times New Roman" w:asciiTheme="majorHAnsi" w:cstheme="majorBidi" w:eastAsia="黑体" w:eastAsiaTheme="majorEastAsia" w:hAnsi="Times New Roman" w:hAnsiTheme="majorHAnsi"/>
+      <w:rFonts w:ascii="Times New Roman" w:asciiTheme="majorHAnsi" w:cstheme="majorBidi" w:eastAsia="黑体" w:hAnsi="Times New Roman" w:hAnsiTheme="majorHAnsi"/>
       <w:b/>
       <w:bCs/>
       <w:color w:val="2E4E7E"/>
@@ -3237,7 +3527,7 @@
       <w:outlineLvl w:val="3"/>
     </w:pPr>
     <w:rPr>
-      <w:rFonts w:ascii="Times New Roman" w:asciiTheme="majorHAnsi" w:cstheme="majorBidi" w:eastAsia="黑体" w:eastAsiaTheme="majorEastAsia" w:hAnsi="Times New Roman" w:hAnsiTheme="majorHAnsi"/>
+      <w:rFonts w:ascii="Times New Roman" w:asciiTheme="majorHAnsi" w:cstheme="majorBidi" w:eastAsia="黑体" w:hAnsi="Times New Roman" w:hAnsiTheme="majorHAnsi"/>
       <w:b/>
       <w:bCs/>
       <w:i/>
@@ -3263,7 +3553,7 @@
       <w:outlineLvl w:val="4"/>
     </w:pPr>
     <w:rPr>
-      <w:rFonts w:ascii="Times New Roman" w:asciiTheme="majorHAnsi" w:cstheme="majorBidi" w:eastAsia="黑体" w:eastAsiaTheme="majorEastAsia" w:hAnsi="Times New Roman" w:hAnsiTheme="majorHAnsi"/>
+      <w:rFonts w:ascii="Times New Roman" w:asciiTheme="majorHAnsi" w:cstheme="majorBidi" w:eastAsia="黑体" w:hAnsi="Times New Roman" w:hAnsiTheme="majorHAnsi"/>
       <w:b/>
       <w:color w:val="333333"/>
       <w:sz w:val="22"/>
@@ -3286,7 +3576,7 @@
       <w:outlineLvl w:val="5"/>
     </w:pPr>
     <w:rPr>
-      <w:rFonts w:asciiTheme="majorHAnsi" w:cstheme="majorBidi" w:eastAsiaTheme="majorEastAsia" w:hAnsiTheme="majorHAnsi"/>
+      <w:rFonts w:asciiTheme="majorHAnsi" w:cstheme="majorBidi" w:hAnsiTheme="majorHAnsi" w:eastAsia="黑体"/>
       <w:i/>
       <w:iCs/>
       <w:color w:themeColor="accent1" w:themeShade="7F" w:val="243F60"/>
@@ -3309,7 +3599,7 @@
       <w:outlineLvl w:val="6"/>
     </w:pPr>
     <w:rPr>
-      <w:rFonts w:asciiTheme="majorHAnsi" w:cstheme="majorBidi" w:eastAsiaTheme="majorEastAsia" w:hAnsiTheme="majorHAnsi"/>
+      <w:rFonts w:asciiTheme="majorHAnsi" w:cstheme="majorBidi" w:hAnsiTheme="majorHAnsi" w:eastAsia="黑体"/>
       <w:i/>
       <w:iCs/>
       <w:color w:themeColor="text1" w:themeTint="BF" w:val="404040"/>
@@ -3332,7 +3622,7 @@
       <w:outlineLvl w:val="7"/>
     </w:pPr>
     <w:rPr>
-      <w:rFonts w:asciiTheme="majorHAnsi" w:cstheme="majorBidi" w:eastAsiaTheme="majorEastAsia" w:hAnsiTheme="majorHAnsi"/>
+      <w:rFonts w:asciiTheme="majorHAnsi" w:cstheme="majorBidi" w:hAnsiTheme="majorHAnsi" w:eastAsia="黑体"/>
       <w:color w:themeColor="accent1" w:val="4F81BD"/>
       <w:sz w:val="20"/>
       <w:szCs w:val="20"/>
@@ -3355,7 +3645,7 @@
       <w:outlineLvl w:val="8"/>
     </w:pPr>
     <w:rPr>
-      <w:rFonts w:asciiTheme="majorHAnsi" w:cstheme="majorBidi" w:eastAsiaTheme="majorEastAsia" w:hAnsiTheme="majorHAnsi"/>
+      <w:rFonts w:asciiTheme="majorHAnsi" w:cstheme="majorBidi" w:hAnsiTheme="majorHAnsi" w:eastAsia="黑体"/>
       <w:i/>
       <w:iCs/>
       <w:color w:themeColor="text1" w:themeTint="BF" w:val="404040"/>
@@ -3406,7 +3696,7 @@
     <w:uiPriority w:val="9"/>
     <w:rsid w:val="00FC693F"/>
     <w:rPr>
-      <w:rFonts w:asciiTheme="majorHAnsi" w:cstheme="majorBidi" w:eastAsiaTheme="majorEastAsia" w:hAnsiTheme="majorHAnsi"/>
+      <w:rFonts w:asciiTheme="majorHAnsi" w:cstheme="majorBidi" w:hAnsiTheme="majorHAnsi" w:eastAsia="黑体"/>
       <w:b/>
       <w:bCs/>
       <w:color w:themeColor="accent1" w:themeShade="BF" w:val="365F91"/>
@@ -3421,7 +3711,7 @@
     <w:uiPriority w:val="9"/>
     <w:rsid w:val="00FC693F"/>
     <w:rPr>
-      <w:rFonts w:asciiTheme="majorHAnsi" w:cstheme="majorBidi" w:eastAsiaTheme="majorEastAsia" w:hAnsiTheme="majorHAnsi"/>
+      <w:rFonts w:asciiTheme="majorHAnsi" w:cstheme="majorBidi" w:hAnsiTheme="majorHAnsi" w:eastAsia="黑体"/>
       <w:b/>
       <w:bCs/>
       <w:color w:themeColor="accent1" w:val="4F81BD"/>
@@ -3436,7 +3726,7 @@
     <w:uiPriority w:val="9"/>
     <w:rsid w:val="00FC693F"/>
     <w:rPr>
-      <w:rFonts w:asciiTheme="majorHAnsi" w:cstheme="majorBidi" w:eastAsiaTheme="majorEastAsia" w:hAnsiTheme="majorHAnsi"/>
+      <w:rFonts w:asciiTheme="majorHAnsi" w:cstheme="majorBidi" w:hAnsiTheme="majorHAnsi" w:eastAsia="黑体"/>
       <w:b/>
       <w:bCs/>
       <w:color w:themeColor="accent1" w:val="4F81BD"/>
@@ -3459,7 +3749,7 @@
       <w:contextualSpacing/>
     </w:pPr>
     <w:rPr>
-      <w:rFonts w:ascii="Times New Roman" w:asciiTheme="majorHAnsi" w:cstheme="majorBidi" w:eastAsia="黑体" w:eastAsiaTheme="majorEastAsia" w:hAnsi="Times New Roman" w:hAnsiTheme="majorHAnsi"/>
+      <w:rFonts w:ascii="Times New Roman" w:asciiTheme="majorHAnsi" w:cstheme="majorBidi" w:eastAsia="黑体" w:hAnsi="Times New Roman" w:hAnsiTheme="majorHAnsi"/>
       <w:b/>
       <w:color w:val="1F3864"/>
       <w:spacing w:val="5"/>
@@ -3475,7 +3765,7 @@
     <w:uiPriority w:val="10"/>
     <w:rsid w:val="00FC693F"/>
     <w:rPr>
-      <w:rFonts w:asciiTheme="majorHAnsi" w:cstheme="majorBidi" w:eastAsiaTheme="majorEastAsia" w:hAnsiTheme="majorHAnsi"/>
+      <w:rFonts w:asciiTheme="majorHAnsi" w:cstheme="majorBidi" w:hAnsiTheme="majorHAnsi" w:eastAsia="黑体"/>
       <w:color w:themeColor="text2" w:themeShade="BF" w:val="17365D"/>
       <w:spacing w:val="5"/>
       <w:kern w:val="28"/>
@@ -3497,7 +3787,7 @@
       </w:numPr>
     </w:pPr>
     <w:rPr>
-      <w:rFonts w:asciiTheme="majorHAnsi" w:cstheme="majorBidi" w:eastAsiaTheme="majorEastAsia" w:hAnsiTheme="majorHAnsi"/>
+      <w:rFonts w:asciiTheme="majorHAnsi" w:cstheme="majorBidi" w:hAnsiTheme="majorHAnsi" w:eastAsia="黑体"/>
       <w:i/>
       <w:iCs/>
       <w:color w:themeColor="accent1" w:val="4F81BD"/>
@@ -3513,7 +3803,7 @@
     <w:uiPriority w:val="11"/>
     <w:rsid w:val="00FC693F"/>
     <w:rPr>
-      <w:rFonts w:asciiTheme="majorHAnsi" w:cstheme="majorBidi" w:eastAsiaTheme="majorEastAsia" w:hAnsiTheme="majorHAnsi"/>
+      <w:rFonts w:asciiTheme="majorHAnsi" w:cstheme="majorBidi" w:hAnsiTheme="majorHAnsi" w:eastAsia="黑体"/>
       <w:i/>
       <w:iCs/>
       <w:color w:themeColor="accent1" w:val="4F81BD"/>
@@ -3580,6 +3870,7 @@
       <w:spacing w:after="120"/>
     </w:pPr>
     <w:rPr>
+      <w:rFonts w:eastAsia="黑体"/>
       <w:sz w:val="16"/>
       <w:szCs w:val="16"/>
     </w:rPr>
@@ -3591,6 +3882,7 @@
     <w:uiPriority w:val="99"/>
     <w:rsid w:val="00AA1D8D"/>
     <w:rPr>
+      <w:rFonts w:eastAsia="黑体"/>
       <w:sz w:val="16"/>
       <w:szCs w:val="16"/>
     </w:rPr>
@@ -3760,7 +4052,7 @@
       </w:tabs>
     </w:pPr>
     <w:rPr>
-      <w:rFonts w:ascii="Courier" w:hAnsi="Courier"/>
+      <w:rFonts w:ascii="Courier" w:hAnsi="Courier" w:eastAsia="黑体"/>
       <w:sz w:val="20"/>
       <w:szCs w:val="20"/>
     </w:rPr>
@@ -3772,7 +4064,7 @@
     <w:uiPriority w:val="99"/>
     <w:rsid w:val="0029639D"/>
     <w:rPr>
-      <w:rFonts w:ascii="Courier" w:hAnsi="Courier"/>
+      <w:rFonts w:ascii="Courier" w:hAnsi="Courier" w:eastAsia="黑体"/>
       <w:sz w:val="20"/>
       <w:szCs w:val="20"/>
     </w:rPr>
@@ -3808,6 +4100,7 @@
     <w:uiPriority w:val="29"/>
     <w:rsid w:val="00FC693F"/>
     <w:rPr>
+      <w:rFonts w:eastAsia="黑体"/>
       <w:i/>
       <w:iCs/>
       <w:color w:themeColor="text1" w:val="000000"/>
@@ -3821,7 +4114,7 @@
     <w:semiHidden/>
     <w:rsid w:val="00FC693F"/>
     <w:rPr>
-      <w:rFonts w:asciiTheme="majorHAnsi" w:cstheme="majorBidi" w:eastAsiaTheme="majorEastAsia" w:hAnsiTheme="majorHAnsi"/>
+      <w:rFonts w:asciiTheme="majorHAnsi" w:cstheme="majorBidi" w:hAnsiTheme="majorHAnsi" w:eastAsia="黑体"/>
       <w:b/>
       <w:bCs/>
       <w:i/>
@@ -3837,7 +4130,7 @@
     <w:semiHidden/>
     <w:rsid w:val="00FC693F"/>
     <w:rPr>
-      <w:rFonts w:asciiTheme="majorHAnsi" w:cstheme="majorBidi" w:eastAsiaTheme="majorEastAsia" w:hAnsiTheme="majorHAnsi"/>
+      <w:rFonts w:asciiTheme="majorHAnsi" w:cstheme="majorBidi" w:hAnsiTheme="majorHAnsi" w:eastAsia="黑体"/>
       <w:color w:themeColor="accent1" w:themeShade="7F" w:val="243F60"/>
     </w:rPr>
   </w:style>
@@ -3849,7 +4142,7 @@
     <w:semiHidden/>
     <w:rsid w:val="00FC693F"/>
     <w:rPr>
-      <w:rFonts w:asciiTheme="majorHAnsi" w:cstheme="majorBidi" w:eastAsiaTheme="majorEastAsia" w:hAnsiTheme="majorHAnsi"/>
+      <w:rFonts w:asciiTheme="majorHAnsi" w:cstheme="majorBidi" w:hAnsiTheme="majorHAnsi" w:eastAsia="黑体"/>
       <w:i/>
       <w:iCs/>
       <w:color w:themeColor="accent1" w:themeShade="7F" w:val="243F60"/>
@@ -3863,7 +4156,7 @@
     <w:semiHidden/>
     <w:rsid w:val="00FC693F"/>
     <w:rPr>
-      <w:rFonts w:asciiTheme="majorHAnsi" w:cstheme="majorBidi" w:eastAsiaTheme="majorEastAsia" w:hAnsiTheme="majorHAnsi"/>
+      <w:rFonts w:asciiTheme="majorHAnsi" w:cstheme="majorBidi" w:hAnsiTheme="majorHAnsi" w:eastAsia="黑体"/>
       <w:i/>
       <w:iCs/>
       <w:color w:themeColor="text1" w:themeTint="BF" w:val="404040"/>
@@ -3877,7 +4170,7 @@
     <w:semiHidden/>
     <w:rsid w:val="00FC693F"/>
     <w:rPr>
-      <w:rFonts w:asciiTheme="majorHAnsi" w:cstheme="majorBidi" w:eastAsiaTheme="majorEastAsia" w:hAnsiTheme="majorHAnsi"/>
+      <w:rFonts w:asciiTheme="majorHAnsi" w:cstheme="majorBidi" w:hAnsiTheme="majorHAnsi" w:eastAsia="黑体"/>
       <w:color w:themeColor="accent1" w:val="4F81BD"/>
       <w:sz w:val="20"/>
       <w:szCs w:val="20"/>
@@ -3891,7 +4184,7 @@
     <w:semiHidden/>
     <w:rsid w:val="00FC693F"/>
     <w:rPr>
-      <w:rFonts w:asciiTheme="majorHAnsi" w:cstheme="majorBidi" w:eastAsiaTheme="majorEastAsia" w:hAnsiTheme="majorHAnsi"/>
+      <w:rFonts w:asciiTheme="majorHAnsi" w:cstheme="majorBidi" w:hAnsiTheme="majorHAnsi" w:eastAsia="黑体"/>
       <w:i/>
       <w:iCs/>
       <w:color w:themeColor="text1" w:themeTint="BF" w:val="404040"/>
@@ -3912,6 +4205,7 @@
       <w:spacing w:line="240" w:lineRule="auto"/>
     </w:pPr>
     <w:rPr>
+      <w:rFonts w:eastAsia="黑体"/>
       <w:b/>
       <w:bCs/>
       <w:color w:themeColor="accent1" w:val="4F81BD"/>
@@ -3926,6 +4220,7 @@
     <w:qFormat/>
     <w:rsid w:val="00FC693F"/>
     <w:rPr>
+      <w:rFonts w:eastAsia="黑体"/>
       <w:b/>
       <w:bCs/>
     </w:rPr>
@@ -3937,6 +4232,7 @@
     <w:qFormat/>
     <w:rsid w:val="00FC693F"/>
     <w:rPr>
+      <w:rFonts w:eastAsia="黑体"/>
       <w:i/>
       <w:iCs/>
     </w:rPr>
@@ -3957,6 +4253,7 @@
       <w:ind w:left="936" w:right="936"/>
     </w:pPr>
     <w:rPr>
+      <w:rFonts w:eastAsia="黑体"/>
       <w:b/>
       <w:bCs/>
       <w:i/>
@@ -3971,6 +4268,7 @@
     <w:uiPriority w:val="30"/>
     <w:rsid w:val="00FC693F"/>
     <w:rPr>
+      <w:rFonts w:eastAsia="黑体"/>
       <w:b/>
       <w:bCs/>
       <w:i/>
@@ -3985,6 +4283,7 @@
     <w:qFormat/>
     <w:rsid w:val="00FC693F"/>
     <w:rPr>
+      <w:rFonts w:eastAsia="黑体"/>
       <w:i/>
       <w:iCs/>
       <w:color w:themeColor="text1" w:themeTint="7F" w:val="808080"/>
@@ -3997,6 +4296,7 @@
     <w:qFormat/>
     <w:rsid w:val="00FC693F"/>
     <w:rPr>
+      <w:rFonts w:eastAsia="黑体"/>
       <w:b/>
       <w:bCs/>
       <w:i/>
@@ -4011,6 +4311,7 @@
     <w:qFormat/>
     <w:rsid w:val="00FC693F"/>
     <w:rPr>
+      <w:rFonts w:eastAsia="黑体"/>
       <w:smallCaps/>
       <w:color w:themeColor="accent2" w:val="C0504D"/>
       <w:u w:val="single"/>
@@ -4023,6 +4324,7 @@
     <w:qFormat/>
     <w:rsid w:val="00FC693F"/>
     <w:rPr>
+      <w:rFonts w:eastAsia="黑体"/>
       <w:b/>
       <w:bCs/>
       <w:smallCaps/>
@@ -4038,6 +4340,7 @@
     <w:qFormat/>
     <w:rsid w:val="00FC693F"/>
     <w:rPr>
+      <w:rFonts w:eastAsia="黑体"/>
       <w:b/>
       <w:bCs/>
       <w:smallCaps/>
@@ -4092,6 +4395,7 @@
       <w:spacing w:after="0" w:line="240" w:lineRule="auto"/>
     </w:pPr>
     <w:rPr>
+      <w:rFonts w:eastAsia="黑体"/>
       <w:color w:themeColor="text1" w:themeShade="BF" w:val="000000"/>
     </w:rPr>
     <w:tblPr>
@@ -4114,6 +4418,7 @@
         <w:spacing w:after="0" w:before="0" w:line="240" w:lineRule="auto"/>
       </w:pPr>
       <w:rPr>
+        <w:rFonts w:eastAsia="黑体"/>
         <w:b/>
         <w:bCs/>
       </w:rPr>
@@ -4134,6 +4439,7 @@
         <w:spacing w:after="0" w:before="0" w:line="240" w:lineRule="auto"/>
       </w:pPr>
       <w:rPr>
+        <w:rFonts w:eastAsia="黑体"/>
         <w:b/>
         <w:bCs/>
       </w:rPr>
@@ -4151,12 +4457,14 @@
     </w:tblStylePr>
     <w:tblStylePr w:type="firstCol">
       <w:rPr>
+        <w:rFonts w:eastAsia="黑体"/>
         <w:b/>
         <w:bCs/>
       </w:rPr>
     </w:tblStylePr>
     <w:tblStylePr w:type="lastCol">
       <w:rPr>
+        <w:rFonts w:eastAsia="黑体"/>
         <w:b/>
         <w:bCs/>
       </w:rPr>
@@ -4195,6 +4503,7 @@
       <w:spacing w:after="0" w:line="240" w:lineRule="auto"/>
     </w:pPr>
     <w:rPr>
+      <w:rFonts w:eastAsia="黑体"/>
       <w:color w:themeColor="accent1" w:themeShade="BF" w:val="365F91"/>
     </w:rPr>
     <w:tblPr>
@@ -4217,6 +4526,7 @@
         <w:spacing w:after="0" w:before="0" w:line="240" w:lineRule="auto"/>
       </w:pPr>
       <w:rPr>
+        <w:rFonts w:eastAsia="黑体"/>
         <w:b/>
         <w:bCs/>
       </w:rPr>
@@ -4237,6 +4547,7 @@
         <w:spacing w:after="0" w:before="0" w:line="240" w:lineRule="auto"/>
       </w:pPr>
       <w:rPr>
+        <w:rFonts w:eastAsia="黑体"/>
         <w:b/>
         <w:bCs/>
       </w:rPr>
@@ -4254,12 +4565,14 @@
     </w:tblStylePr>
     <w:tblStylePr w:type="firstCol">
       <w:rPr>
+        <w:rFonts w:eastAsia="黑体"/>
         <w:b/>
         <w:bCs/>
       </w:rPr>
     </w:tblStylePr>
     <w:tblStylePr w:type="lastCol">
       <w:rPr>
+        <w:rFonts w:eastAsia="黑体"/>
         <w:b/>
         <w:bCs/>
       </w:rPr>
@@ -4298,6 +4611,7 @@
       <w:spacing w:after="0" w:line="240" w:lineRule="auto"/>
     </w:pPr>
     <w:rPr>
+      <w:rFonts w:eastAsia="黑体"/>
       <w:color w:themeColor="accent2" w:themeShade="BF" w:val="943634"/>
     </w:rPr>
     <w:tblPr>
@@ -4320,6 +4634,7 @@
         <w:spacing w:after="0" w:before="0" w:line="240" w:lineRule="auto"/>
       </w:pPr>
       <w:rPr>
+        <w:rFonts w:eastAsia="黑体"/>
         <w:b/>
         <w:bCs/>
       </w:rPr>
@@ -4340,6 +4655,7 @@
         <w:spacing w:after="0" w:before="0" w:line="240" w:lineRule="auto"/>
       </w:pPr>
       <w:rPr>
+        <w:rFonts w:eastAsia="黑体"/>
         <w:b/>
         <w:bCs/>
       </w:rPr>
@@ -4357,12 +4673,14 @@
     </w:tblStylePr>
     <w:tblStylePr w:type="firstCol">
       <w:rPr>
+        <w:rFonts w:eastAsia="黑体"/>
         <w:b/>
         <w:bCs/>
       </w:rPr>
     </w:tblStylePr>
     <w:tblStylePr w:type="lastCol">
       <w:rPr>
+        <w:rFonts w:eastAsia="黑体"/>
         <w:b/>
         <w:bCs/>
       </w:rPr>
@@ -4401,6 +4719,7 @@
       <w:spacing w:after="0" w:line="240" w:lineRule="auto"/>
     </w:pPr>
     <w:rPr>
+      <w:rFonts w:eastAsia="黑体"/>
       <w:color w:themeColor="accent3" w:themeShade="BF" w:val="76923C"/>
     </w:rPr>
     <w:tblPr>
@@ -4423,6 +4742,7 @@
         <w:spacing w:after="0" w:before="0" w:line="240" w:lineRule="auto"/>
       </w:pPr>
       <w:rPr>
+        <w:rFonts w:eastAsia="黑体"/>
         <w:b/>
         <w:bCs/>
       </w:rPr>
@@ -4443,6 +4763,7 @@
         <w:spacing w:after="0" w:before="0" w:line="240" w:lineRule="auto"/>
       </w:pPr>
       <w:rPr>
+        <w:rFonts w:eastAsia="黑体"/>
         <w:b/>
         <w:bCs/>
       </w:rPr>
@@ -4460,12 +4781,14 @@
     </w:tblStylePr>
     <w:tblStylePr w:type="firstCol">
       <w:rPr>
+        <w:rFonts w:eastAsia="黑体"/>
         <w:b/>
         <w:bCs/>
       </w:rPr>
     </w:tblStylePr>
     <w:tblStylePr w:type="lastCol">
       <w:rPr>
+        <w:rFonts w:eastAsia="黑体"/>
         <w:b/>
         <w:bCs/>
       </w:rPr>
@@ -4504,6 +4827,7 @@
       <w:spacing w:after="0" w:line="240" w:lineRule="auto"/>
     </w:pPr>
     <w:rPr>
+      <w:rFonts w:eastAsia="黑体"/>
       <w:color w:themeColor="accent4" w:themeShade="BF" w:val="5F497A"/>
     </w:rPr>
     <w:tblPr>
@@ -4526,6 +4850,7 @@
         <w:spacing w:after="0" w:before="0" w:line="240" w:lineRule="auto"/>
       </w:pPr>
       <w:rPr>
+        <w:rFonts w:eastAsia="黑体"/>
         <w:b/>
         <w:bCs/>
       </w:rPr>
@@ -4546,6 +4871,7 @@
         <w:spacing w:after="0" w:before="0" w:line="240" w:lineRule="auto"/>
       </w:pPr>
       <w:rPr>
+        <w:rFonts w:eastAsia="黑体"/>
         <w:b/>
         <w:bCs/>
       </w:rPr>
@@ -4563,12 +4889,14 @@
     </w:tblStylePr>
     <w:tblStylePr w:type="firstCol">
       <w:rPr>
+        <w:rFonts w:eastAsia="黑体"/>
         <w:b/>
         <w:bCs/>
       </w:rPr>
     </w:tblStylePr>
     <w:tblStylePr w:type="lastCol">
       <w:rPr>
+        <w:rFonts w:eastAsia="黑体"/>
         <w:b/>
         <w:bCs/>
       </w:rPr>
@@ -4607,6 +4935,7 @@
       <w:spacing w:after="0" w:line="240" w:lineRule="auto"/>
     </w:pPr>
     <w:rPr>
+      <w:rFonts w:eastAsia="黑体"/>
       <w:color w:themeColor="accent5" w:themeShade="BF" w:val="31849B"/>
     </w:rPr>
     <w:tblPr>
@@ -4629,6 +4958,7 @@
         <w:spacing w:after="0" w:before="0" w:line="240" w:lineRule="auto"/>
       </w:pPr>
       <w:rPr>
+        <w:rFonts w:eastAsia="黑体"/>
         <w:b/>
         <w:bCs/>
       </w:rPr>
@@ -4649,6 +4979,7 @@
         <w:spacing w:after="0" w:before="0" w:line="240" w:lineRule="auto"/>
       </w:pPr>
       <w:rPr>
+        <w:rFonts w:eastAsia="黑体"/>
         <w:b/>
         <w:bCs/>
       </w:rPr>
@@ -4666,12 +4997,14 @@
     </w:tblStylePr>
     <w:tblStylePr w:type="firstCol">
       <w:rPr>
+        <w:rFonts w:eastAsia="黑体"/>
         <w:b/>
         <w:bCs/>
       </w:rPr>
     </w:tblStylePr>
     <w:tblStylePr w:type="lastCol">
       <w:rPr>
+        <w:rFonts w:eastAsia="黑体"/>
         <w:b/>
         <w:bCs/>
       </w:rPr>
@@ -4710,6 +5043,7 @@
       <w:spacing w:after="0" w:line="240" w:lineRule="auto"/>
     </w:pPr>
     <w:rPr>
+      <w:rFonts w:eastAsia="黑体"/>
       <w:color w:themeColor="accent6" w:themeShade="BF" w:val="E36C0A"/>
     </w:rPr>
     <w:tblPr>
@@ -4732,6 +5066,7 @@
         <w:spacing w:after="0" w:before="0" w:line="240" w:lineRule="auto"/>
       </w:pPr>
       <w:rPr>
+        <w:rFonts w:eastAsia="黑体"/>
         <w:b/>
         <w:bCs/>
       </w:rPr>
@@ -4752,6 +5087,7 @@
         <w:spacing w:after="0" w:before="0" w:line="240" w:lineRule="auto"/>
       </w:pPr>
       <w:rPr>
+        <w:rFonts w:eastAsia="黑体"/>
         <w:b/>
         <w:bCs/>
       </w:rPr>
@@ -4769,12 +5105,14 @@
     </w:tblStylePr>
     <w:tblStylePr w:type="firstCol">
       <w:rPr>
+        <w:rFonts w:eastAsia="黑体"/>
         <w:b/>
         <w:bCs/>
       </w:rPr>
     </w:tblStylePr>
     <w:tblStylePr w:type="lastCol">
       <w:rPr>
+        <w:rFonts w:eastAsia="黑体"/>
         <w:b/>
         <w:bCs/>
       </w:rPr>
@@ -4834,6 +5172,7 @@
         <w:spacing w:after="0" w:before="0" w:line="240" w:lineRule="auto"/>
       </w:pPr>
       <w:rPr>
+        <w:rFonts w:eastAsia="黑体"/>
         <w:b/>
         <w:bCs/>
         <w:color w:themeColor="background1" w:val="FFFFFF"/>
@@ -4848,6 +5187,7 @@
         <w:spacing w:after="0" w:before="0" w:line="240" w:lineRule="auto"/>
       </w:pPr>
       <w:rPr>
+        <w:rFonts w:eastAsia="黑体"/>
         <w:b/>
         <w:bCs/>
       </w:rPr>
@@ -4863,12 +5203,14 @@
     </w:tblStylePr>
     <w:tblStylePr w:type="firstCol">
       <w:rPr>
+        <w:rFonts w:eastAsia="黑体"/>
         <w:b/>
         <w:bCs/>
       </w:rPr>
     </w:tblStylePr>
     <w:tblStylePr w:type="lastCol">
       <w:rPr>
+        <w:rFonts w:eastAsia="黑体"/>
         <w:b/>
         <w:bCs/>
       </w:rPr>
@@ -4926,6 +5268,7 @@
         <w:spacing w:after="0" w:before="0" w:line="240" w:lineRule="auto"/>
       </w:pPr>
       <w:rPr>
+        <w:rFonts w:eastAsia="黑体"/>
         <w:b/>
         <w:bCs/>
         <w:color w:themeColor="background1" w:val="FFFFFF"/>
@@ -4940,6 +5283,7 @@
         <w:spacing w:after="0" w:before="0" w:line="240" w:lineRule="auto"/>
       </w:pPr>
       <w:rPr>
+        <w:rFonts w:eastAsia="黑体"/>
         <w:b/>
         <w:bCs/>
       </w:rPr>
@@ -4955,12 +5299,14 @@
     </w:tblStylePr>
     <w:tblStylePr w:type="firstCol">
       <w:rPr>
+        <w:rFonts w:eastAsia="黑体"/>
         <w:b/>
         <w:bCs/>
       </w:rPr>
     </w:tblStylePr>
     <w:tblStylePr w:type="lastCol">
       <w:rPr>
+        <w:rFonts w:eastAsia="黑体"/>
         <w:b/>
         <w:bCs/>
       </w:rPr>
@@ -5018,6 +5364,7 @@
         <w:spacing w:after="0" w:before="0" w:line="240" w:lineRule="auto"/>
       </w:pPr>
       <w:rPr>
+        <w:rFonts w:eastAsia="黑体"/>
         <w:b/>
         <w:bCs/>
         <w:color w:themeColor="background1" w:val="FFFFFF"/>
@@ -5032,6 +5379,7 @@
         <w:spacing w:after="0" w:before="0" w:line="240" w:lineRule="auto"/>
       </w:pPr>
       <w:rPr>
+        <w:rFonts w:eastAsia="黑体"/>
         <w:b/>
         <w:bCs/>
       </w:rPr>
@@ -5047,12 +5395,14 @@
     </w:tblStylePr>
     <w:tblStylePr w:type="firstCol">
       <w:rPr>
+        <w:rFonts w:eastAsia="黑体"/>
         <w:b/>
         <w:bCs/>
       </w:rPr>
     </w:tblStylePr>
     <w:tblStylePr w:type="lastCol">
       <w:rPr>
+        <w:rFonts w:eastAsia="黑体"/>
         <w:b/>
         <w:bCs/>
       </w:rPr>
@@ -5110,6 +5460,7 @@
         <w:spacing w:after="0" w:before="0" w:line="240" w:lineRule="auto"/>
       </w:pPr>
       <w:rPr>
+        <w:rFonts w:eastAsia="黑体"/>
         <w:b/>
         <w:bCs/>
         <w:color w:themeColor="background1" w:val="FFFFFF"/>
@@ -5124,6 +5475,7 @@
         <w:spacing w:after="0" w:before="0" w:line="240" w:lineRule="auto"/>
       </w:pPr>
       <w:rPr>
+        <w:rFonts w:eastAsia="黑体"/>
         <w:b/>
         <w:bCs/>
       </w:rPr>
@@ -5139,12 +5491,14 @@
     </w:tblStylePr>
     <w:tblStylePr w:type="firstCol">
       <w:rPr>
+        <w:rFonts w:eastAsia="黑体"/>
         <w:b/>
         <w:bCs/>
       </w:rPr>
     </w:tblStylePr>
     <w:tblStylePr w:type="lastCol">
       <w:rPr>
+        <w:rFonts w:eastAsia="黑体"/>
         <w:b/>
         <w:bCs/>
       </w:rPr>
@@ -5202,6 +5556,7 @@
         <w:spacing w:after="0" w:before="0" w:line="240" w:lineRule="auto"/>
       </w:pPr>
       <w:rPr>
+        <w:rFonts w:eastAsia="黑体"/>
         <w:b/>
         <w:bCs/>
         <w:color w:themeColor="background1" w:val="FFFFFF"/>
@@ -5216,6 +5571,7 @@
         <w:spacing w:after="0" w:before="0" w:line="240" w:lineRule="auto"/>
       </w:pPr>
       <w:rPr>
+        <w:rFonts w:eastAsia="黑体"/>
         <w:b/>
         <w:bCs/>
       </w:rPr>
@@ -5231,12 +5587,14 @@
     </w:tblStylePr>
     <w:tblStylePr w:type="firstCol">
       <w:rPr>
+        <w:rFonts w:eastAsia="黑体"/>
         <w:b/>
         <w:bCs/>
       </w:rPr>
     </w:tblStylePr>
     <w:tblStylePr w:type="lastCol">
       <w:rPr>
+        <w:rFonts w:eastAsia="黑体"/>
         <w:b/>
         <w:bCs/>
       </w:rPr>
@@ -5294,6 +5652,7 @@
         <w:spacing w:after="0" w:before="0" w:line="240" w:lineRule="auto"/>
       </w:pPr>
       <w:rPr>
+        <w:rFonts w:eastAsia="黑体"/>
         <w:b/>
         <w:bCs/>
         <w:color w:themeColor="background1" w:val="FFFFFF"/>
@@ -5308,6 +5667,7 @@
         <w:spacing w:after="0" w:before="0" w:line="240" w:lineRule="auto"/>
       </w:pPr>
       <w:rPr>
+        <w:rFonts w:eastAsia="黑体"/>
         <w:b/>
         <w:bCs/>
       </w:rPr>
@@ -5323,12 +5683,14 @@
     </w:tblStylePr>
     <w:tblStylePr w:type="firstCol">
       <w:rPr>
+        <w:rFonts w:eastAsia="黑体"/>
         <w:b/>
         <w:bCs/>
       </w:rPr>
     </w:tblStylePr>
     <w:tblStylePr w:type="lastCol">
       <w:rPr>
+        <w:rFonts w:eastAsia="黑体"/>
         <w:b/>
         <w:bCs/>
       </w:rPr>
@@ -5386,6 +5748,7 @@
         <w:spacing w:after="0" w:before="0" w:line="240" w:lineRule="auto"/>
       </w:pPr>
       <w:rPr>
+        <w:rFonts w:eastAsia="黑体"/>
         <w:b/>
         <w:bCs/>
         <w:color w:themeColor="background1" w:val="FFFFFF"/>
@@ -5400,6 +5763,7 @@
         <w:spacing w:after="0" w:before="0" w:line="240" w:lineRule="auto"/>
       </w:pPr>
       <w:rPr>
+        <w:rFonts w:eastAsia="黑体"/>
         <w:b/>
         <w:bCs/>
       </w:rPr>
@@ -5415,12 +5779,14 @@
     </w:tblStylePr>
     <w:tblStylePr w:type="firstCol">
       <w:rPr>
+        <w:rFonts w:eastAsia="黑体"/>
         <w:b/>
         <w:bCs/>
       </w:rPr>
     </w:tblStylePr>
     <w:tblStylePr w:type="lastCol">
       <w:rPr>
+        <w:rFonts w:eastAsia="黑体"/>
         <w:b/>
         <w:bCs/>
       </w:rPr>
@@ -5480,7 +5846,7 @@
         <w:spacing w:after="0" w:before="0" w:line="240" w:lineRule="auto"/>
       </w:pPr>
       <w:rPr>
-        <w:rFonts w:asciiTheme="majorHAnsi" w:cstheme="majorBidi" w:eastAsiaTheme="majorEastAsia" w:hAnsiTheme="majorHAnsi"/>
+        <w:rFonts w:asciiTheme="majorHAnsi" w:cstheme="majorBidi" w:hAnsiTheme="majorHAnsi" w:eastAsia="黑体"/>
         <w:b/>
         <w:bCs/>
       </w:rPr>
@@ -5501,7 +5867,7 @@
         <w:spacing w:after="0" w:before="0" w:line="240" w:lineRule="auto"/>
       </w:pPr>
       <w:rPr>
-        <w:rFonts w:asciiTheme="majorHAnsi" w:cstheme="majorBidi" w:eastAsiaTheme="majorEastAsia" w:hAnsiTheme="majorHAnsi"/>
+        <w:rFonts w:asciiTheme="majorHAnsi" w:cstheme="majorBidi" w:hAnsiTheme="majorHAnsi" w:eastAsia="黑体"/>
         <w:b/>
         <w:bCs/>
       </w:rPr>
@@ -5519,14 +5885,14 @@
     </w:tblStylePr>
     <w:tblStylePr w:type="firstCol">
       <w:rPr>
-        <w:rFonts w:asciiTheme="majorHAnsi" w:cstheme="majorBidi" w:eastAsiaTheme="majorEastAsia" w:hAnsiTheme="majorHAnsi"/>
+        <w:rFonts w:asciiTheme="majorHAnsi" w:cstheme="majorBidi" w:hAnsiTheme="majorHAnsi" w:eastAsia="黑体"/>
         <w:b/>
         <w:bCs/>
       </w:rPr>
     </w:tblStylePr>
     <w:tblStylePr w:type="lastCol">
       <w:rPr>
-        <w:rFonts w:asciiTheme="majorHAnsi" w:cstheme="majorBidi" w:eastAsiaTheme="majorEastAsia" w:hAnsiTheme="majorHAnsi"/>
+        <w:rFonts w:asciiTheme="majorHAnsi" w:cstheme="majorBidi" w:hAnsiTheme="majorHAnsi" w:eastAsia="黑体"/>
         <w:b/>
         <w:bCs/>
       </w:rPr>
@@ -5610,7 +5976,7 @@
         <w:spacing w:after="0" w:before="0" w:line="240" w:lineRule="auto"/>
       </w:pPr>
       <w:rPr>
-        <w:rFonts w:asciiTheme="majorHAnsi" w:cstheme="majorBidi" w:eastAsiaTheme="majorEastAsia" w:hAnsiTheme="majorHAnsi"/>
+        <w:rFonts w:asciiTheme="majorHAnsi" w:cstheme="majorBidi" w:hAnsiTheme="majorHAnsi" w:eastAsia="黑体"/>
         <w:b/>
         <w:bCs/>
       </w:rPr>
@@ -5631,7 +5997,7 @@
         <w:spacing w:after="0" w:before="0" w:line="240" w:lineRule="auto"/>
       </w:pPr>
       <w:rPr>
-        <w:rFonts w:asciiTheme="majorHAnsi" w:cstheme="majorBidi" w:eastAsiaTheme="majorEastAsia" w:hAnsiTheme="majorHAnsi"/>
+        <w:rFonts w:asciiTheme="majorHAnsi" w:cstheme="majorBidi" w:hAnsiTheme="majorHAnsi" w:eastAsia="黑体"/>
         <w:b/>
         <w:bCs/>
       </w:rPr>
@@ -5649,14 +6015,14 @@
     </w:tblStylePr>
     <w:tblStylePr w:type="firstCol">
       <w:rPr>
-        <w:rFonts w:asciiTheme="majorHAnsi" w:cstheme="majorBidi" w:eastAsiaTheme="majorEastAsia" w:hAnsiTheme="majorHAnsi"/>
+        <w:rFonts w:asciiTheme="majorHAnsi" w:cstheme="majorBidi" w:hAnsiTheme="majorHAnsi" w:eastAsia="黑体"/>
         <w:b/>
         <w:bCs/>
       </w:rPr>
     </w:tblStylePr>
     <w:tblStylePr w:type="lastCol">
       <w:rPr>
-        <w:rFonts w:asciiTheme="majorHAnsi" w:cstheme="majorBidi" w:eastAsiaTheme="majorEastAsia" w:hAnsiTheme="majorHAnsi"/>
+        <w:rFonts w:asciiTheme="majorHAnsi" w:cstheme="majorBidi" w:hAnsiTheme="majorHAnsi" w:eastAsia="黑体"/>
         <w:b/>
         <w:bCs/>
       </w:rPr>
@@ -5740,7 +6106,7 @@
         <w:spacing w:after="0" w:before="0" w:line="240" w:lineRule="auto"/>
       </w:pPr>
       <w:rPr>
-        <w:rFonts w:asciiTheme="majorHAnsi" w:cstheme="majorBidi" w:eastAsiaTheme="majorEastAsia" w:hAnsiTheme="majorHAnsi"/>
+        <w:rFonts w:asciiTheme="majorHAnsi" w:cstheme="majorBidi" w:hAnsiTheme="majorHAnsi" w:eastAsia="黑体"/>
         <w:b/>
         <w:bCs/>
       </w:rPr>
@@ -5761,7 +6127,7 @@
         <w:spacing w:after="0" w:before="0" w:line="240" w:lineRule="auto"/>
       </w:pPr>
       <w:rPr>
-        <w:rFonts w:asciiTheme="majorHAnsi" w:cstheme="majorBidi" w:eastAsiaTheme="majorEastAsia" w:hAnsiTheme="majorHAnsi"/>
+        <w:rFonts w:asciiTheme="majorHAnsi" w:cstheme="majorBidi" w:hAnsiTheme="majorHAnsi" w:eastAsia="黑体"/>
         <w:b/>
         <w:bCs/>
       </w:rPr>
@@ -5779,14 +6145,14 @@
     </w:tblStylePr>
     <w:tblStylePr w:type="firstCol">
       <w:rPr>
-        <w:rFonts w:asciiTheme="majorHAnsi" w:cstheme="majorBidi" w:eastAsiaTheme="majorEastAsia" w:hAnsiTheme="majorHAnsi"/>
+        <w:rFonts w:asciiTheme="majorHAnsi" w:cstheme="majorBidi" w:hAnsiTheme="majorHAnsi" w:eastAsia="黑体"/>
         <w:b/>
         <w:bCs/>
       </w:rPr>
     </w:tblStylePr>
     <w:tblStylePr w:type="lastCol">
       <w:rPr>
-        <w:rFonts w:asciiTheme="majorHAnsi" w:cstheme="majorBidi" w:eastAsiaTheme="majorEastAsia" w:hAnsiTheme="majorHAnsi"/>
+        <w:rFonts w:asciiTheme="majorHAnsi" w:cstheme="majorBidi" w:hAnsiTheme="majorHAnsi" w:eastAsia="黑体"/>
         <w:b/>
         <w:bCs/>
       </w:rPr>
@@ -5870,7 +6236,7 @@
         <w:spacing w:after="0" w:before="0" w:line="240" w:lineRule="auto"/>
       </w:pPr>
       <w:rPr>
-        <w:rFonts w:asciiTheme="majorHAnsi" w:cstheme="majorBidi" w:eastAsiaTheme="majorEastAsia" w:hAnsiTheme="majorHAnsi"/>
+        <w:rFonts w:asciiTheme="majorHAnsi" w:cstheme="majorBidi" w:hAnsiTheme="majorHAnsi" w:eastAsia="黑体"/>
         <w:b/>
         <w:bCs/>
       </w:rPr>
@@ -5891,7 +6257,7 @@
         <w:spacing w:after="0" w:before="0" w:line="240" w:lineRule="auto"/>
       </w:pPr>
       <w:rPr>
-        <w:rFonts w:asciiTheme="majorHAnsi" w:cstheme="majorBidi" w:eastAsiaTheme="majorEastAsia" w:hAnsiTheme="majorHAnsi"/>
+        <w:rFonts w:asciiTheme="majorHAnsi" w:cstheme="majorBidi" w:hAnsiTheme="majorHAnsi" w:eastAsia="黑体"/>
         <w:b/>
         <w:bCs/>
       </w:rPr>
@@ -5909,14 +6275,14 @@
     </w:tblStylePr>
     <w:tblStylePr w:type="firstCol">
       <w:rPr>
-        <w:rFonts w:asciiTheme="majorHAnsi" w:cstheme="majorBidi" w:eastAsiaTheme="majorEastAsia" w:hAnsiTheme="majorHAnsi"/>
+        <w:rFonts w:asciiTheme="majorHAnsi" w:cstheme="majorBidi" w:hAnsiTheme="majorHAnsi" w:eastAsia="黑体"/>
         <w:b/>
         <w:bCs/>
       </w:rPr>
     </w:tblStylePr>
     <w:tblStylePr w:type="lastCol">
       <w:rPr>
-        <w:rFonts w:asciiTheme="majorHAnsi" w:cstheme="majorBidi" w:eastAsiaTheme="majorEastAsia" w:hAnsiTheme="majorHAnsi"/>
+        <w:rFonts w:asciiTheme="majorHAnsi" w:cstheme="majorBidi" w:hAnsiTheme="majorHAnsi" w:eastAsia="黑体"/>
         <w:b/>
         <w:bCs/>
       </w:rPr>
@@ -6000,7 +6366,7 @@
         <w:spacing w:after="0" w:before="0" w:line="240" w:lineRule="auto"/>
       </w:pPr>
       <w:rPr>
-        <w:rFonts w:asciiTheme="majorHAnsi" w:cstheme="majorBidi" w:eastAsiaTheme="majorEastAsia" w:hAnsiTheme="majorHAnsi"/>
+        <w:rFonts w:asciiTheme="majorHAnsi" w:cstheme="majorBidi" w:hAnsiTheme="majorHAnsi" w:eastAsia="黑体"/>
         <w:b/>
         <w:bCs/>
       </w:rPr>
@@ -6021,7 +6387,7 @@
         <w:spacing w:after="0" w:before="0" w:line="240" w:lineRule="auto"/>
       </w:pPr>
       <w:rPr>
-        <w:rFonts w:asciiTheme="majorHAnsi" w:cstheme="majorBidi" w:eastAsiaTheme="majorEastAsia" w:hAnsiTheme="majorHAnsi"/>
+        <w:rFonts w:asciiTheme="majorHAnsi" w:cstheme="majorBidi" w:hAnsiTheme="majorHAnsi" w:eastAsia="黑体"/>
         <w:b/>
         <w:bCs/>
       </w:rPr>
@@ -6039,14 +6405,14 @@
     </w:tblStylePr>
     <w:tblStylePr w:type="firstCol">
       <w:rPr>
-        <w:rFonts w:asciiTheme="majorHAnsi" w:cstheme="majorBidi" w:eastAsiaTheme="majorEastAsia" w:hAnsiTheme="majorHAnsi"/>
+        <w:rFonts w:asciiTheme="majorHAnsi" w:cstheme="majorBidi" w:hAnsiTheme="majorHAnsi" w:eastAsia="黑体"/>
         <w:b/>
         <w:bCs/>
       </w:rPr>
     </w:tblStylePr>
     <w:tblStylePr w:type="lastCol">
       <w:rPr>
-        <w:rFonts w:asciiTheme="majorHAnsi" w:cstheme="majorBidi" w:eastAsiaTheme="majorEastAsia" w:hAnsiTheme="majorHAnsi"/>
+        <w:rFonts w:asciiTheme="majorHAnsi" w:cstheme="majorBidi" w:hAnsiTheme="majorHAnsi" w:eastAsia="黑体"/>
         <w:b/>
         <w:bCs/>
       </w:rPr>
@@ -6130,7 +6496,7 @@
         <w:spacing w:after="0" w:before="0" w:line="240" w:lineRule="auto"/>
       </w:pPr>
       <w:rPr>
-        <w:rFonts w:asciiTheme="majorHAnsi" w:cstheme="majorBidi" w:eastAsiaTheme="majorEastAsia" w:hAnsiTheme="majorHAnsi"/>
+        <w:rFonts w:asciiTheme="majorHAnsi" w:cstheme="majorBidi" w:hAnsiTheme="majorHAnsi" w:eastAsia="黑体"/>
         <w:b/>
         <w:bCs/>
       </w:rPr>
@@ -6151,7 +6517,7 @@
         <w:spacing w:after="0" w:before="0" w:line="240" w:lineRule="auto"/>
       </w:pPr>
       <w:rPr>
-        <w:rFonts w:asciiTheme="majorHAnsi" w:cstheme="majorBidi" w:eastAsiaTheme="majorEastAsia" w:hAnsiTheme="majorHAnsi"/>
+        <w:rFonts w:asciiTheme="majorHAnsi" w:cstheme="majorBidi" w:hAnsiTheme="majorHAnsi" w:eastAsia="黑体"/>
         <w:b/>
         <w:bCs/>
       </w:rPr>
@@ -6169,14 +6535,14 @@
     </w:tblStylePr>
     <w:tblStylePr w:type="firstCol">
       <w:rPr>
-        <w:rFonts w:asciiTheme="majorHAnsi" w:cstheme="majorBidi" w:eastAsiaTheme="majorEastAsia" w:hAnsiTheme="majorHAnsi"/>
+        <w:rFonts w:asciiTheme="majorHAnsi" w:cstheme="majorBidi" w:hAnsiTheme="majorHAnsi" w:eastAsia="黑体"/>
         <w:b/>
         <w:bCs/>
       </w:rPr>
     </w:tblStylePr>
     <w:tblStylePr w:type="lastCol">
       <w:rPr>
-        <w:rFonts w:asciiTheme="majorHAnsi" w:cstheme="majorBidi" w:eastAsiaTheme="majorEastAsia" w:hAnsiTheme="majorHAnsi"/>
+        <w:rFonts w:asciiTheme="majorHAnsi" w:cstheme="majorBidi" w:hAnsiTheme="majorHAnsi" w:eastAsia="黑体"/>
         <w:b/>
         <w:bCs/>
       </w:rPr>
@@ -6260,7 +6626,7 @@
         <w:spacing w:after="0" w:before="0" w:line="240" w:lineRule="auto"/>
       </w:pPr>
       <w:rPr>
-        <w:rFonts w:asciiTheme="majorHAnsi" w:cstheme="majorBidi" w:eastAsiaTheme="majorEastAsia" w:hAnsiTheme="majorHAnsi"/>
+        <w:rFonts w:asciiTheme="majorHAnsi" w:cstheme="majorBidi" w:hAnsiTheme="majorHAnsi" w:eastAsia="黑体"/>
         <w:b/>
         <w:bCs/>
       </w:rPr>
@@ -6281,7 +6647,7 @@
         <w:spacing w:after="0" w:before="0" w:line="240" w:lineRule="auto"/>
       </w:pPr>
       <w:rPr>
-        <w:rFonts w:asciiTheme="majorHAnsi" w:cstheme="majorBidi" w:eastAsiaTheme="majorEastAsia" w:hAnsiTheme="majorHAnsi"/>
+        <w:rFonts w:asciiTheme="majorHAnsi" w:cstheme="majorBidi" w:hAnsiTheme="majorHAnsi" w:eastAsia="黑体"/>
         <w:b/>
         <w:bCs/>
       </w:rPr>
@@ -6299,14 +6665,14 @@
     </w:tblStylePr>
     <w:tblStylePr w:type="firstCol">
       <w:rPr>
-        <w:rFonts w:asciiTheme="majorHAnsi" w:cstheme="majorBidi" w:eastAsiaTheme="majorEastAsia" w:hAnsiTheme="majorHAnsi"/>
+        <w:rFonts w:asciiTheme="majorHAnsi" w:cstheme="majorBidi" w:hAnsiTheme="majorHAnsi" w:eastAsia="黑体"/>
         <w:b/>
         <w:bCs/>
       </w:rPr>
     </w:tblStylePr>
     <w:tblStylePr w:type="lastCol">
       <w:rPr>
-        <w:rFonts w:asciiTheme="majorHAnsi" w:cstheme="majorBidi" w:eastAsiaTheme="majorEastAsia" w:hAnsiTheme="majorHAnsi"/>
+        <w:rFonts w:asciiTheme="majorHAnsi" w:cstheme="majorBidi" w:hAnsiTheme="majorHAnsi" w:eastAsia="黑体"/>
         <w:b/>
         <w:bCs/>
       </w:rPr>
@@ -6389,6 +6755,7 @@
         <w:spacing w:after="0" w:before="0" w:line="240" w:lineRule="auto"/>
       </w:pPr>
       <w:rPr>
+        <w:rFonts w:eastAsia="黑体"/>
         <w:b/>
         <w:bCs/>
         <w:color w:themeColor="background1" w:val="FFFFFF"/>
@@ -6411,6 +6778,7 @@
         <w:spacing w:after="0" w:before="0" w:line="240" w:lineRule="auto"/>
       </w:pPr>
       <w:rPr>
+        <w:rFonts w:eastAsia="黑体"/>
         <w:b/>
         <w:bCs/>
       </w:rPr>
@@ -6428,12 +6796,14 @@
     </w:tblStylePr>
     <w:tblStylePr w:type="firstCol">
       <w:rPr>
+        <w:rFonts w:eastAsia="黑体"/>
         <w:b/>
         <w:bCs/>
       </w:rPr>
     </w:tblStylePr>
     <w:tblStylePr w:type="lastCol">
       <w:rPr>
+        <w:rFonts w:eastAsia="黑体"/>
         <w:b/>
         <w:bCs/>
       </w:rPr>
@@ -6495,6 +6865,7 @@
         <w:spacing w:after="0" w:before="0" w:line="240" w:lineRule="auto"/>
       </w:pPr>
       <w:rPr>
+        <w:rFonts w:eastAsia="黑体"/>
         <w:b/>
         <w:bCs/>
         <w:color w:themeColor="background1" w:val="FFFFFF"/>
@@ -6517,6 +6888,7 @@
         <w:spacing w:after="0" w:before="0" w:line="240" w:lineRule="auto"/>
       </w:pPr>
       <w:rPr>
+        <w:rFonts w:eastAsia="黑体"/>
         <w:b/>
         <w:bCs/>
       </w:rPr>
@@ -6534,12 +6906,14 @@
     </w:tblStylePr>
     <w:tblStylePr w:type="firstCol">
       <w:rPr>
+        <w:rFonts w:eastAsia="黑体"/>
         <w:b/>
         <w:bCs/>
       </w:rPr>
     </w:tblStylePr>
     <w:tblStylePr w:type="lastCol">
       <w:rPr>
+        <w:rFonts w:eastAsia="黑体"/>
         <w:b/>
         <w:bCs/>
       </w:rPr>
@@ -6601,6 +6975,7 @@
         <w:spacing w:after="0" w:before="0" w:line="240" w:lineRule="auto"/>
       </w:pPr>
       <w:rPr>
+        <w:rFonts w:eastAsia="黑体"/>
         <w:b/>
         <w:bCs/>
         <w:color w:themeColor="background1" w:val="FFFFFF"/>
@@ -6623,6 +6998,7 @@
         <w:spacing w:after="0" w:before="0" w:line="240" w:lineRule="auto"/>
       </w:pPr>
       <w:rPr>
+        <w:rFonts w:eastAsia="黑体"/>
         <w:b/>
         <w:bCs/>
       </w:rPr>
@@ -6640,12 +7016,14 @@
     </w:tblStylePr>
     <w:tblStylePr w:type="firstCol">
       <w:rPr>
+        <w:rFonts w:eastAsia="黑体"/>
         <w:b/>
         <w:bCs/>
       </w:rPr>
     </w:tblStylePr>
     <w:tblStylePr w:type="lastCol">
       <w:rPr>
+        <w:rFonts w:eastAsia="黑体"/>
         <w:b/>
         <w:bCs/>
       </w:rPr>
@@ -6707,6 +7085,7 @@
         <w:spacing w:after="0" w:before="0" w:line="240" w:lineRule="auto"/>
       </w:pPr>
       <w:rPr>
+        <w:rFonts w:eastAsia="黑体"/>
         <w:b/>
         <w:bCs/>
         <w:color w:themeColor="background1" w:val="FFFFFF"/>
@@ -6729,6 +7108,7 @@
         <w:spacing w:after="0" w:before="0" w:line="240" w:lineRule="auto"/>
       </w:pPr>
       <w:rPr>
+        <w:rFonts w:eastAsia="黑体"/>
         <w:b/>
         <w:bCs/>
       </w:rPr>
@@ -6746,12 +7126,14 @@
     </w:tblStylePr>
     <w:tblStylePr w:type="firstCol">
       <w:rPr>
+        <w:rFonts w:eastAsia="黑体"/>
         <w:b/>
         <w:bCs/>
       </w:rPr>
     </w:tblStylePr>
     <w:tblStylePr w:type="lastCol">
       <w:rPr>
+        <w:rFonts w:eastAsia="黑体"/>
         <w:b/>
         <w:bCs/>
       </w:rPr>
@@ -6813,6 +7195,7 @@
         <w:spacing w:after="0" w:before="0" w:line="240" w:lineRule="auto"/>
       </w:pPr>
       <w:rPr>
+        <w:rFonts w:eastAsia="黑体"/>
         <w:b/>
         <w:bCs/>
         <w:color w:themeColor="background1" w:val="FFFFFF"/>
@@ -6835,6 +7218,7 @@
         <w:spacing w:after="0" w:before="0" w:line="240" w:lineRule="auto"/>
       </w:pPr>
       <w:rPr>
+        <w:rFonts w:eastAsia="黑体"/>
         <w:b/>
         <w:bCs/>
       </w:rPr>
@@ -6852,12 +7236,14 @@
     </w:tblStylePr>
     <w:tblStylePr w:type="firstCol">
       <w:rPr>
+        <w:rFonts w:eastAsia="黑体"/>
         <w:b/>
         <w:bCs/>
       </w:rPr>
     </w:tblStylePr>
     <w:tblStylePr w:type="lastCol">
       <w:rPr>
+        <w:rFonts w:eastAsia="黑体"/>
         <w:b/>
         <w:bCs/>
       </w:rPr>
@@ -6919,6 +7305,7 @@
         <w:spacing w:after="0" w:before="0" w:line="240" w:lineRule="auto"/>
       </w:pPr>
       <w:rPr>
+        <w:rFonts w:eastAsia="黑体"/>
         <w:b/>
         <w:bCs/>
         <w:color w:themeColor="background1" w:val="FFFFFF"/>
@@ -6941,6 +7328,7 @@
         <w:spacing w:after="0" w:before="0" w:line="240" w:lineRule="auto"/>
       </w:pPr>
       <w:rPr>
+        <w:rFonts w:eastAsia="黑体"/>
         <w:b/>
         <w:bCs/>
       </w:rPr>
@@ -6958,12 +7346,14 @@
     </w:tblStylePr>
     <w:tblStylePr w:type="firstCol">
       <w:rPr>
+        <w:rFonts w:eastAsia="黑体"/>
         <w:b/>
         <w:bCs/>
       </w:rPr>
     </w:tblStylePr>
     <w:tblStylePr w:type="lastCol">
       <w:rPr>
+        <w:rFonts w:eastAsia="黑体"/>
         <w:b/>
         <w:bCs/>
       </w:rPr>
@@ -7025,6 +7415,7 @@
         <w:spacing w:after="0" w:before="0" w:line="240" w:lineRule="auto"/>
       </w:pPr>
       <w:rPr>
+        <w:rFonts w:eastAsia="黑体"/>
         <w:b/>
         <w:bCs/>
         <w:color w:themeColor="background1" w:val="FFFFFF"/>
@@ -7047,6 +7438,7 @@
         <w:spacing w:after="0" w:before="0" w:line="240" w:lineRule="auto"/>
       </w:pPr>
       <w:rPr>
+        <w:rFonts w:eastAsia="黑体"/>
         <w:b/>
         <w:bCs/>
       </w:rPr>
@@ -7064,12 +7456,14 @@
     </w:tblStylePr>
     <w:tblStylePr w:type="firstCol">
       <w:rPr>
+        <w:rFonts w:eastAsia="黑体"/>
         <w:b/>
         <w:bCs/>
       </w:rPr>
     </w:tblStylePr>
     <w:tblStylePr w:type="lastCol">
       <w:rPr>
+        <w:rFonts w:eastAsia="黑体"/>
         <w:b/>
         <w:bCs/>
       </w:rPr>
@@ -7128,6 +7522,7 @@
         <w:spacing w:after="0" w:before="0" w:line="240" w:lineRule="auto"/>
       </w:pPr>
       <w:rPr>
+        <w:rFonts w:eastAsia="黑体"/>
         <w:b/>
         <w:bCs/>
         <w:color w:themeColor="background1" w:val="FFFFFF"/>
@@ -7150,6 +7545,7 @@
         <w:spacing w:after="0" w:before="0" w:line="240" w:lineRule="auto"/>
       </w:pPr>
       <w:rPr>
+        <w:rFonts w:eastAsia="黑体"/>
         <w:color w:val="auto"/>
       </w:rPr>
       <w:tblPr/>
@@ -7167,6 +7563,7 @@
     </w:tblStylePr>
     <w:tblStylePr w:type="firstCol">
       <w:rPr>
+        <w:rFonts w:eastAsia="黑体"/>
         <w:b/>
         <w:bCs/>
         <w:color w:themeColor="background1" w:val="FFFFFF"/>
@@ -7186,6 +7583,7 @@
     </w:tblStylePr>
     <w:tblStylePr w:type="lastCol">
       <w:rPr>
+        <w:rFonts w:eastAsia="黑体"/>
         <w:b/>
         <w:bCs/>
         <w:color w:themeColor="background1" w:val="FFFFFF"/>
@@ -7234,6 +7632,7 @@
     </w:tblStylePr>
     <w:tblStylePr w:type="nwCell">
       <w:rPr>
+        <w:rFonts w:eastAsia="黑体"/>
         <w:color w:themeColor="background1" w:val="FFFFFF"/>
       </w:rPr>
       <w:tblPr/>
@@ -7277,6 +7676,7 @@
         <w:spacing w:after="0" w:before="0" w:line="240" w:lineRule="auto"/>
       </w:pPr>
       <w:rPr>
+        <w:rFonts w:eastAsia="黑体"/>
         <w:b/>
         <w:bCs/>
         <w:color w:themeColor="background1" w:val="FFFFFF"/>
@@ -7299,6 +7699,7 @@
         <w:spacing w:after="0" w:before="0" w:line="240" w:lineRule="auto"/>
       </w:pPr>
       <w:rPr>
+        <w:rFonts w:eastAsia="黑体"/>
         <w:color w:val="auto"/>
       </w:rPr>
       <w:tblPr/>
@@ -7316,6 +7717,7 @@
     </w:tblStylePr>
     <w:tblStylePr w:type="firstCol">
       <w:rPr>
+        <w:rFonts w:eastAsia="黑体"/>
         <w:b/>
         <w:bCs/>
         <w:color w:themeColor="background1" w:val="FFFFFF"/>
@@ -7335,6 +7737,7 @@
     </w:tblStylePr>
     <w:tblStylePr w:type="lastCol">
       <w:rPr>
+        <w:rFonts w:eastAsia="黑体"/>
         <w:b/>
         <w:bCs/>
         <w:color w:themeColor="background1" w:val="FFFFFF"/>
@@ -7383,6 +7786,7 @@
     </w:tblStylePr>
     <w:tblStylePr w:type="nwCell">
       <w:rPr>
+        <w:rFonts w:eastAsia="黑体"/>
         <w:color w:themeColor="background1" w:val="FFFFFF"/>
       </w:rPr>
       <w:tblPr/>
@@ -7426,6 +7830,7 @@
         <w:spacing w:after="0" w:before="0" w:line="240" w:lineRule="auto"/>
       </w:pPr>
       <w:rPr>
+        <w:rFonts w:eastAsia="黑体"/>
         <w:b/>
         <w:bCs/>
         <w:color w:themeColor="background1" w:val="FFFFFF"/>
@@ -7448,6 +7853,7 @@
         <w:spacing w:after="0" w:before="0" w:line="240" w:lineRule="auto"/>
       </w:pPr>
       <w:rPr>
+        <w:rFonts w:eastAsia="黑体"/>
         <w:color w:val="auto"/>
       </w:rPr>
       <w:tblPr/>
@@ -7465,6 +7871,7 @@
     </w:tblStylePr>
     <w:tblStylePr w:type="firstCol">
       <w:rPr>
+        <w:rFonts w:eastAsia="黑体"/>
         <w:b/>
         <w:bCs/>
         <w:color w:themeColor="background1" w:val="FFFFFF"/>
@@ -7484,6 +7891,7 @@
     </w:tblStylePr>
     <w:tblStylePr w:type="lastCol">
       <w:rPr>
+        <w:rFonts w:eastAsia="黑体"/>
         <w:b/>
         <w:bCs/>
         <w:color w:themeColor="background1" w:val="FFFFFF"/>
@@ -7532,6 +7940,7 @@
     </w:tblStylePr>
     <w:tblStylePr w:type="nwCell">
       <w:rPr>
+        <w:rFonts w:eastAsia="黑体"/>
         <w:color w:themeColor="background1" w:val="FFFFFF"/>
       </w:rPr>
       <w:tblPr/>
@@ -7575,6 +7984,7 @@
         <w:spacing w:after="0" w:before="0" w:line="240" w:lineRule="auto"/>
       </w:pPr>
       <w:rPr>
+        <w:rFonts w:eastAsia="黑体"/>
         <w:b/>
         <w:bCs/>
         <w:color w:themeColor="background1" w:val="FFFFFF"/>
@@ -7597,6 +8007,7 @@
         <w:spacing w:after="0" w:before="0" w:line="240" w:lineRule="auto"/>
       </w:pPr>
       <w:rPr>
+        <w:rFonts w:eastAsia="黑体"/>
         <w:color w:val="auto"/>
       </w:rPr>
       <w:tblPr/>
@@ -7614,6 +8025,7 @@
     </w:tblStylePr>
     <w:tblStylePr w:type="firstCol">
       <w:rPr>
+        <w:rFonts w:eastAsia="黑体"/>
         <w:b/>
         <w:bCs/>
         <w:color w:themeColor="background1" w:val="FFFFFF"/>
@@ -7633,6 +8045,7 @@
     </w:tblStylePr>
     <w:tblStylePr w:type="lastCol">
       <w:rPr>
+        <w:rFonts w:eastAsia="黑体"/>
         <w:b/>
         <w:bCs/>
         <w:color w:themeColor="background1" w:val="FFFFFF"/>
@@ -7681,6 +8094,7 @@
     </w:tblStylePr>
     <w:tblStylePr w:type="nwCell">
       <w:rPr>
+        <w:rFonts w:eastAsia="黑体"/>
         <w:color w:themeColor="background1" w:val="FFFFFF"/>
       </w:rPr>
       <w:tblPr/>
@@ -7724,6 +8138,7 @@
         <w:spacing w:after="0" w:before="0" w:line="240" w:lineRule="auto"/>
       </w:pPr>
       <w:rPr>
+        <w:rFonts w:eastAsia="黑体"/>
         <w:b/>
         <w:bCs/>
         <w:color w:themeColor="background1" w:val="FFFFFF"/>
@@ -7746,6 +8161,7 @@
         <w:spacing w:after="0" w:before="0" w:line="240" w:lineRule="auto"/>
       </w:pPr>
       <w:rPr>
+        <w:rFonts w:eastAsia="黑体"/>
         <w:color w:val="auto"/>
       </w:rPr>
       <w:tblPr/>
@@ -7763,6 +8179,7 @@
     </w:tblStylePr>
     <w:tblStylePr w:type="firstCol">
       <w:rPr>
+        <w:rFonts w:eastAsia="黑体"/>
         <w:b/>
         <w:bCs/>
         <w:color w:themeColor="background1" w:val="FFFFFF"/>
@@ -7782,6 +8199,7 @@
     </w:tblStylePr>
     <w:tblStylePr w:type="lastCol">
       <w:rPr>
+        <w:rFonts w:eastAsia="黑体"/>
         <w:b/>
         <w:bCs/>
         <w:color w:themeColor="background1" w:val="FFFFFF"/>
@@ -7830,6 +8248,7 @@
     </w:tblStylePr>
     <w:tblStylePr w:type="nwCell">
       <w:rPr>
+        <w:rFonts w:eastAsia="黑体"/>
         <w:color w:themeColor="background1" w:val="FFFFFF"/>
       </w:rPr>
       <w:tblPr/>
@@ -7873,6 +8292,7 @@
         <w:spacing w:after="0" w:before="0" w:line="240" w:lineRule="auto"/>
       </w:pPr>
       <w:rPr>
+        <w:rFonts w:eastAsia="黑体"/>
         <w:b/>
         <w:bCs/>
         <w:color w:themeColor="background1" w:val="FFFFFF"/>
@@ -7895,6 +8315,7 @@
         <w:spacing w:after="0" w:before="0" w:line="240" w:lineRule="auto"/>
       </w:pPr>
       <w:rPr>
+        <w:rFonts w:eastAsia="黑体"/>
         <w:color w:val="auto"/>
       </w:rPr>
       <w:tblPr/>
@@ -7912,6 +8333,7 @@
     </w:tblStylePr>
     <w:tblStylePr w:type="firstCol">
       <w:rPr>
+        <w:rFonts w:eastAsia="黑体"/>
         <w:b/>
         <w:bCs/>
         <w:color w:themeColor="background1" w:val="FFFFFF"/>
@@ -7931,6 +8353,7 @@
     </w:tblStylePr>
     <w:tblStylePr w:type="lastCol">
       <w:rPr>
+        <w:rFonts w:eastAsia="黑体"/>
         <w:b/>
         <w:bCs/>
         <w:color w:themeColor="background1" w:val="FFFFFF"/>
@@ -7979,6 +8402,7 @@
     </w:tblStylePr>
     <w:tblStylePr w:type="nwCell">
       <w:rPr>
+        <w:rFonts w:eastAsia="黑体"/>
         <w:color w:themeColor="background1" w:val="FFFFFF"/>
       </w:rPr>
       <w:tblPr/>
@@ -8022,6 +8446,7 @@
         <w:spacing w:after="0" w:before="0" w:line="240" w:lineRule="auto"/>
       </w:pPr>
       <w:rPr>
+        <w:rFonts w:eastAsia="黑体"/>
         <w:b/>
         <w:bCs/>
         <w:color w:themeColor="background1" w:val="FFFFFF"/>
@@ -8044,6 +8469,7 @@
         <w:spacing w:after="0" w:before="0" w:line="240" w:lineRule="auto"/>
       </w:pPr>
       <w:rPr>
+        <w:rFonts w:eastAsia="黑体"/>
         <w:color w:val="auto"/>
       </w:rPr>
       <w:tblPr/>
@@ -8061,6 +8487,7 @@
     </w:tblStylePr>
     <w:tblStylePr w:type="firstCol">
       <w:rPr>
+        <w:rFonts w:eastAsia="黑体"/>
         <w:b/>
         <w:bCs/>
         <w:color w:themeColor="background1" w:val="FFFFFF"/>
@@ -8080,6 +8507,7 @@
     </w:tblStylePr>
     <w:tblStylePr w:type="lastCol">
       <w:rPr>
+        <w:rFonts w:eastAsia="黑体"/>
         <w:b/>
         <w:bCs/>
         <w:color w:themeColor="background1" w:val="FFFFFF"/>
@@ -8128,6 +8556,7 @@
     </w:tblStylePr>
     <w:tblStylePr w:type="nwCell">
       <w:rPr>
+        <w:rFonts w:eastAsia="黑体"/>
         <w:color w:themeColor="background1" w:val="FFFFFF"/>
       </w:rPr>
       <w:tblPr/>
@@ -8152,6 +8581,7 @@
       <w:spacing w:after="0" w:line="240" w:lineRule="auto"/>
     </w:pPr>
     <w:rPr>
+      <w:rFonts w:eastAsia="黑体"/>
       <w:color w:themeColor="text1" w:val="000000"/>
     </w:rPr>
     <w:tblPr>
@@ -8171,7 +8601,7 @@
     </w:tblPr>
     <w:tblStylePr w:type="firstRow">
       <w:rPr>
-        <w:rFonts w:asciiTheme="majorHAnsi" w:cstheme="majorBidi" w:eastAsiaTheme="majorEastAsia" w:hAnsiTheme="majorHAnsi"/>
+        <w:rFonts w:asciiTheme="majorHAnsi" w:cstheme="majorBidi" w:hAnsiTheme="majorHAnsi" w:eastAsia="黑体"/>
       </w:rPr>
       <w:tblPr/>
       <w:tcPr>
@@ -8183,6 +8613,7 @@
     </w:tblStylePr>
     <w:tblStylePr w:type="lastRow">
       <w:rPr>
+        <w:rFonts w:eastAsia="黑体"/>
         <w:b/>
         <w:bCs/>
         <w:color w:themeColor="text2" w:val="1F497D"/>
@@ -8197,12 +8628,14 @@
     </w:tblStylePr>
     <w:tblStylePr w:type="firstCol">
       <w:rPr>
+        <w:rFonts w:eastAsia="黑体"/>
         <w:b/>
         <w:bCs/>
       </w:rPr>
     </w:tblStylePr>
     <w:tblStylePr w:type="lastCol">
       <w:rPr>
+        <w:rFonts w:eastAsia="黑体"/>
         <w:b/>
         <w:bCs/>
       </w:rPr>
@@ -8236,6 +8669,7 @@
       <w:spacing w:after="0" w:line="240" w:lineRule="auto"/>
     </w:pPr>
     <w:rPr>
+      <w:rFonts w:eastAsia="黑体"/>
       <w:color w:themeColor="text1" w:val="000000"/>
     </w:rPr>
     <w:tblPr>
@@ -8255,7 +8689,7 @@
     </w:tblPr>
     <w:tblStylePr w:type="firstRow">
       <w:rPr>
-        <w:rFonts w:asciiTheme="majorHAnsi" w:cstheme="majorBidi" w:eastAsiaTheme="majorEastAsia" w:hAnsiTheme="majorHAnsi"/>
+        <w:rFonts w:asciiTheme="majorHAnsi" w:cstheme="majorBidi" w:hAnsiTheme="majorHAnsi" w:eastAsia="黑体"/>
       </w:rPr>
       <w:tblPr/>
       <w:tcPr>
@@ -8267,6 +8701,7 @@
     </w:tblStylePr>
     <w:tblStylePr w:type="lastRow">
       <w:rPr>
+        <w:rFonts w:eastAsia="黑体"/>
         <w:b/>
         <w:bCs/>
         <w:color w:themeColor="text2" w:val="1F497D"/>
@@ -8281,12 +8716,14 @@
     </w:tblStylePr>
     <w:tblStylePr w:type="firstCol">
       <w:rPr>
+        <w:rFonts w:eastAsia="黑体"/>
         <w:b/>
         <w:bCs/>
       </w:rPr>
     </w:tblStylePr>
     <w:tblStylePr w:type="lastCol">
       <w:rPr>
+        <w:rFonts w:eastAsia="黑体"/>
         <w:b/>
         <w:bCs/>
       </w:rPr>
@@ -8320,6 +8757,7 @@
       <w:spacing w:after="0" w:line="240" w:lineRule="auto"/>
     </w:pPr>
     <w:rPr>
+      <w:rFonts w:eastAsia="黑体"/>
       <w:color w:themeColor="text1" w:val="000000"/>
     </w:rPr>
     <w:tblPr>
@@ -8339,7 +8777,7 @@
     </w:tblPr>
     <w:tblStylePr w:type="firstRow">
       <w:rPr>
-        <w:rFonts w:asciiTheme="majorHAnsi" w:cstheme="majorBidi" w:eastAsiaTheme="majorEastAsia" w:hAnsiTheme="majorHAnsi"/>
+        <w:rFonts w:asciiTheme="majorHAnsi" w:cstheme="majorBidi" w:hAnsiTheme="majorHAnsi" w:eastAsia="黑体"/>
       </w:rPr>
       <w:tblPr/>
       <w:tcPr>
@@ -8351,6 +8789,7 @@
     </w:tblStylePr>
     <w:tblStylePr w:type="lastRow">
       <w:rPr>
+        <w:rFonts w:eastAsia="黑体"/>
         <w:b/>
         <w:bCs/>
         <w:color w:themeColor="text2" w:val="1F497D"/>
@@ -8365,12 +8804,14 @@
     </w:tblStylePr>
     <w:tblStylePr w:type="firstCol">
       <w:rPr>
+        <w:rFonts w:eastAsia="黑体"/>
         <w:b/>
         <w:bCs/>
       </w:rPr>
     </w:tblStylePr>
     <w:tblStylePr w:type="lastCol">
       <w:rPr>
+        <w:rFonts w:eastAsia="黑体"/>
         <w:b/>
         <w:bCs/>
       </w:rPr>
@@ -8404,6 +8845,7 @@
       <w:spacing w:after="0" w:line="240" w:lineRule="auto"/>
     </w:pPr>
     <w:rPr>
+      <w:rFonts w:eastAsia="黑体"/>
       <w:color w:themeColor="text1" w:val="000000"/>
     </w:rPr>
     <w:tblPr>
@@ -8423,7 +8865,7 @@
     </w:tblPr>
     <w:tblStylePr w:type="firstRow">
       <w:rPr>
-        <w:rFonts w:asciiTheme="majorHAnsi" w:cstheme="majorBidi" w:eastAsiaTheme="majorEastAsia" w:hAnsiTheme="majorHAnsi"/>
+        <w:rFonts w:asciiTheme="majorHAnsi" w:cstheme="majorBidi" w:hAnsiTheme="majorHAnsi" w:eastAsia="黑体"/>
       </w:rPr>
       <w:tblPr/>
       <w:tcPr>
@@ -8435,6 +8877,7 @@
     </w:tblStylePr>
     <w:tblStylePr w:type="lastRow">
       <w:rPr>
+        <w:rFonts w:eastAsia="黑体"/>
         <w:b/>
         <w:bCs/>
         <w:color w:themeColor="text2" w:val="1F497D"/>
@@ -8449,12 +8892,14 @@
     </w:tblStylePr>
     <w:tblStylePr w:type="firstCol">
       <w:rPr>
+        <w:rFonts w:eastAsia="黑体"/>
         <w:b/>
         <w:bCs/>
       </w:rPr>
     </w:tblStylePr>
     <w:tblStylePr w:type="lastCol">
       <w:rPr>
+        <w:rFonts w:eastAsia="黑体"/>
         <w:b/>
         <w:bCs/>
       </w:rPr>
@@ -8488,6 +8933,7 @@
       <w:spacing w:after="0" w:line="240" w:lineRule="auto"/>
     </w:pPr>
     <w:rPr>
+      <w:rFonts w:eastAsia="黑体"/>
       <w:color w:themeColor="text1" w:val="000000"/>
     </w:rPr>
     <w:tblPr>
@@ -8507,7 +8953,7 @@
     </w:tblPr>
     <w:tblStylePr w:type="firstRow">
       <w:rPr>
-        <w:rFonts w:asciiTheme="majorHAnsi" w:cstheme="majorBidi" w:eastAsiaTheme="majorEastAsia" w:hAnsiTheme="majorHAnsi"/>
+        <w:rFonts w:asciiTheme="majorHAnsi" w:cstheme="majorBidi" w:hAnsiTheme="majorHAnsi" w:eastAsia="黑体"/>
       </w:rPr>
       <w:tblPr/>
       <w:tcPr>
@@ -8519,6 +8965,7 @@
     </w:tblStylePr>
     <w:tblStylePr w:type="lastRow">
       <w:rPr>
+        <w:rFonts w:eastAsia="黑体"/>
         <w:b/>
         <w:bCs/>
         <w:color w:themeColor="text2" w:val="1F497D"/>
@@ -8533,12 +8980,14 @@
     </w:tblStylePr>
     <w:tblStylePr w:type="firstCol">
       <w:rPr>
+        <w:rFonts w:eastAsia="黑体"/>
         <w:b/>
         <w:bCs/>
       </w:rPr>
     </w:tblStylePr>
     <w:tblStylePr w:type="lastCol">
       <w:rPr>
+        <w:rFonts w:eastAsia="黑体"/>
         <w:b/>
         <w:bCs/>
       </w:rPr>
@@ -8572,6 +9021,7 @@
       <w:spacing w:after="0" w:line="240" w:lineRule="auto"/>
     </w:pPr>
     <w:rPr>
+      <w:rFonts w:eastAsia="黑体"/>
       <w:color w:themeColor="text1" w:val="000000"/>
     </w:rPr>
     <w:tblPr>
@@ -8591,7 +9041,7 @@
     </w:tblPr>
     <w:tblStylePr w:type="firstRow">
       <w:rPr>
-        <w:rFonts w:asciiTheme="majorHAnsi" w:cstheme="majorBidi" w:eastAsiaTheme="majorEastAsia" w:hAnsiTheme="majorHAnsi"/>
+        <w:rFonts w:asciiTheme="majorHAnsi" w:cstheme="majorBidi" w:hAnsiTheme="majorHAnsi" w:eastAsia="黑体"/>
       </w:rPr>
       <w:tblPr/>
       <w:tcPr>
@@ -8603,6 +9053,7 @@
     </w:tblStylePr>
     <w:tblStylePr w:type="lastRow">
       <w:rPr>
+        <w:rFonts w:eastAsia="黑体"/>
         <w:b/>
         <w:bCs/>
         <w:color w:themeColor="text2" w:val="1F497D"/>
@@ -8617,12 +9068,14 @@
     </w:tblStylePr>
     <w:tblStylePr w:type="firstCol">
       <w:rPr>
+        <w:rFonts w:eastAsia="黑体"/>
         <w:b/>
         <w:bCs/>
       </w:rPr>
     </w:tblStylePr>
     <w:tblStylePr w:type="lastCol">
       <w:rPr>
+        <w:rFonts w:eastAsia="黑体"/>
         <w:b/>
         <w:bCs/>
       </w:rPr>
@@ -8656,6 +9109,7 @@
       <w:spacing w:after="0" w:line="240" w:lineRule="auto"/>
     </w:pPr>
     <w:rPr>
+      <w:rFonts w:eastAsia="黑体"/>
       <w:color w:themeColor="text1" w:val="000000"/>
     </w:rPr>
     <w:tblPr>
@@ -8675,7 +9129,7 @@
     </w:tblPr>
     <w:tblStylePr w:type="firstRow">
       <w:rPr>
-        <w:rFonts w:asciiTheme="majorHAnsi" w:cstheme="majorBidi" w:eastAsiaTheme="majorEastAsia" w:hAnsiTheme="majorHAnsi"/>
+        <w:rFonts w:asciiTheme="majorHAnsi" w:cstheme="majorBidi" w:hAnsiTheme="majorHAnsi" w:eastAsia="黑体"/>
       </w:rPr>
       <w:tblPr/>
       <w:tcPr>
@@ -8687,6 +9141,7 @@
     </w:tblStylePr>
     <w:tblStylePr w:type="lastRow">
       <w:rPr>
+        <w:rFonts w:eastAsia="黑体"/>
         <w:b/>
         <w:bCs/>
         <w:color w:themeColor="text2" w:val="1F497D"/>
@@ -8701,12 +9156,14 @@
     </w:tblStylePr>
     <w:tblStylePr w:type="firstCol">
       <w:rPr>
+        <w:rFonts w:eastAsia="黑体"/>
         <w:b/>
         <w:bCs/>
       </w:rPr>
     </w:tblStylePr>
     <w:tblStylePr w:type="lastCol">
       <w:rPr>
+        <w:rFonts w:eastAsia="黑体"/>
         <w:b/>
         <w:bCs/>
       </w:rPr>
@@ -8740,7 +9197,7 @@
       <w:spacing w:after="0" w:line="240" w:lineRule="auto"/>
     </w:pPr>
     <w:rPr>
-      <w:rFonts w:asciiTheme="majorHAnsi" w:cstheme="majorBidi" w:eastAsiaTheme="majorEastAsia" w:hAnsiTheme="majorHAnsi"/>
+      <w:rFonts w:asciiTheme="majorHAnsi" w:cstheme="majorBidi" w:hAnsiTheme="majorHAnsi" w:eastAsia="黑体"/>
       <w:color w:themeColor="text1" w:val="000000"/>
     </w:rPr>
     <w:tblPr>
@@ -8762,6 +9219,7 @@
     </w:tblPr>
     <w:tblStylePr w:type="firstRow">
       <w:rPr>
+        <w:rFonts w:eastAsia="黑体"/>
         <w:sz w:val="24"/>
         <w:szCs w:val="24"/>
       </w:rPr>
@@ -8868,7 +9326,7 @@
       <w:spacing w:after="0" w:line="240" w:lineRule="auto"/>
     </w:pPr>
     <w:rPr>
-      <w:rFonts w:asciiTheme="majorHAnsi" w:cstheme="majorBidi" w:eastAsiaTheme="majorEastAsia" w:hAnsiTheme="majorHAnsi"/>
+      <w:rFonts w:asciiTheme="majorHAnsi" w:cstheme="majorBidi" w:hAnsiTheme="majorHAnsi" w:eastAsia="黑体"/>
       <w:color w:themeColor="text1" w:val="000000"/>
     </w:rPr>
     <w:tblPr>
@@ -8890,6 +9348,7 @@
     </w:tblPr>
     <w:tblStylePr w:type="firstRow">
       <w:rPr>
+        <w:rFonts w:eastAsia="黑体"/>
         <w:sz w:val="24"/>
         <w:szCs w:val="24"/>
       </w:rPr>
@@ -8996,7 +9455,7 @@
       <w:spacing w:after="0" w:line="240" w:lineRule="auto"/>
     </w:pPr>
     <w:rPr>
-      <w:rFonts w:asciiTheme="majorHAnsi" w:cstheme="majorBidi" w:eastAsiaTheme="majorEastAsia" w:hAnsiTheme="majorHAnsi"/>
+      <w:rFonts w:asciiTheme="majorHAnsi" w:cstheme="majorBidi" w:hAnsiTheme="majorHAnsi" w:eastAsia="黑体"/>
       <w:color w:themeColor="text1" w:val="000000"/>
     </w:rPr>
     <w:tblPr>
@@ -9018,6 +9477,7 @@
     </w:tblPr>
     <w:tblStylePr w:type="firstRow">
       <w:rPr>
+        <w:rFonts w:eastAsia="黑体"/>
         <w:sz w:val="24"/>
         <w:szCs w:val="24"/>
       </w:rPr>
@@ -9124,7 +9584,7 @@
       <w:spacing w:after="0" w:line="240" w:lineRule="auto"/>
     </w:pPr>
     <w:rPr>
-      <w:rFonts w:asciiTheme="majorHAnsi" w:cstheme="majorBidi" w:eastAsiaTheme="majorEastAsia" w:hAnsiTheme="majorHAnsi"/>
+      <w:rFonts w:asciiTheme="majorHAnsi" w:cstheme="majorBidi" w:hAnsiTheme="majorHAnsi" w:eastAsia="黑体"/>
       <w:color w:themeColor="text1" w:val="000000"/>
     </w:rPr>
     <w:tblPr>
@@ -9146,6 +9606,7 @@
     </w:tblPr>
     <w:tblStylePr w:type="firstRow">
       <w:rPr>
+        <w:rFonts w:eastAsia="黑体"/>
         <w:sz w:val="24"/>
         <w:szCs w:val="24"/>
       </w:rPr>
@@ -9252,7 +9713,7 @@
       <w:spacing w:after="0" w:line="240" w:lineRule="auto"/>
     </w:pPr>
     <w:rPr>
-      <w:rFonts w:asciiTheme="majorHAnsi" w:cstheme="majorBidi" w:eastAsiaTheme="majorEastAsia" w:hAnsiTheme="majorHAnsi"/>
+      <w:rFonts w:asciiTheme="majorHAnsi" w:cstheme="majorBidi" w:hAnsiTheme="majorHAnsi" w:eastAsia="黑体"/>
       <w:color w:themeColor="text1" w:val="000000"/>
     </w:rPr>
     <w:tblPr>
@@ -9274,6 +9735,7 @@
     </w:tblPr>
     <w:tblStylePr w:type="firstRow">
       <w:rPr>
+        <w:rFonts w:eastAsia="黑体"/>
         <w:sz w:val="24"/>
         <w:szCs w:val="24"/>
       </w:rPr>
@@ -9380,7 +9842,7 @@
       <w:spacing w:after="0" w:line="240" w:lineRule="auto"/>
     </w:pPr>
     <w:rPr>
-      <w:rFonts w:asciiTheme="majorHAnsi" w:cstheme="majorBidi" w:eastAsiaTheme="majorEastAsia" w:hAnsiTheme="majorHAnsi"/>
+      <w:rFonts w:asciiTheme="majorHAnsi" w:cstheme="majorBidi" w:hAnsiTheme="majorHAnsi" w:eastAsia="黑体"/>
       <w:color w:themeColor="text1" w:val="000000"/>
     </w:rPr>
     <w:tblPr>
@@ -9402,6 +9864,7 @@
     </w:tblPr>
     <w:tblStylePr w:type="firstRow">
       <w:rPr>
+        <w:rFonts w:eastAsia="黑体"/>
         <w:sz w:val="24"/>
         <w:szCs w:val="24"/>
       </w:rPr>
@@ -9508,7 +9971,7 @@
       <w:spacing w:after="0" w:line="240" w:lineRule="auto"/>
     </w:pPr>
     <w:rPr>
-      <w:rFonts w:asciiTheme="majorHAnsi" w:cstheme="majorBidi" w:eastAsiaTheme="majorEastAsia" w:hAnsiTheme="majorHAnsi"/>
+      <w:rFonts w:asciiTheme="majorHAnsi" w:cstheme="majorBidi" w:hAnsiTheme="majorHAnsi" w:eastAsia="黑体"/>
       <w:color w:themeColor="text1" w:val="000000"/>
     </w:rPr>
     <w:tblPr>
@@ -9530,6 +9993,7 @@
     </w:tblPr>
     <w:tblStylePr w:type="firstRow">
       <w:rPr>
+        <w:rFonts w:eastAsia="黑体"/>
         <w:sz w:val="24"/>
         <w:szCs w:val="24"/>
       </w:rPr>
@@ -9659,12 +10123,14 @@
     </w:tcPr>
     <w:tblStylePr w:type="firstRow">
       <w:rPr>
+        <w:rFonts w:eastAsia="黑体"/>
         <w:b/>
         <w:bCs/>
       </w:rPr>
     </w:tblStylePr>
     <w:tblStylePr w:type="lastRow">
       <w:rPr>
+        <w:rFonts w:eastAsia="黑体"/>
         <w:b/>
         <w:bCs/>
       </w:rPr>
@@ -9677,12 +10143,14 @@
     </w:tblStylePr>
     <w:tblStylePr w:type="firstCol">
       <w:rPr>
+        <w:rFonts w:eastAsia="黑体"/>
         <w:b/>
         <w:bCs/>
       </w:rPr>
     </w:tblStylePr>
     <w:tblStylePr w:type="lastCol">
       <w:rPr>
+        <w:rFonts w:eastAsia="黑体"/>
         <w:b/>
         <w:bCs/>
       </w:rPr>
@@ -9732,12 +10200,14 @@
     </w:tcPr>
     <w:tblStylePr w:type="firstRow">
       <w:rPr>
+        <w:rFonts w:eastAsia="黑体"/>
         <w:b/>
         <w:bCs/>
       </w:rPr>
     </w:tblStylePr>
     <w:tblStylePr w:type="lastRow">
       <w:rPr>
+        <w:rFonts w:eastAsia="黑体"/>
         <w:b/>
         <w:bCs/>
       </w:rPr>
@@ -9750,12 +10220,14 @@
     </w:tblStylePr>
     <w:tblStylePr w:type="firstCol">
       <w:rPr>
+        <w:rFonts w:eastAsia="黑体"/>
         <w:b/>
         <w:bCs/>
       </w:rPr>
     </w:tblStylePr>
     <w:tblStylePr w:type="lastCol">
       <w:rPr>
+        <w:rFonts w:eastAsia="黑体"/>
         <w:b/>
         <w:bCs/>
       </w:rPr>
@@ -9805,12 +10277,14 @@
     </w:tcPr>
     <w:tblStylePr w:type="firstRow">
       <w:rPr>
+        <w:rFonts w:eastAsia="黑体"/>
         <w:b/>
         <w:bCs/>
       </w:rPr>
     </w:tblStylePr>
     <w:tblStylePr w:type="lastRow">
       <w:rPr>
+        <w:rFonts w:eastAsia="黑体"/>
         <w:b/>
         <w:bCs/>
       </w:rPr>
@@ -9823,12 +10297,14 @@
     </w:tblStylePr>
     <w:tblStylePr w:type="firstCol">
       <w:rPr>
+        <w:rFonts w:eastAsia="黑体"/>
         <w:b/>
         <w:bCs/>
       </w:rPr>
     </w:tblStylePr>
     <w:tblStylePr w:type="lastCol">
       <w:rPr>
+        <w:rFonts w:eastAsia="黑体"/>
         <w:b/>
         <w:bCs/>
       </w:rPr>
@@ -9878,12 +10354,14 @@
     </w:tcPr>
     <w:tblStylePr w:type="firstRow">
       <w:rPr>
+        <w:rFonts w:eastAsia="黑体"/>
         <w:b/>
         <w:bCs/>
       </w:rPr>
     </w:tblStylePr>
     <w:tblStylePr w:type="lastRow">
       <w:rPr>
+        <w:rFonts w:eastAsia="黑体"/>
         <w:b/>
         <w:bCs/>
       </w:rPr>
@@ -9896,12 +10374,14 @@
     </w:tblStylePr>
     <w:tblStylePr w:type="firstCol">
       <w:rPr>
+        <w:rFonts w:eastAsia="黑体"/>
         <w:b/>
         <w:bCs/>
       </w:rPr>
     </w:tblStylePr>
     <w:tblStylePr w:type="lastCol">
       <w:rPr>
+        <w:rFonts w:eastAsia="黑体"/>
         <w:b/>
         <w:bCs/>
       </w:rPr>
@@ -9951,12 +10431,14 @@
     </w:tcPr>
     <w:tblStylePr w:type="firstRow">
       <w:rPr>
+        <w:rFonts w:eastAsia="黑体"/>
         <w:b/>
         <w:bCs/>
       </w:rPr>
     </w:tblStylePr>
     <w:tblStylePr w:type="lastRow">
       <w:rPr>
+        <w:rFonts w:eastAsia="黑体"/>
         <w:b/>
         <w:bCs/>
       </w:rPr>
@@ -9969,12 +10451,14 @@
     </w:tblStylePr>
     <w:tblStylePr w:type="firstCol">
       <w:rPr>
+        <w:rFonts w:eastAsia="黑体"/>
         <w:b/>
         <w:bCs/>
       </w:rPr>
     </w:tblStylePr>
     <w:tblStylePr w:type="lastCol">
       <w:rPr>
+        <w:rFonts w:eastAsia="黑体"/>
         <w:b/>
         <w:bCs/>
       </w:rPr>
@@ -10024,12 +10508,14 @@
     </w:tcPr>
     <w:tblStylePr w:type="firstRow">
       <w:rPr>
+        <w:rFonts w:eastAsia="黑体"/>
         <w:b/>
         <w:bCs/>
       </w:rPr>
     </w:tblStylePr>
     <w:tblStylePr w:type="lastRow">
       <w:rPr>
+        <w:rFonts w:eastAsia="黑体"/>
         <w:b/>
         <w:bCs/>
       </w:rPr>
@@ -10042,12 +10528,14 @@
     </w:tblStylePr>
     <w:tblStylePr w:type="firstCol">
       <w:rPr>
+        <w:rFonts w:eastAsia="黑体"/>
         <w:b/>
         <w:bCs/>
       </w:rPr>
     </w:tblStylePr>
     <w:tblStylePr w:type="lastCol">
       <w:rPr>
+        <w:rFonts w:eastAsia="黑体"/>
         <w:b/>
         <w:bCs/>
       </w:rPr>
@@ -10097,12 +10585,14 @@
     </w:tcPr>
     <w:tblStylePr w:type="firstRow">
       <w:rPr>
+        <w:rFonts w:eastAsia="黑体"/>
         <w:b/>
         <w:bCs/>
       </w:rPr>
     </w:tblStylePr>
     <w:tblStylePr w:type="lastRow">
       <w:rPr>
+        <w:rFonts w:eastAsia="黑体"/>
         <w:b/>
         <w:bCs/>
       </w:rPr>
@@ -10115,12 +10605,14 @@
     </w:tblStylePr>
     <w:tblStylePr w:type="firstCol">
       <w:rPr>
+        <w:rFonts w:eastAsia="黑体"/>
         <w:b/>
         <w:bCs/>
       </w:rPr>
     </w:tblStylePr>
     <w:tblStylePr w:type="lastCol">
       <w:rPr>
+        <w:rFonts w:eastAsia="黑体"/>
         <w:b/>
         <w:bCs/>
       </w:rPr>
@@ -10147,7 +10639,7 @@
       <w:spacing w:after="0" w:line="240" w:lineRule="auto"/>
     </w:pPr>
     <w:rPr>
-      <w:rFonts w:asciiTheme="majorHAnsi" w:cstheme="majorBidi" w:eastAsiaTheme="majorEastAsia" w:hAnsiTheme="majorHAnsi"/>
+      <w:rFonts w:asciiTheme="majorHAnsi" w:cstheme="majorBidi" w:hAnsiTheme="majorHAnsi" w:eastAsia="黑体"/>
       <w:color w:themeColor="text1" w:val="000000"/>
     </w:rPr>
     <w:tblPr>
@@ -10174,6 +10666,7 @@
     </w:tcPr>
     <w:tblStylePr w:type="firstRow">
       <w:rPr>
+        <w:rFonts w:eastAsia="黑体"/>
         <w:b/>
         <w:bCs/>
         <w:color w:themeColor="text1" w:val="000000"/>
@@ -10185,6 +10678,7 @@
     </w:tblStylePr>
     <w:tblStylePr w:type="lastRow">
       <w:rPr>
+        <w:rFonts w:eastAsia="黑体"/>
         <w:b/>
         <w:bCs/>
         <w:color w:themeColor="text1" w:val="000000"/>
@@ -10204,6 +10698,7 @@
     </w:tblStylePr>
     <w:tblStylePr w:type="firstCol">
       <w:rPr>
+        <w:rFonts w:eastAsia="黑体"/>
         <w:b/>
         <w:bCs/>
         <w:color w:themeColor="text1" w:val="000000"/>
@@ -10223,6 +10718,7 @@
     </w:tblStylePr>
     <w:tblStylePr w:type="lastCol">
       <w:rPr>
+        <w:rFonts w:eastAsia="黑体"/>
         <w:b w:val="0"/>
         <w:bCs w:val="0"/>
         <w:color w:themeColor="text1" w:val="000000"/>
@@ -10272,7 +10768,7 @@
       <w:spacing w:after="0" w:line="240" w:lineRule="auto"/>
     </w:pPr>
     <w:rPr>
-      <w:rFonts w:asciiTheme="majorHAnsi" w:cstheme="majorBidi" w:eastAsiaTheme="majorEastAsia" w:hAnsiTheme="majorHAnsi"/>
+      <w:rFonts w:asciiTheme="majorHAnsi" w:cstheme="majorBidi" w:hAnsiTheme="majorHAnsi" w:eastAsia="黑体"/>
       <w:color w:themeColor="text1" w:val="000000"/>
     </w:rPr>
     <w:tblPr>
@@ -10299,6 +10795,7 @@
     </w:tcPr>
     <w:tblStylePr w:type="firstRow">
       <w:rPr>
+        <w:rFonts w:eastAsia="黑体"/>
         <w:b/>
         <w:bCs/>
         <w:color w:themeColor="text1" w:val="000000"/>
@@ -10310,6 +10807,7 @@
     </w:tblStylePr>
     <w:tblStylePr w:type="lastRow">
       <w:rPr>
+        <w:rFonts w:eastAsia="黑体"/>
         <w:b/>
         <w:bCs/>
         <w:color w:themeColor="text1" w:val="000000"/>
@@ -10329,6 +10827,7 @@
     </w:tblStylePr>
     <w:tblStylePr w:type="firstCol">
       <w:rPr>
+        <w:rFonts w:eastAsia="黑体"/>
         <w:b/>
         <w:bCs/>
         <w:color w:themeColor="text1" w:val="000000"/>
@@ -10348,6 +10847,7 @@
     </w:tblStylePr>
     <w:tblStylePr w:type="lastCol">
       <w:rPr>
+        <w:rFonts w:eastAsia="黑体"/>
         <w:b w:val="0"/>
         <w:bCs w:val="0"/>
         <w:color w:themeColor="text1" w:val="000000"/>
@@ -10397,7 +10897,7 @@
       <w:spacing w:after="0" w:line="240" w:lineRule="auto"/>
     </w:pPr>
     <w:rPr>
-      <w:rFonts w:asciiTheme="majorHAnsi" w:cstheme="majorBidi" w:eastAsiaTheme="majorEastAsia" w:hAnsiTheme="majorHAnsi"/>
+      <w:rFonts w:asciiTheme="majorHAnsi" w:cstheme="majorBidi" w:hAnsiTheme="majorHAnsi" w:eastAsia="黑体"/>
       <w:color w:themeColor="text1" w:val="000000"/>
     </w:rPr>
     <w:tblPr>
@@ -10424,6 +10924,7 @@
     </w:tcPr>
     <w:tblStylePr w:type="firstRow">
       <w:rPr>
+        <w:rFonts w:eastAsia="黑体"/>
         <w:b/>
         <w:bCs/>
         <w:color w:themeColor="text1" w:val="000000"/>
@@ -10435,6 +10936,7 @@
     </w:tblStylePr>
     <w:tblStylePr w:type="lastRow">
       <w:rPr>
+        <w:rFonts w:eastAsia="黑体"/>
         <w:b/>
         <w:bCs/>
         <w:color w:themeColor="text1" w:val="000000"/>
@@ -10454,6 +10956,7 @@
     </w:tblStylePr>
     <w:tblStylePr w:type="firstCol">
       <w:rPr>
+        <w:rFonts w:eastAsia="黑体"/>
         <w:b/>
         <w:bCs/>
         <w:color w:themeColor="text1" w:val="000000"/>
@@ -10473,6 +10976,7 @@
     </w:tblStylePr>
     <w:tblStylePr w:type="lastCol">
       <w:rPr>
+        <w:rFonts w:eastAsia="黑体"/>
         <w:b w:val="0"/>
         <w:bCs w:val="0"/>
         <w:color w:themeColor="text1" w:val="000000"/>
@@ -10522,7 +11026,7 @@
       <w:spacing w:after="0" w:line="240" w:lineRule="auto"/>
     </w:pPr>
     <w:rPr>
-      <w:rFonts w:asciiTheme="majorHAnsi" w:cstheme="majorBidi" w:eastAsiaTheme="majorEastAsia" w:hAnsiTheme="majorHAnsi"/>
+      <w:rFonts w:asciiTheme="majorHAnsi" w:cstheme="majorBidi" w:hAnsiTheme="majorHAnsi" w:eastAsia="黑体"/>
       <w:color w:themeColor="text1" w:val="000000"/>
     </w:rPr>
     <w:tblPr>
@@ -10549,6 +11053,7 @@
     </w:tcPr>
     <w:tblStylePr w:type="firstRow">
       <w:rPr>
+        <w:rFonts w:eastAsia="黑体"/>
         <w:b/>
         <w:bCs/>
         <w:color w:themeColor="text1" w:val="000000"/>
@@ -10560,6 +11065,7 @@
     </w:tblStylePr>
     <w:tblStylePr w:type="lastRow">
       <w:rPr>
+        <w:rFonts w:eastAsia="黑体"/>
         <w:b/>
         <w:bCs/>
         <w:color w:themeColor="text1" w:val="000000"/>
@@ -10579,6 +11085,7 @@
     </w:tblStylePr>
     <w:tblStylePr w:type="firstCol">
       <w:rPr>
+        <w:rFonts w:eastAsia="黑体"/>
         <w:b/>
         <w:bCs/>
         <w:color w:themeColor="text1" w:val="000000"/>
@@ -10598,6 +11105,7 @@
     </w:tblStylePr>
     <w:tblStylePr w:type="lastCol">
       <w:rPr>
+        <w:rFonts w:eastAsia="黑体"/>
         <w:b w:val="0"/>
         <w:bCs w:val="0"/>
         <w:color w:themeColor="text1" w:val="000000"/>
@@ -10647,7 +11155,7 @@
       <w:spacing w:after="0" w:line="240" w:lineRule="auto"/>
     </w:pPr>
     <w:rPr>
-      <w:rFonts w:asciiTheme="majorHAnsi" w:cstheme="majorBidi" w:eastAsiaTheme="majorEastAsia" w:hAnsiTheme="majorHAnsi"/>
+      <w:rFonts w:asciiTheme="majorHAnsi" w:cstheme="majorBidi" w:hAnsiTheme="majorHAnsi" w:eastAsia="黑体"/>
       <w:color w:themeColor="text1" w:val="000000"/>
     </w:rPr>
     <w:tblPr>
@@ -10674,6 +11182,7 @@
     </w:tcPr>
     <w:tblStylePr w:type="firstRow">
       <w:rPr>
+        <w:rFonts w:eastAsia="黑体"/>
         <w:b/>
         <w:bCs/>
         <w:color w:themeColor="text1" w:val="000000"/>
@@ -10685,6 +11194,7 @@
     </w:tblStylePr>
     <w:tblStylePr w:type="lastRow">
       <w:rPr>
+        <w:rFonts w:eastAsia="黑体"/>
         <w:b/>
         <w:bCs/>
         <w:color w:themeColor="text1" w:val="000000"/>
@@ -10704,6 +11214,7 @@
     </w:tblStylePr>
     <w:tblStylePr w:type="firstCol">
       <w:rPr>
+        <w:rFonts w:eastAsia="黑体"/>
         <w:b/>
         <w:bCs/>
         <w:color w:themeColor="text1" w:val="000000"/>
@@ -10723,6 +11234,7 @@
     </w:tblStylePr>
     <w:tblStylePr w:type="lastCol">
       <w:rPr>
+        <w:rFonts w:eastAsia="黑体"/>
         <w:b w:val="0"/>
         <w:bCs w:val="0"/>
         <w:color w:themeColor="text1" w:val="000000"/>
@@ -10772,7 +11284,7 @@
       <w:spacing w:after="0" w:line="240" w:lineRule="auto"/>
     </w:pPr>
     <w:rPr>
-      <w:rFonts w:asciiTheme="majorHAnsi" w:cstheme="majorBidi" w:eastAsiaTheme="majorEastAsia" w:hAnsiTheme="majorHAnsi"/>
+      <w:rFonts w:asciiTheme="majorHAnsi" w:cstheme="majorBidi" w:hAnsiTheme="majorHAnsi" w:eastAsia="黑体"/>
       <w:color w:themeColor="text1" w:val="000000"/>
     </w:rPr>
     <w:tblPr>
@@ -10799,6 +11311,7 @@
     </w:tcPr>
     <w:tblStylePr w:type="firstRow">
       <w:rPr>
+        <w:rFonts w:eastAsia="黑体"/>
         <w:b/>
         <w:bCs/>
         <w:color w:themeColor="text1" w:val="000000"/>
@@ -10810,6 +11323,7 @@
     </w:tblStylePr>
     <w:tblStylePr w:type="lastRow">
       <w:rPr>
+        <w:rFonts w:eastAsia="黑体"/>
         <w:b/>
         <w:bCs/>
         <w:color w:themeColor="text1" w:val="000000"/>
@@ -10829,6 +11343,7 @@
     </w:tblStylePr>
     <w:tblStylePr w:type="firstCol">
       <w:rPr>
+        <w:rFonts w:eastAsia="黑体"/>
         <w:b/>
         <w:bCs/>
         <w:color w:themeColor="text1" w:val="000000"/>
@@ -10848,6 +11363,7 @@
     </w:tblStylePr>
     <w:tblStylePr w:type="lastCol">
       <w:rPr>
+        <w:rFonts w:eastAsia="黑体"/>
         <w:b w:val="0"/>
         <w:bCs w:val="0"/>
         <w:color w:themeColor="text1" w:val="000000"/>
@@ -10897,7 +11413,7 @@
       <w:spacing w:after="0" w:line="240" w:lineRule="auto"/>
     </w:pPr>
     <w:rPr>
-      <w:rFonts w:asciiTheme="majorHAnsi" w:cstheme="majorBidi" w:eastAsiaTheme="majorEastAsia" w:hAnsiTheme="majorHAnsi"/>
+      <w:rFonts w:asciiTheme="majorHAnsi" w:cstheme="majorBidi" w:hAnsiTheme="majorHAnsi" w:eastAsia="黑体"/>
       <w:color w:themeColor="text1" w:val="000000"/>
     </w:rPr>
     <w:tblPr>
@@ -10924,6 +11440,7 @@
     </w:tcPr>
     <w:tblStylePr w:type="firstRow">
       <w:rPr>
+        <w:rFonts w:eastAsia="黑体"/>
         <w:b/>
         <w:bCs/>
         <w:color w:themeColor="text1" w:val="000000"/>
@@ -10935,6 +11452,7 @@
     </w:tblStylePr>
     <w:tblStylePr w:type="lastRow">
       <w:rPr>
+        <w:rFonts w:eastAsia="黑体"/>
         <w:b/>
         <w:bCs/>
         <w:color w:themeColor="text1" w:val="000000"/>
@@ -10954,6 +11472,7 @@
     </w:tblStylePr>
     <w:tblStylePr w:type="firstCol">
       <w:rPr>
+        <w:rFonts w:eastAsia="黑体"/>
         <w:b/>
         <w:bCs/>
         <w:color w:themeColor="text1" w:val="000000"/>
@@ -10973,6 +11492,7 @@
     </w:tblStylePr>
     <w:tblStylePr w:type="lastCol">
       <w:rPr>
+        <w:rFonts w:eastAsia="黑体"/>
         <w:b w:val="0"/>
         <w:bCs w:val="0"/>
         <w:color w:themeColor="text1" w:val="000000"/>
@@ -11045,6 +11565,7 @@
     </w:tcPr>
     <w:tblStylePr w:type="firstRow">
       <w:rPr>
+        <w:rFonts w:eastAsia="黑体"/>
         <w:b/>
         <w:bCs/>
         <w:i w:val="0"/>
@@ -11066,6 +11587,7 @@
     </w:tblStylePr>
     <w:tblStylePr w:type="lastRow">
       <w:rPr>
+        <w:rFonts w:eastAsia="黑体"/>
         <w:b/>
         <w:bCs/>
         <w:i w:val="0"/>
@@ -11087,6 +11609,7 @@
     </w:tblStylePr>
     <w:tblStylePr w:type="firstCol">
       <w:rPr>
+        <w:rFonts w:eastAsia="黑体"/>
         <w:b/>
         <w:bCs/>
         <w:i w:val="0"/>
@@ -11106,6 +11629,7 @@
     </w:tblStylePr>
     <w:tblStylePr w:type="lastCol">
       <w:rPr>
+        <w:rFonts w:eastAsia="黑体"/>
         <w:b/>
         <w:bCs/>
         <w:i w:val="0"/>
@@ -11186,6 +11710,7 @@
     </w:tcPr>
     <w:tblStylePr w:type="firstRow">
       <w:rPr>
+        <w:rFonts w:eastAsia="黑体"/>
         <w:b/>
         <w:bCs/>
         <w:i w:val="0"/>
@@ -11207,6 +11732,7 @@
     </w:tblStylePr>
     <w:tblStylePr w:type="lastRow">
       <w:rPr>
+        <w:rFonts w:eastAsia="黑体"/>
         <w:b/>
         <w:bCs/>
         <w:i w:val="0"/>
@@ -11228,6 +11754,7 @@
     </w:tblStylePr>
     <w:tblStylePr w:type="firstCol">
       <w:rPr>
+        <w:rFonts w:eastAsia="黑体"/>
         <w:b/>
         <w:bCs/>
         <w:i w:val="0"/>
@@ -11247,6 +11774,7 @@
     </w:tblStylePr>
     <w:tblStylePr w:type="lastCol">
       <w:rPr>
+        <w:rFonts w:eastAsia="黑体"/>
         <w:b/>
         <w:bCs/>
         <w:i w:val="0"/>
@@ -11327,6 +11855,7 @@
     </w:tcPr>
     <w:tblStylePr w:type="firstRow">
       <w:rPr>
+        <w:rFonts w:eastAsia="黑体"/>
         <w:b/>
         <w:bCs/>
         <w:i w:val="0"/>
@@ -11348,6 +11877,7 @@
     </w:tblStylePr>
     <w:tblStylePr w:type="lastRow">
       <w:rPr>
+        <w:rFonts w:eastAsia="黑体"/>
         <w:b/>
         <w:bCs/>
         <w:i w:val="0"/>
@@ -11369,6 +11899,7 @@
     </w:tblStylePr>
     <w:tblStylePr w:type="firstCol">
       <w:rPr>
+        <w:rFonts w:eastAsia="黑体"/>
         <w:b/>
         <w:bCs/>
         <w:i w:val="0"/>
@@ -11388,6 +11919,7 @@
     </w:tblStylePr>
     <w:tblStylePr w:type="lastCol">
       <w:rPr>
+        <w:rFonts w:eastAsia="黑体"/>
         <w:b/>
         <w:bCs/>
         <w:i w:val="0"/>
@@ -11468,6 +12000,7 @@
     </w:tcPr>
     <w:tblStylePr w:type="firstRow">
       <w:rPr>
+        <w:rFonts w:eastAsia="黑体"/>
         <w:b/>
         <w:bCs/>
         <w:i w:val="0"/>
@@ -11489,6 +12022,7 @@
     </w:tblStylePr>
     <w:tblStylePr w:type="lastRow">
       <w:rPr>
+        <w:rFonts w:eastAsia="黑体"/>
         <w:b/>
         <w:bCs/>
         <w:i w:val="0"/>
@@ -11510,6 +12044,7 @@
     </w:tblStylePr>
     <w:tblStylePr w:type="firstCol">
       <w:rPr>
+        <w:rFonts w:eastAsia="黑体"/>
         <w:b/>
         <w:bCs/>
         <w:i w:val="0"/>
@@ -11529,6 +12064,7 @@
     </w:tblStylePr>
     <w:tblStylePr w:type="lastCol">
       <w:rPr>
+        <w:rFonts w:eastAsia="黑体"/>
         <w:b/>
         <w:bCs/>
         <w:i w:val="0"/>
@@ -11609,6 +12145,7 @@
     </w:tcPr>
     <w:tblStylePr w:type="firstRow">
       <w:rPr>
+        <w:rFonts w:eastAsia="黑体"/>
         <w:b/>
         <w:bCs/>
         <w:i w:val="0"/>
@@ -11630,6 +12167,7 @@
     </w:tblStylePr>
     <w:tblStylePr w:type="lastRow">
       <w:rPr>
+        <w:rFonts w:eastAsia="黑体"/>
         <w:b/>
         <w:bCs/>
         <w:i w:val="0"/>
@@ -11651,6 +12189,7 @@
     </w:tblStylePr>
     <w:tblStylePr w:type="firstCol">
       <w:rPr>
+        <w:rFonts w:eastAsia="黑体"/>
         <w:b/>
         <w:bCs/>
         <w:i w:val="0"/>
@@ -11670,6 +12209,7 @@
     </w:tblStylePr>
     <w:tblStylePr w:type="lastCol">
       <w:rPr>
+        <w:rFonts w:eastAsia="黑体"/>
         <w:b/>
         <w:bCs/>
         <w:i w:val="0"/>
@@ -11750,6 +12290,7 @@
     </w:tcPr>
     <w:tblStylePr w:type="firstRow">
       <w:rPr>
+        <w:rFonts w:eastAsia="黑体"/>
         <w:b/>
         <w:bCs/>
         <w:i w:val="0"/>
@@ -11771,6 +12312,7 @@
     </w:tblStylePr>
     <w:tblStylePr w:type="lastRow">
       <w:rPr>
+        <w:rFonts w:eastAsia="黑体"/>
         <w:b/>
         <w:bCs/>
         <w:i w:val="0"/>
@@ -11792,6 +12334,7 @@
     </w:tblStylePr>
     <w:tblStylePr w:type="firstCol">
       <w:rPr>
+        <w:rFonts w:eastAsia="黑体"/>
         <w:b/>
         <w:bCs/>
         <w:i w:val="0"/>
@@ -11811,6 +12354,7 @@
     </w:tblStylePr>
     <w:tblStylePr w:type="lastCol">
       <w:rPr>
+        <w:rFonts w:eastAsia="黑体"/>
         <w:b/>
         <w:bCs/>
         <w:i w:val="0"/>
@@ -11891,6 +12435,7 @@
     </w:tcPr>
     <w:tblStylePr w:type="firstRow">
       <w:rPr>
+        <w:rFonts w:eastAsia="黑体"/>
         <w:b/>
         <w:bCs/>
         <w:i w:val="0"/>
@@ -11912,6 +12457,7 @@
     </w:tblStylePr>
     <w:tblStylePr w:type="lastRow">
       <w:rPr>
+        <w:rFonts w:eastAsia="黑体"/>
         <w:b/>
         <w:bCs/>
         <w:i w:val="0"/>
@@ -11933,6 +12479,7 @@
     </w:tblStylePr>
     <w:tblStylePr w:type="firstCol">
       <w:rPr>
+        <w:rFonts w:eastAsia="黑体"/>
         <w:b/>
         <w:bCs/>
         <w:i w:val="0"/>
@@ -11952,6 +12499,7 @@
     </w:tblStylePr>
     <w:tblStylePr w:type="lastCol">
       <w:rPr>
+        <w:rFonts w:eastAsia="黑体"/>
         <w:b/>
         <w:bCs/>
         <w:i w:val="0"/>
@@ -12009,6 +12557,7 @@
       <w:spacing w:after="0" w:line="240" w:lineRule="auto"/>
     </w:pPr>
     <w:rPr>
+      <w:rFonts w:eastAsia="黑体"/>
       <w:color w:themeColor="background1" w:val="FFFFFF"/>
     </w:rPr>
     <w:tblPr>
@@ -12027,6 +12576,7 @@
     </w:tcPr>
     <w:tblStylePr w:type="firstRow">
       <w:rPr>
+        <w:rFonts w:eastAsia="黑体"/>
         <w:b/>
         <w:bCs/>
       </w:rPr>
@@ -12123,6 +12673,7 @@
       <w:spacing w:after="0" w:line="240" w:lineRule="auto"/>
     </w:pPr>
     <w:rPr>
+      <w:rFonts w:eastAsia="黑体"/>
       <w:color w:themeColor="background1" w:val="FFFFFF"/>
     </w:rPr>
     <w:tblPr>
@@ -12141,6 +12692,7 @@
     </w:tcPr>
     <w:tblStylePr w:type="firstRow">
       <w:rPr>
+        <w:rFonts w:eastAsia="黑体"/>
         <w:b/>
         <w:bCs/>
       </w:rPr>
@@ -12237,6 +12789,7 @@
       <w:spacing w:after="0" w:line="240" w:lineRule="auto"/>
     </w:pPr>
     <w:rPr>
+      <w:rFonts w:eastAsia="黑体"/>
       <w:color w:themeColor="background1" w:val="FFFFFF"/>
     </w:rPr>
     <w:tblPr>
@@ -12255,6 +12808,7 @@
     </w:tcPr>
     <w:tblStylePr w:type="firstRow">
       <w:rPr>
+        <w:rFonts w:eastAsia="黑体"/>
         <w:b/>
         <w:bCs/>
       </w:rPr>
@@ -12351,6 +12905,7 @@
       <w:spacing w:after="0" w:line="240" w:lineRule="auto"/>
     </w:pPr>
     <w:rPr>
+      <w:rFonts w:eastAsia="黑体"/>
       <w:color w:themeColor="background1" w:val="FFFFFF"/>
     </w:rPr>
     <w:tblPr>
@@ -12369,6 +12924,7 @@
     </w:tcPr>
     <w:tblStylePr w:type="firstRow">
       <w:rPr>
+        <w:rFonts w:eastAsia="黑体"/>
         <w:b/>
         <w:bCs/>
       </w:rPr>
@@ -12465,6 +13021,7 @@
       <w:spacing w:after="0" w:line="240" w:lineRule="auto"/>
     </w:pPr>
     <w:rPr>
+      <w:rFonts w:eastAsia="黑体"/>
       <w:color w:themeColor="background1" w:val="FFFFFF"/>
     </w:rPr>
     <w:tblPr>
@@ -12483,6 +13040,7 @@
     </w:tcPr>
     <w:tblStylePr w:type="firstRow">
       <w:rPr>
+        <w:rFonts w:eastAsia="黑体"/>
         <w:b/>
         <w:bCs/>
       </w:rPr>
@@ -12579,6 +13137,7 @@
       <w:spacing w:after="0" w:line="240" w:lineRule="auto"/>
     </w:pPr>
     <w:rPr>
+      <w:rFonts w:eastAsia="黑体"/>
       <w:color w:themeColor="background1" w:val="FFFFFF"/>
     </w:rPr>
     <w:tblPr>
@@ -12597,6 +13156,7 @@
     </w:tcPr>
     <w:tblStylePr w:type="firstRow">
       <w:rPr>
+        <w:rFonts w:eastAsia="黑体"/>
         <w:b/>
         <w:bCs/>
       </w:rPr>
@@ -12693,6 +13253,7 @@
       <w:spacing w:after="0" w:line="240" w:lineRule="auto"/>
     </w:pPr>
     <w:rPr>
+      <w:rFonts w:eastAsia="黑体"/>
       <w:color w:themeColor="background1" w:val="FFFFFF"/>
     </w:rPr>
     <w:tblPr>
@@ -12711,6 +13272,7 @@
     </w:tcPr>
     <w:tblStylePr w:type="firstRow">
       <w:rPr>
+        <w:rFonts w:eastAsia="黑体"/>
         <w:b/>
         <w:bCs/>
       </w:rPr>
@@ -12807,6 +13369,7 @@
       <w:spacing w:after="0" w:line="240" w:lineRule="auto"/>
     </w:pPr>
     <w:rPr>
+      <w:rFonts w:eastAsia="黑体"/>
       <w:color w:themeColor="text1" w:val="000000"/>
     </w:rPr>
     <w:tblPr>
@@ -12833,6 +13396,7 @@
     </w:tcPr>
     <w:tblStylePr w:type="firstRow">
       <w:rPr>
+        <w:rFonts w:eastAsia="黑体"/>
         <w:b/>
         <w:bCs/>
       </w:rPr>
@@ -12851,6 +13415,7 @@
     </w:tblStylePr>
     <w:tblStylePr w:type="lastRow">
       <w:rPr>
+        <w:rFonts w:eastAsia="黑体"/>
         <w:b/>
         <w:bCs/>
         <w:color w:themeColor="background1" w:val="FFFFFF"/>
@@ -12865,6 +13430,7 @@
     </w:tblStylePr>
     <w:tblStylePr w:type="firstCol">
       <w:rPr>
+        <w:rFonts w:eastAsia="黑体"/>
         <w:color w:themeColor="background1" w:val="FFFFFF"/>
       </w:rPr>
       <w:tblPr/>
@@ -12882,6 +13448,7 @@
     </w:tblStylePr>
     <w:tblStylePr w:type="lastCol">
       <w:rPr>
+        <w:rFonts w:eastAsia="黑体"/>
         <w:color w:themeColor="background1" w:val="FFFFFF"/>
       </w:rPr>
       <w:tblPr/>
@@ -12911,11 +13478,13 @@
     </w:tblStylePr>
     <w:tblStylePr w:type="neCell">
       <w:rPr>
+        <w:rFonts w:eastAsia="黑体"/>
         <w:color w:themeColor="text1" w:val="000000"/>
       </w:rPr>
     </w:tblStylePr>
     <w:tblStylePr w:type="nwCell">
       <w:rPr>
+        <w:rFonts w:eastAsia="黑体"/>
         <w:color w:themeColor="text1" w:val="000000"/>
       </w:rPr>
     </w:tblStylePr>
@@ -12929,6 +13498,7 @@
       <w:spacing w:after="0" w:line="240" w:lineRule="auto"/>
     </w:pPr>
     <w:rPr>
+      <w:rFonts w:eastAsia="黑体"/>
       <w:color w:themeColor="text1" w:val="000000"/>
     </w:rPr>
     <w:tblPr>
@@ -12955,6 +13525,7 @@
     </w:tcPr>
     <w:tblStylePr w:type="firstRow">
       <w:rPr>
+        <w:rFonts w:eastAsia="黑体"/>
         <w:b/>
         <w:bCs/>
       </w:rPr>
@@ -12973,6 +13544,7 @@
     </w:tblStylePr>
     <w:tblStylePr w:type="lastRow">
       <w:rPr>
+        <w:rFonts w:eastAsia="黑体"/>
         <w:b/>
         <w:bCs/>
         <w:color w:themeColor="background1" w:val="FFFFFF"/>
@@ -12987,6 +13559,7 @@
     </w:tblStylePr>
     <w:tblStylePr w:type="firstCol">
       <w:rPr>
+        <w:rFonts w:eastAsia="黑体"/>
         <w:color w:themeColor="background1" w:val="FFFFFF"/>
       </w:rPr>
       <w:tblPr/>
@@ -13004,6 +13577,7 @@
     </w:tblStylePr>
     <w:tblStylePr w:type="lastCol">
       <w:rPr>
+        <w:rFonts w:eastAsia="黑体"/>
         <w:color w:themeColor="background1" w:val="FFFFFF"/>
       </w:rPr>
       <w:tblPr/>
@@ -13033,11 +13607,13 @@
     </w:tblStylePr>
     <w:tblStylePr w:type="neCell">
       <w:rPr>
+        <w:rFonts w:eastAsia="黑体"/>
         <w:color w:themeColor="text1" w:val="000000"/>
       </w:rPr>
     </w:tblStylePr>
     <w:tblStylePr w:type="nwCell">
       <w:rPr>
+        <w:rFonts w:eastAsia="黑体"/>
         <w:color w:themeColor="text1" w:val="000000"/>
       </w:rPr>
     </w:tblStylePr>
@@ -13051,6 +13627,7 @@
       <w:spacing w:after="0" w:line="240" w:lineRule="auto"/>
     </w:pPr>
     <w:rPr>
+      <w:rFonts w:eastAsia="黑体"/>
       <w:color w:themeColor="text1" w:val="000000"/>
     </w:rPr>
     <w:tblPr>
@@ -13077,6 +13654,7 @@
     </w:tcPr>
     <w:tblStylePr w:type="firstRow">
       <w:rPr>
+        <w:rFonts w:eastAsia="黑体"/>
         <w:b/>
         <w:bCs/>
       </w:rPr>
@@ -13095,6 +13673,7 @@
     </w:tblStylePr>
     <w:tblStylePr w:type="lastRow">
       <w:rPr>
+        <w:rFonts w:eastAsia="黑体"/>
         <w:b/>
         <w:bCs/>
         <w:color w:themeColor="background1" w:val="FFFFFF"/>
@@ -13109,6 +13688,7 @@
     </w:tblStylePr>
     <w:tblStylePr w:type="firstCol">
       <w:rPr>
+        <w:rFonts w:eastAsia="黑体"/>
         <w:color w:themeColor="background1" w:val="FFFFFF"/>
       </w:rPr>
       <w:tblPr/>
@@ -13126,6 +13706,7 @@
     </w:tblStylePr>
     <w:tblStylePr w:type="lastCol">
       <w:rPr>
+        <w:rFonts w:eastAsia="黑体"/>
         <w:color w:themeColor="background1" w:val="FFFFFF"/>
       </w:rPr>
       <w:tblPr/>
@@ -13155,11 +13736,13 @@
     </w:tblStylePr>
     <w:tblStylePr w:type="neCell">
       <w:rPr>
+        <w:rFonts w:eastAsia="黑体"/>
         <w:color w:themeColor="text1" w:val="000000"/>
       </w:rPr>
     </w:tblStylePr>
     <w:tblStylePr w:type="nwCell">
       <w:rPr>
+        <w:rFonts w:eastAsia="黑体"/>
         <w:color w:themeColor="text1" w:val="000000"/>
       </w:rPr>
     </w:tblStylePr>
@@ -13173,6 +13756,7 @@
       <w:spacing w:after="0" w:line="240" w:lineRule="auto"/>
     </w:pPr>
     <w:rPr>
+      <w:rFonts w:eastAsia="黑体"/>
       <w:color w:themeColor="text1" w:val="000000"/>
     </w:rPr>
     <w:tblPr>
@@ -13199,6 +13783,7 @@
     </w:tcPr>
     <w:tblStylePr w:type="firstRow">
       <w:rPr>
+        <w:rFonts w:eastAsia="黑体"/>
         <w:b/>
         <w:bCs/>
       </w:rPr>
@@ -13217,6 +13802,7 @@
     </w:tblStylePr>
     <w:tblStylePr w:type="lastRow">
       <w:rPr>
+        <w:rFonts w:eastAsia="黑体"/>
         <w:b/>
         <w:bCs/>
         <w:color w:themeColor="background1" w:val="FFFFFF"/>
@@ -13231,6 +13817,7 @@
     </w:tblStylePr>
     <w:tblStylePr w:type="firstCol">
       <w:rPr>
+        <w:rFonts w:eastAsia="黑体"/>
         <w:color w:themeColor="background1" w:val="FFFFFF"/>
       </w:rPr>
       <w:tblPr/>
@@ -13248,6 +13835,7 @@
     </w:tblStylePr>
     <w:tblStylePr w:type="lastCol">
       <w:rPr>
+        <w:rFonts w:eastAsia="黑体"/>
         <w:color w:themeColor="background1" w:val="FFFFFF"/>
       </w:rPr>
       <w:tblPr/>
@@ -13285,6 +13873,7 @@
       <w:spacing w:after="0" w:line="240" w:lineRule="auto"/>
     </w:pPr>
     <w:rPr>
+      <w:rFonts w:eastAsia="黑体"/>
       <w:color w:themeColor="text1" w:val="000000"/>
     </w:rPr>
     <w:tblPr>
@@ -13311,6 +13900,7 @@
     </w:tcPr>
     <w:tblStylePr w:type="firstRow">
       <w:rPr>
+        <w:rFonts w:eastAsia="黑体"/>
         <w:b/>
         <w:bCs/>
       </w:rPr>
@@ -13329,6 +13919,7 @@
     </w:tblStylePr>
     <w:tblStylePr w:type="lastRow">
       <w:rPr>
+        <w:rFonts w:eastAsia="黑体"/>
         <w:b/>
         <w:bCs/>
         <w:color w:themeColor="background1" w:val="FFFFFF"/>
@@ -13343,6 +13934,7 @@
     </w:tblStylePr>
     <w:tblStylePr w:type="firstCol">
       <w:rPr>
+        <w:rFonts w:eastAsia="黑体"/>
         <w:color w:themeColor="background1" w:val="FFFFFF"/>
       </w:rPr>
       <w:tblPr/>
@@ -13360,6 +13952,7 @@
     </w:tblStylePr>
     <w:tblStylePr w:type="lastCol">
       <w:rPr>
+        <w:rFonts w:eastAsia="黑体"/>
         <w:color w:themeColor="background1" w:val="FFFFFF"/>
       </w:rPr>
       <w:tblPr/>
@@ -13389,11 +13982,13 @@
     </w:tblStylePr>
     <w:tblStylePr w:type="neCell">
       <w:rPr>
+        <w:rFonts w:eastAsia="黑体"/>
         <w:color w:themeColor="text1" w:val="000000"/>
       </w:rPr>
     </w:tblStylePr>
     <w:tblStylePr w:type="nwCell">
       <w:rPr>
+        <w:rFonts w:eastAsia="黑体"/>
         <w:color w:themeColor="text1" w:val="000000"/>
       </w:rPr>
     </w:tblStylePr>
@@ -13407,6 +14002,7 @@
       <w:spacing w:after="0" w:line="240" w:lineRule="auto"/>
     </w:pPr>
     <w:rPr>
+      <w:rFonts w:eastAsia="黑体"/>
       <w:color w:themeColor="text1" w:val="000000"/>
     </w:rPr>
     <w:tblPr>
@@ -13433,6 +14029,7 @@
     </w:tcPr>
     <w:tblStylePr w:type="firstRow">
       <w:rPr>
+        <w:rFonts w:eastAsia="黑体"/>
         <w:b/>
         <w:bCs/>
       </w:rPr>
@@ -13451,6 +14048,7 @@
     </w:tblStylePr>
     <w:tblStylePr w:type="lastRow">
       <w:rPr>
+        <w:rFonts w:eastAsia="黑体"/>
         <w:b/>
         <w:bCs/>
         <w:color w:themeColor="background1" w:val="FFFFFF"/>
@@ -13465,6 +14063,7 @@
     </w:tblStylePr>
     <w:tblStylePr w:type="firstCol">
       <w:rPr>
+        <w:rFonts w:eastAsia="黑体"/>
         <w:color w:themeColor="background1" w:val="FFFFFF"/>
       </w:rPr>
       <w:tblPr/>
@@ -13482,6 +14081,7 @@
     </w:tblStylePr>
     <w:tblStylePr w:type="lastCol">
       <w:rPr>
+        <w:rFonts w:eastAsia="黑体"/>
         <w:color w:themeColor="background1" w:val="FFFFFF"/>
       </w:rPr>
       <w:tblPr/>
@@ -13511,11 +14111,13 @@
     </w:tblStylePr>
     <w:tblStylePr w:type="neCell">
       <w:rPr>
+        <w:rFonts w:eastAsia="黑体"/>
         <w:color w:themeColor="text1" w:val="000000"/>
       </w:rPr>
     </w:tblStylePr>
     <w:tblStylePr w:type="nwCell">
       <w:rPr>
+        <w:rFonts w:eastAsia="黑体"/>
         <w:color w:themeColor="text1" w:val="000000"/>
       </w:rPr>
     </w:tblStylePr>
@@ -13529,6 +14131,7 @@
       <w:spacing w:after="0" w:line="240" w:lineRule="auto"/>
     </w:pPr>
     <w:rPr>
+      <w:rFonts w:eastAsia="黑体"/>
       <w:color w:themeColor="text1" w:val="000000"/>
     </w:rPr>
     <w:tblPr>
@@ -13555,6 +14158,7 @@
     </w:tcPr>
     <w:tblStylePr w:type="firstRow">
       <w:rPr>
+        <w:rFonts w:eastAsia="黑体"/>
         <w:b/>
         <w:bCs/>
       </w:rPr>
@@ -13573,6 +14177,7 @@
     </w:tblStylePr>
     <w:tblStylePr w:type="lastRow">
       <w:rPr>
+        <w:rFonts w:eastAsia="黑体"/>
         <w:b/>
         <w:bCs/>
         <w:color w:themeColor="background1" w:val="FFFFFF"/>
@@ -13587,6 +14192,7 @@
     </w:tblStylePr>
     <w:tblStylePr w:type="firstCol">
       <w:rPr>
+        <w:rFonts w:eastAsia="黑体"/>
         <w:color w:themeColor="background1" w:val="FFFFFF"/>
       </w:rPr>
       <w:tblPr/>
@@ -13604,6 +14210,7 @@
     </w:tblStylePr>
     <w:tblStylePr w:type="lastCol">
       <w:rPr>
+        <w:rFonts w:eastAsia="黑体"/>
         <w:color w:themeColor="background1" w:val="FFFFFF"/>
       </w:rPr>
       <w:tblPr/>
@@ -13633,11 +14240,13 @@
     </w:tblStylePr>
     <w:tblStylePr w:type="neCell">
       <w:rPr>
+        <w:rFonts w:eastAsia="黑体"/>
         <w:color w:themeColor="text1" w:val="000000"/>
       </w:rPr>
     </w:tblStylePr>
     <w:tblStylePr w:type="nwCell">
       <w:rPr>
+        <w:rFonts w:eastAsia="黑体"/>
         <w:color w:themeColor="text1" w:val="000000"/>
       </w:rPr>
     </w:tblStylePr>
@@ -13651,6 +14260,7 @@
       <w:spacing w:after="0" w:line="240" w:lineRule="auto"/>
     </w:pPr>
     <w:rPr>
+      <w:rFonts w:eastAsia="黑体"/>
       <w:color w:themeColor="text1" w:val="000000"/>
     </w:rPr>
     <w:tblPr>
@@ -13669,6 +14279,7 @@
     </w:tcPr>
     <w:tblStylePr w:type="firstRow">
       <w:rPr>
+        <w:rFonts w:eastAsia="黑体"/>
         <w:b/>
         <w:bCs/>
         <w:color w:themeColor="background1" w:val="FFFFFF"/>
@@ -13683,6 +14294,7 @@
     </w:tblStylePr>
     <w:tblStylePr w:type="lastRow">
       <w:rPr>
+        <w:rFonts w:eastAsia="黑体"/>
         <w:b/>
         <w:bCs/>
         <w:color w:themeColor="accent2" w:themeShade="CC" w:val="9E3A38"/>
@@ -13697,12 +14309,14 @@
     </w:tblStylePr>
     <w:tblStylePr w:type="firstCol">
       <w:rPr>
+        <w:rFonts w:eastAsia="黑体"/>
         <w:b/>
         <w:bCs/>
       </w:rPr>
     </w:tblStylePr>
     <w:tblStylePr w:type="lastCol">
       <w:rPr>
+        <w:rFonts w:eastAsia="黑体"/>
         <w:b/>
         <w:bCs/>
       </w:rPr>
@@ -13737,6 +14351,7 @@
       <w:spacing w:after="0" w:line="240" w:lineRule="auto"/>
     </w:pPr>
     <w:rPr>
+      <w:rFonts w:eastAsia="黑体"/>
       <w:color w:themeColor="text1" w:val="000000"/>
     </w:rPr>
     <w:tblPr>
@@ -13755,6 +14370,7 @@
     </w:tcPr>
     <w:tblStylePr w:type="firstRow">
       <w:rPr>
+        <w:rFonts w:eastAsia="黑体"/>
         <w:b/>
         <w:bCs/>
         <w:color w:themeColor="background1" w:val="FFFFFF"/>
@@ -13769,6 +14385,7 @@
     </w:tblStylePr>
     <w:tblStylePr w:type="lastRow">
       <w:rPr>
+        <w:rFonts w:eastAsia="黑体"/>
         <w:b/>
         <w:bCs/>
         <w:color w:themeColor="accent2" w:themeShade="CC" w:val="9E3A38"/>
@@ -13783,12 +14400,14 @@
     </w:tblStylePr>
     <w:tblStylePr w:type="firstCol">
       <w:rPr>
+        <w:rFonts w:eastAsia="黑体"/>
         <w:b/>
         <w:bCs/>
       </w:rPr>
     </w:tblStylePr>
     <w:tblStylePr w:type="lastCol">
       <w:rPr>
+        <w:rFonts w:eastAsia="黑体"/>
         <w:b/>
         <w:bCs/>
       </w:rPr>
@@ -13823,6 +14442,7 @@
       <w:spacing w:after="0" w:line="240" w:lineRule="auto"/>
     </w:pPr>
     <w:rPr>
+      <w:rFonts w:eastAsia="黑体"/>
       <w:color w:themeColor="text1" w:val="000000"/>
     </w:rPr>
     <w:tblPr>
@@ -13841,6 +14461,7 @@
     </w:tcPr>
     <w:tblStylePr w:type="firstRow">
       <w:rPr>
+        <w:rFonts w:eastAsia="黑体"/>
         <w:b/>
         <w:bCs/>
         <w:color w:themeColor="background1" w:val="FFFFFF"/>
@@ -13855,6 +14476,7 @@
     </w:tblStylePr>
     <w:tblStylePr w:type="lastRow">
       <w:rPr>
+        <w:rFonts w:eastAsia="黑体"/>
         <w:b/>
         <w:bCs/>
         <w:color w:themeColor="accent2" w:themeShade="CC" w:val="9E3A38"/>
@@ -13869,12 +14491,14 @@
     </w:tblStylePr>
     <w:tblStylePr w:type="firstCol">
       <w:rPr>
+        <w:rFonts w:eastAsia="黑体"/>
         <w:b/>
         <w:bCs/>
       </w:rPr>
     </w:tblStylePr>
     <w:tblStylePr w:type="lastCol">
       <w:rPr>
+        <w:rFonts w:eastAsia="黑体"/>
         <w:b/>
         <w:bCs/>
       </w:rPr>
@@ -13909,6 +14533,7 @@
       <w:spacing w:after="0" w:line="240" w:lineRule="auto"/>
     </w:pPr>
     <w:rPr>
+      <w:rFonts w:eastAsia="黑体"/>
       <w:color w:themeColor="text1" w:val="000000"/>
     </w:rPr>
     <w:tblPr>
@@ -13927,6 +14552,7 @@
     </w:tcPr>
     <w:tblStylePr w:type="firstRow">
       <w:rPr>
+        <w:rFonts w:eastAsia="黑体"/>
         <w:b/>
         <w:bCs/>
         <w:color w:themeColor="background1" w:val="FFFFFF"/>
@@ -13941,6 +14567,7 @@
     </w:tblStylePr>
     <w:tblStylePr w:type="lastRow">
       <w:rPr>
+        <w:rFonts w:eastAsia="黑体"/>
         <w:b/>
         <w:bCs/>
         <w:color w:themeColor="accent4" w:themeShade="CC" w:val="664E82"/>
@@ -13955,12 +14582,14 @@
     </w:tblStylePr>
     <w:tblStylePr w:type="firstCol">
       <w:rPr>
+        <w:rFonts w:eastAsia="黑体"/>
         <w:b/>
         <w:bCs/>
       </w:rPr>
     </w:tblStylePr>
     <w:tblStylePr w:type="lastCol">
       <w:rPr>
+        <w:rFonts w:eastAsia="黑体"/>
         <w:b/>
         <w:bCs/>
       </w:rPr>
@@ -13995,6 +14624,7 @@
       <w:spacing w:after="0" w:line="240" w:lineRule="auto"/>
     </w:pPr>
     <w:rPr>
+      <w:rFonts w:eastAsia="黑体"/>
       <w:color w:themeColor="text1" w:val="000000"/>
     </w:rPr>
     <w:tblPr>
@@ -14013,6 +14643,7 @@
     </w:tcPr>
     <w:tblStylePr w:type="firstRow">
       <w:rPr>
+        <w:rFonts w:eastAsia="黑体"/>
         <w:b/>
         <w:bCs/>
         <w:color w:themeColor="background1" w:val="FFFFFF"/>
@@ -14027,6 +14658,7 @@
     </w:tblStylePr>
     <w:tblStylePr w:type="lastRow">
       <w:rPr>
+        <w:rFonts w:eastAsia="黑体"/>
         <w:b/>
         <w:bCs/>
         <w:color w:themeColor="accent3" w:themeShade="CC" w:val="7E9C40"/>
@@ -14041,12 +14673,14 @@
     </w:tblStylePr>
     <w:tblStylePr w:type="firstCol">
       <w:rPr>
+        <w:rFonts w:eastAsia="黑体"/>
         <w:b/>
         <w:bCs/>
       </w:rPr>
     </w:tblStylePr>
     <w:tblStylePr w:type="lastCol">
       <w:rPr>
+        <w:rFonts w:eastAsia="黑体"/>
         <w:b/>
         <w:bCs/>
       </w:rPr>
@@ -14081,6 +14715,7 @@
       <w:spacing w:after="0" w:line="240" w:lineRule="auto"/>
     </w:pPr>
     <w:rPr>
+      <w:rFonts w:eastAsia="黑体"/>
       <w:color w:themeColor="text1" w:val="000000"/>
     </w:rPr>
     <w:tblPr>
@@ -14099,6 +14734,7 @@
     </w:tcPr>
     <w:tblStylePr w:type="firstRow">
       <w:rPr>
+        <w:rFonts w:eastAsia="黑体"/>
         <w:b/>
         <w:bCs/>
         <w:color w:themeColor="background1" w:val="FFFFFF"/>
@@ -14113,6 +14749,7 @@
     </w:tblStylePr>
     <w:tblStylePr w:type="lastRow">
       <w:rPr>
+        <w:rFonts w:eastAsia="黑体"/>
         <w:b/>
         <w:bCs/>
         <w:color w:themeColor="accent6" w:themeShade="CC" w:val="F2730A"/>
@@ -14127,12 +14764,14 @@
     </w:tblStylePr>
     <w:tblStylePr w:type="firstCol">
       <w:rPr>
+        <w:rFonts w:eastAsia="黑体"/>
         <w:b/>
         <w:bCs/>
       </w:rPr>
     </w:tblStylePr>
     <w:tblStylePr w:type="lastCol">
       <w:rPr>
+        <w:rFonts w:eastAsia="黑体"/>
         <w:b/>
         <w:bCs/>
       </w:rPr>
@@ -14167,6 +14806,7 @@
       <w:spacing w:after="0" w:line="240" w:lineRule="auto"/>
     </w:pPr>
     <w:rPr>
+      <w:rFonts w:eastAsia="黑体"/>
       <w:color w:themeColor="text1" w:val="000000"/>
     </w:rPr>
     <w:tblPr>
@@ -14185,6 +14825,7 @@
     </w:tcPr>
     <w:tblStylePr w:type="firstRow">
       <w:rPr>
+        <w:rFonts w:eastAsia="黑体"/>
         <w:b/>
         <w:bCs/>
         <w:color w:themeColor="background1" w:val="FFFFFF"/>
@@ -14199,6 +14840,7 @@
     </w:tblStylePr>
     <w:tblStylePr w:type="lastRow">
       <w:rPr>
+        <w:rFonts w:eastAsia="黑体"/>
         <w:b/>
         <w:bCs/>
         <w:color w:themeColor="accent5" w:themeShade="CC" w:val="348DA5"/>
@@ -14213,12 +14855,14 @@
     </w:tblStylePr>
     <w:tblStylePr w:type="firstCol">
       <w:rPr>
+        <w:rFonts w:eastAsia="黑体"/>
         <w:b/>
         <w:bCs/>
       </w:rPr>
     </w:tblStylePr>
     <w:tblStylePr w:type="lastCol">
       <w:rPr>
+        <w:rFonts w:eastAsia="黑体"/>
         <w:b/>
         <w:bCs/>
       </w:rPr>
@@ -14253,6 +14897,7 @@
       <w:spacing w:after="0" w:line="240" w:lineRule="auto"/>
     </w:pPr>
     <w:rPr>
+      <w:rFonts w:eastAsia="黑体"/>
       <w:color w:themeColor="text1" w:val="000000"/>
     </w:rPr>
     <w:tblPr>
@@ -14274,6 +14919,7 @@
     </w:tcPr>
     <w:tblStylePr w:type="firstRow">
       <w:rPr>
+        <w:rFonts w:eastAsia="黑体"/>
         <w:b/>
         <w:bCs/>
       </w:rPr>
@@ -14284,6 +14930,7 @@
     </w:tblStylePr>
     <w:tblStylePr w:type="lastRow">
       <w:rPr>
+        <w:rFonts w:eastAsia="黑体"/>
         <w:b/>
         <w:bCs/>
         <w:color w:themeColor="text1" w:val="000000"/>
@@ -14295,6 +14942,7 @@
     </w:tblStylePr>
     <w:tblStylePr w:type="firstCol">
       <w:rPr>
+        <w:rFonts w:eastAsia="黑体"/>
         <w:color w:themeColor="background1" w:val="FFFFFF"/>
       </w:rPr>
       <w:tblPr/>
@@ -14304,6 +14952,7 @@
     </w:tblStylePr>
     <w:tblStylePr w:type="lastCol">
       <w:rPr>
+        <w:rFonts w:eastAsia="黑体"/>
         <w:color w:themeColor="background1" w:val="FFFFFF"/>
       </w:rPr>
       <w:tblPr/>
@@ -14333,6 +14982,7 @@
       <w:spacing w:after="0" w:line="240" w:lineRule="auto"/>
     </w:pPr>
     <w:rPr>
+      <w:rFonts w:eastAsia="黑体"/>
       <w:color w:themeColor="text1" w:val="000000"/>
     </w:rPr>
     <w:tblPr>
@@ -14354,6 +15004,7 @@
     </w:tcPr>
     <w:tblStylePr w:type="firstRow">
       <w:rPr>
+        <w:rFonts w:eastAsia="黑体"/>
         <w:b/>
         <w:bCs/>
       </w:rPr>
@@ -14364,6 +15015,7 @@
     </w:tblStylePr>
     <w:tblStylePr w:type="lastRow">
       <w:rPr>
+        <w:rFonts w:eastAsia="黑体"/>
         <w:b/>
         <w:bCs/>
         <w:color w:themeColor="text1" w:val="000000"/>
@@ -14375,6 +15027,7 @@
     </w:tblStylePr>
     <w:tblStylePr w:type="firstCol">
       <w:rPr>
+        <w:rFonts w:eastAsia="黑体"/>
         <w:color w:themeColor="background1" w:val="FFFFFF"/>
       </w:rPr>
       <w:tblPr/>
@@ -14384,6 +15037,7 @@
     </w:tblStylePr>
     <w:tblStylePr w:type="lastCol">
       <w:rPr>
+        <w:rFonts w:eastAsia="黑体"/>
         <w:color w:themeColor="background1" w:val="FFFFFF"/>
       </w:rPr>
       <w:tblPr/>
@@ -14413,6 +15067,7 @@
       <w:spacing w:after="0" w:line="240" w:lineRule="auto"/>
     </w:pPr>
     <w:rPr>
+      <w:rFonts w:eastAsia="黑体"/>
       <w:color w:themeColor="text1" w:val="000000"/>
     </w:rPr>
     <w:tblPr>
@@ -14434,6 +15089,7 @@
     </w:tcPr>
     <w:tblStylePr w:type="firstRow">
       <w:rPr>
+        <w:rFonts w:eastAsia="黑体"/>
         <w:b/>
         <w:bCs/>
       </w:rPr>
@@ -14444,6 +15100,7 @@
     </w:tblStylePr>
     <w:tblStylePr w:type="lastRow">
       <w:rPr>
+        <w:rFonts w:eastAsia="黑体"/>
         <w:b/>
         <w:bCs/>
         <w:color w:themeColor="text1" w:val="000000"/>
@@ -14455,6 +15112,7 @@
     </w:tblStylePr>
     <w:tblStylePr w:type="firstCol">
       <w:rPr>
+        <w:rFonts w:eastAsia="黑体"/>
         <w:color w:themeColor="background1" w:val="FFFFFF"/>
       </w:rPr>
       <w:tblPr/>
@@ -14464,6 +15122,7 @@
     </w:tblStylePr>
     <w:tblStylePr w:type="lastCol">
       <w:rPr>
+        <w:rFonts w:eastAsia="黑体"/>
         <w:color w:themeColor="background1" w:val="FFFFFF"/>
       </w:rPr>
       <w:tblPr/>
@@ -14493,6 +15152,7 @@
       <w:spacing w:after="0" w:line="240" w:lineRule="auto"/>
     </w:pPr>
     <w:rPr>
+      <w:rFonts w:eastAsia="黑体"/>
       <w:color w:themeColor="text1" w:val="000000"/>
     </w:rPr>
     <w:tblPr>
@@ -14514,6 +15174,7 @@
     </w:tcPr>
     <w:tblStylePr w:type="firstRow">
       <w:rPr>
+        <w:rFonts w:eastAsia="黑体"/>
         <w:b/>
         <w:bCs/>
       </w:rPr>
@@ -14524,6 +15185,7 @@
     </w:tblStylePr>
     <w:tblStylePr w:type="lastRow">
       <w:rPr>
+        <w:rFonts w:eastAsia="黑体"/>
         <w:b/>
         <w:bCs/>
         <w:color w:themeColor="text1" w:val="000000"/>
@@ -14535,6 +15197,7 @@
     </w:tblStylePr>
     <w:tblStylePr w:type="firstCol">
       <w:rPr>
+        <w:rFonts w:eastAsia="黑体"/>
         <w:color w:themeColor="background1" w:val="FFFFFF"/>
       </w:rPr>
       <w:tblPr/>
@@ -14544,6 +15207,7 @@
     </w:tblStylePr>
     <w:tblStylePr w:type="lastCol">
       <w:rPr>
+        <w:rFonts w:eastAsia="黑体"/>
         <w:color w:themeColor="background1" w:val="FFFFFF"/>
       </w:rPr>
       <w:tblPr/>
@@ -14573,6 +15237,7 @@
       <w:spacing w:after="0" w:line="240" w:lineRule="auto"/>
     </w:pPr>
     <w:rPr>
+      <w:rFonts w:eastAsia="黑体"/>
       <w:color w:themeColor="text1" w:val="000000"/>
     </w:rPr>
     <w:tblPr>
@@ -14594,6 +15259,7 @@
     </w:tcPr>
     <w:tblStylePr w:type="firstRow">
       <w:rPr>
+        <w:rFonts w:eastAsia="黑体"/>
         <w:b/>
         <w:bCs/>
       </w:rPr>
@@ -14604,6 +15270,7 @@
     </w:tblStylePr>
     <w:tblStylePr w:type="lastRow">
       <w:rPr>
+        <w:rFonts w:eastAsia="黑体"/>
         <w:b/>
         <w:bCs/>
         <w:color w:themeColor="text1" w:val="000000"/>
@@ -14615,6 +15282,7 @@
     </w:tblStylePr>
     <w:tblStylePr w:type="firstCol">
       <w:rPr>
+        <w:rFonts w:eastAsia="黑体"/>
         <w:color w:themeColor="background1" w:val="FFFFFF"/>
       </w:rPr>
       <w:tblPr/>
@@ -14624,6 +15292,7 @@
     </w:tblStylePr>
     <w:tblStylePr w:type="lastCol">
       <w:rPr>
+        <w:rFonts w:eastAsia="黑体"/>
         <w:color w:themeColor="background1" w:val="FFFFFF"/>
       </w:rPr>
       <w:tblPr/>
@@ -14653,6 +15322,7 @@
       <w:spacing w:after="0" w:line="240" w:lineRule="auto"/>
     </w:pPr>
     <w:rPr>
+      <w:rFonts w:eastAsia="黑体"/>
       <w:color w:themeColor="text1" w:val="000000"/>
     </w:rPr>
     <w:tblPr>
@@ -14674,6 +15344,7 @@
     </w:tcPr>
     <w:tblStylePr w:type="firstRow">
       <w:rPr>
+        <w:rFonts w:eastAsia="黑体"/>
         <w:b/>
         <w:bCs/>
       </w:rPr>
@@ -14684,6 +15355,7 @@
     </w:tblStylePr>
     <w:tblStylePr w:type="lastRow">
       <w:rPr>
+        <w:rFonts w:eastAsia="黑体"/>
         <w:b/>
         <w:bCs/>
         <w:color w:themeColor="text1" w:val="000000"/>
@@ -14695,6 +15367,7 @@
     </w:tblStylePr>
     <w:tblStylePr w:type="firstCol">
       <w:rPr>
+        <w:rFonts w:eastAsia="黑体"/>
         <w:color w:themeColor="background1" w:val="FFFFFF"/>
       </w:rPr>
       <w:tblPr/>
@@ -14704,6 +15377,7 @@
     </w:tblStylePr>
     <w:tblStylePr w:type="lastCol">
       <w:rPr>
+        <w:rFonts w:eastAsia="黑体"/>
         <w:color w:themeColor="background1" w:val="FFFFFF"/>
       </w:rPr>
       <w:tblPr/>
@@ -14733,6 +15407,7 @@
       <w:spacing w:after="0" w:line="240" w:lineRule="auto"/>
     </w:pPr>
     <w:rPr>
+      <w:rFonts w:eastAsia="黑体"/>
       <w:color w:themeColor="text1" w:val="000000"/>
     </w:rPr>
     <w:tblPr>
@@ -14754,6 +15429,7 @@
     </w:tcPr>
     <w:tblStylePr w:type="firstRow">
       <w:rPr>
+        <w:rFonts w:eastAsia="黑体"/>
         <w:b/>
         <w:bCs/>
       </w:rPr>
@@ -14764,6 +15440,7 @@
     </w:tblStylePr>
     <w:tblStylePr w:type="lastRow">
       <w:rPr>
+        <w:rFonts w:eastAsia="黑体"/>
         <w:b/>
         <w:bCs/>
         <w:color w:themeColor="text1" w:val="000000"/>
@@ -14775,6 +15452,7 @@
     </w:tblStylePr>
     <w:tblStylePr w:type="firstCol">
       <w:rPr>
+        <w:rFonts w:eastAsia="黑体"/>
         <w:color w:themeColor="background1" w:val="FFFFFF"/>
       </w:rPr>
       <w:tblPr/>
@@ -14784,6 +15462,7 @@
     </w:tblStylePr>
     <w:tblStylePr w:type="lastCol">
       <w:rPr>
+        <w:rFonts w:eastAsia="黑体"/>
         <w:color w:themeColor="background1" w:val="FFFFFF"/>
       </w:rPr>
       <w:tblPr/>
@@ -14816,6 +15495,7 @@
     <w:name w:val="KeywordTok"/>
     <w:basedOn w:val="VerbatimChar"/>
     <w:rPr>
+      <w:rFonts w:eastAsia="黑体"/>
       <w:b/>
       <w:color w:val="007020"/>
     </w:rPr>
@@ -14824,6 +15504,7 @@
     <w:name w:val="DataTypeTok"/>
     <w:basedOn w:val="VerbatimChar"/>
     <w:rPr>
+      <w:rFonts w:eastAsia="黑体"/>
       <w:color w:val="902000"/>
     </w:rPr>
   </w:style>
@@ -14831,6 +15512,7 @@
     <w:name w:val="DecValTok"/>
     <w:basedOn w:val="VerbatimChar"/>
     <w:rPr>
+      <w:rFonts w:eastAsia="黑体"/>
       <w:color w:val="40a070"/>
     </w:rPr>
   </w:style>
@@ -14838,6 +15520,7 @@
     <w:name w:val="BaseNTok"/>
     <w:basedOn w:val="VerbatimChar"/>
     <w:rPr>
+      <w:rFonts w:eastAsia="黑体"/>
       <w:color w:val="40a070"/>
     </w:rPr>
   </w:style>
@@ -14845,6 +15528,7 @@
     <w:name w:val="FloatTok"/>
     <w:basedOn w:val="VerbatimChar"/>
     <w:rPr>
+      <w:rFonts w:eastAsia="黑体"/>
       <w:color w:val="40a070"/>
     </w:rPr>
   </w:style>
@@ -14852,6 +15536,7 @@
     <w:name w:val="ConstantTok"/>
     <w:basedOn w:val="VerbatimChar"/>
     <w:rPr>
+      <w:rFonts w:eastAsia="黑体"/>
       <w:color w:val="880000"/>
     </w:rPr>
   </w:style>
@@ -14859,6 +15544,7 @@
     <w:name w:val="CharTok"/>
     <w:basedOn w:val="VerbatimChar"/>
     <w:rPr>
+      <w:rFonts w:eastAsia="黑体"/>
       <w:color w:val="4070a0"/>
     </w:rPr>
   </w:style>
@@ -14866,6 +15552,7 @@
     <w:name w:val="SpecialCharTok"/>
     <w:basedOn w:val="VerbatimChar"/>
     <w:rPr>
+      <w:rFonts w:eastAsia="黑体"/>
       <w:color w:val="4070a0"/>
     </w:rPr>
   </w:style>
@@ -14873,6 +15560,7 @@
     <w:name w:val="StringTok"/>
     <w:basedOn w:val="VerbatimChar"/>
     <w:rPr>
+      <w:rFonts w:eastAsia="黑体"/>
       <w:color w:val="4070a0"/>
     </w:rPr>
   </w:style>
@@ -14880,6 +15568,7 @@
     <w:name w:val="VerbatimStringTok"/>
     <w:basedOn w:val="VerbatimChar"/>
     <w:rPr>
+      <w:rFonts w:eastAsia="黑体"/>
       <w:color w:val="4070a0"/>
     </w:rPr>
   </w:style>
@@ -14887,6 +15576,7 @@
     <w:name w:val="SpecialStringTok"/>
     <w:basedOn w:val="VerbatimChar"/>
     <w:rPr>
+      <w:rFonts w:eastAsia="黑体"/>
       <w:color w:val="bb6688"/>
     </w:rPr>
   </w:style>
@@ -14894,6 +15584,7 @@
     <w:name w:val="ImportTok"/>
     <w:basedOn w:val="VerbatimChar"/>
     <w:rPr>
+      <w:rFonts w:eastAsia="黑体"/>
       <w:b/>
       <w:color w:val="008000"/>
     </w:rPr>
@@ -14902,6 +15593,7 @@
     <w:name w:val="CommentTok"/>
     <w:basedOn w:val="VerbatimChar"/>
     <w:rPr>
+      <w:rFonts w:eastAsia="黑体"/>
       <w:i/>
       <w:color w:val="60a0b0"/>
     </w:rPr>
@@ -14910,6 +15602,7 @@
     <w:name w:val="DocumentationTok"/>
     <w:basedOn w:val="VerbatimChar"/>
     <w:rPr>
+      <w:rFonts w:eastAsia="黑体"/>
       <w:i/>
       <w:color w:val="ba2121"/>
     </w:rPr>
@@ -14918,6 +15611,7 @@
     <w:name w:val="AnnotationTok"/>
     <w:basedOn w:val="VerbatimChar"/>
     <w:rPr>
+      <w:rFonts w:eastAsia="黑体"/>
       <w:b/>
       <w:i/>
       <w:color w:val="60a0b0"/>
@@ -14927,6 +15621,7 @@
     <w:name w:val="CommentVarTok"/>
     <w:basedOn w:val="VerbatimChar"/>
     <w:rPr>
+      <w:rFonts w:eastAsia="黑体"/>
       <w:b/>
       <w:i/>
       <w:color w:val="60a0b0"/>
@@ -14936,6 +15631,7 @@
     <w:name w:val="OtherTok"/>
     <w:basedOn w:val="VerbatimChar"/>
     <w:rPr>
+      <w:rFonts w:eastAsia="黑体"/>
       <w:color w:val="007020"/>
     </w:rPr>
   </w:style>
@@ -14943,6 +15639,7 @@
     <w:name w:val="FunctionTok"/>
     <w:basedOn w:val="VerbatimChar"/>
     <w:rPr>
+      <w:rFonts w:eastAsia="黑体"/>
       <w:color w:val="06287e"/>
     </w:rPr>
   </w:style>
@@ -14950,6 +15647,7 @@
     <w:name w:val="VariableTok"/>
     <w:basedOn w:val="VerbatimChar"/>
     <w:rPr>
+      <w:rFonts w:eastAsia="黑体"/>
       <w:color w:val="19177c"/>
     </w:rPr>
   </w:style>
@@ -14957,6 +15655,7 @@
     <w:name w:val="ControlFlowTok"/>
     <w:basedOn w:val="VerbatimChar"/>
     <w:rPr>
+      <w:rFonts w:eastAsia="黑体"/>
       <w:b/>
       <w:color w:val="007020"/>
     </w:rPr>
@@ -14965,6 +15664,7 @@
     <w:name w:val="OperatorTok"/>
     <w:basedOn w:val="VerbatimChar"/>
     <w:rPr>
+      <w:rFonts w:eastAsia="黑体"/>
       <w:color w:val="666666"/>
     </w:rPr>
   </w:style>
@@ -14972,18 +15672,22 @@
     <w:name w:val="BuiltInTok"/>
     <w:basedOn w:val="VerbatimChar"/>
     <w:rPr>
+      <w:rFonts w:eastAsia="黑体"/>
       <w:color w:val="008000"/>
     </w:rPr>
   </w:style>
   <w:style w:type="character" w:customStyle="1" w:styleId="ExtensionTok">
     <w:name w:val="ExtensionTok"/>
     <w:basedOn w:val="VerbatimChar"/>
-    <w:rPr/>
+    <w:rPr>
+      <w:rFonts w:eastAsia="黑体"/>
+    </w:rPr>
   </w:style>
   <w:style w:type="character" w:customStyle="1" w:styleId="PreprocessorTok">
     <w:name w:val="PreprocessorTok"/>
     <w:basedOn w:val="VerbatimChar"/>
     <w:rPr>
+      <w:rFonts w:eastAsia="黑体"/>
       <w:color w:val="bc7a00"/>
     </w:rPr>
   </w:style>
@@ -14991,18 +15695,22 @@
     <w:name w:val="AttributeTok"/>
     <w:basedOn w:val="VerbatimChar"/>
     <w:rPr>
+      <w:rFonts w:eastAsia="黑体"/>
       <w:color w:val="7d9029"/>
     </w:rPr>
   </w:style>
   <w:style w:type="character" w:customStyle="1" w:styleId="RegionMarkerTok">
     <w:name w:val="RegionMarkerTok"/>
     <w:basedOn w:val="VerbatimChar"/>
-    <w:rPr/>
+    <w:rPr>
+      <w:rFonts w:eastAsia="黑体"/>
+    </w:rPr>
   </w:style>
   <w:style w:type="character" w:customStyle="1" w:styleId="InformationTok">
     <w:name w:val="InformationTok"/>
     <w:basedOn w:val="VerbatimChar"/>
     <w:rPr>
+      <w:rFonts w:eastAsia="黑体"/>
       <w:b/>
       <w:i/>
       <w:color w:val="60a0b0"/>
@@ -15012,6 +15720,7 @@
     <w:name w:val="WarningTok"/>
     <w:basedOn w:val="VerbatimChar"/>
     <w:rPr>
+      <w:rFonts w:eastAsia="黑体"/>
       <w:b/>
       <w:i/>
       <w:color w:val="60a0b0"/>
@@ -15021,6 +15730,7 @@
     <w:name w:val="AlertTok"/>
     <w:basedOn w:val="VerbatimChar"/>
     <w:rPr>
+      <w:rFonts w:eastAsia="黑体"/>
       <w:b/>
       <w:color w:val="ff0000"/>
     </w:rPr>
@@ -15029,6 +15739,7 @@
     <w:name w:val="ErrorTok"/>
     <w:basedOn w:val="VerbatimChar"/>
     <w:rPr>
+      <w:rFonts w:eastAsia="黑体"/>
       <w:b/>
       <w:color w:val="ff0000"/>
     </w:rPr>
@@ -15036,7 +15747,9 @@
   <w:style w:type="character" w:customStyle="1" w:styleId="NormalTok">
     <w:name w:val="NormalTok"/>
     <w:basedOn w:val="VerbatimChar"/>
-    <w:rPr/>
+    <w:rPr>
+      <w:rFonts w:eastAsia="黑体"/>
+    </w:rPr>
   </w:style>
 </w:styles>
 </file>
@@ -15085,12 +15798,12 @@
     <a:fontScheme name="Office">
       <a:majorFont>
         <a:latin typeface="Calibri"/>
-        <a:ea typeface=""/>
+        <a:ea typeface="黑体"/>
         <a:cs typeface=""/>
         <a:font script="Jpan" typeface="ＭＳ ゴシック"/>
         <a:font script="Hang" typeface="맑은 고딕"/>
-        <a:font script="Hans" typeface="宋体"/>
-        <a:font script="Hant" typeface="新細明體"/>
+        <a:font script="Hans" typeface="黑体"/>
+        <a:font script="Hant" typeface="黑体"/>
         <a:font script="Arab" typeface="Times New Roman"/>
         <a:font script="Hebr" typeface="Times New Roman"/>
         <a:font script="Thai" typeface="Angsana New"/>
@@ -15120,12 +15833,12 @@
       </a:majorFont>
       <a:minorFont>
         <a:latin typeface="Cambria"/>
-        <a:ea typeface=""/>
+        <a:ea typeface="黑体"/>
         <a:cs typeface=""/>
         <a:font script="Jpan" typeface="ＭＳ 明朝"/>
         <a:font script="Hang" typeface="맑은 고딕"/>
-        <a:font script="Hans" typeface="宋体"/>
-        <a:font script="Hant" typeface="新細明體"/>
+        <a:font script="Hans" typeface="黑体"/>
+        <a:font script="Hant" typeface="黑体"/>
         <a:font script="Arab" typeface="Arial"/>
         <a:font script="Hebr" typeface="Arial"/>
         <a:font script="Thai" typeface="Cordia New"/>

--- a/05-数字电路/03-单片机及嵌入式接口/矩阵键盘电路/矩阵键盘电路.docx
+++ b/05-数字电路/03-单片机及嵌入式接口/矩阵键盘电路/矩阵键盘电路.docx
@@ -2727,7 +2727,7 @@
           <w:color w:val="555555"/>
           <w:sz w:val="21"/>
         </w:rPr>
-        <w:t>材料收集者：杜文杰，WX手机：19519196569，QQ:3478827729</w:t>
+        <w:t>材料收集者：杜文杰，微信/手机：19519196569，QQ:3478827729</w:t>
       </w:r>
     </w:p>
     <w:sectPr>
